--- a/public/license-agreement/template.docx
+++ b/public/license-agreement/template.docx
@@ -173,7 +173,7 @@
           <w:rFonts w:asciiTheme="minorHAnsi" w:eastAsia="Calibri" w:hAnsiTheme="minorHAnsi" w:cstheme="minorHAnsi"/>
           <w:noProof/>
         </w:rPr>
-        <w:t xml:space="preserve">{Unit_Customer_Title}</w:t>
+        <w:t>{Unit_Customer_Title}</w:t>
       </w:r>
       <w:r>
         <w:rPr>
@@ -186,7 +186,7 @@
           <w:rFonts w:asciiTheme="minorHAnsi" w:eastAsia="Calibri" w:hAnsiTheme="minorHAnsi" w:cstheme="minorHAnsi"/>
           <w:noProof/>
         </w:rPr>
-        <w:t xml:space="preserve">{Unit_Customer_First_Name}</w:t>
+        <w:t>{Unit_Customer_First_Name}</w:t>
       </w:r>
       <w:r>
         <w:rPr>
@@ -199,7 +199,7 @@
           <w:rFonts w:asciiTheme="minorHAnsi" w:eastAsia="Calibri" w:hAnsiTheme="minorHAnsi" w:cstheme="minorHAnsi"/>
           <w:noProof/>
         </w:rPr>
-        <w:t xml:space="preserve">{Unit_Customer_Last_Name}</w:t>
+        <w:t>{Unit_Customer_Last_Name}</w:t>
       </w:r>
     </w:p>
     <w:p>
@@ -220,7 +220,7 @@
           <w:rFonts w:asciiTheme="minorHAnsi" w:eastAsia="Calibri" w:hAnsiTheme="minorHAnsi" w:cstheme="minorHAnsi"/>
           <w:noProof/>
         </w:rPr>
-        <w:t xml:space="preserve">{Unit_Licence_Start}</w:t>
+        <w:t>{Unit_Licence_Start}</w:t>
       </w:r>
     </w:p>
     <w:p>
@@ -241,7 +241,7 @@
           <w:rFonts w:asciiTheme="minorHAnsi" w:eastAsia="Calibri" w:hAnsiTheme="minorHAnsi" w:cstheme="minorHAnsi"/>
           <w:noProof/>
         </w:rPr>
-        <w:t xml:space="preserve">{Unit_Licence_End}</w:t>
+        <w:t>{Unit_Licence_End}</w:t>
       </w:r>
     </w:p>
     <w:p>
@@ -270,7 +270,7 @@
           <w:rFonts w:asciiTheme="minorHAnsi" w:eastAsia="Calibri" w:hAnsiTheme="minorHAnsi" w:cstheme="minorHAnsi"/>
           <w:noProof/>
         </w:rPr>
-        <w:t xml:space="preserve">{Unit_Make}</w:t>
+        <w:t>{Unit_Make}</w:t>
       </w:r>
       <w:r>
         <w:rPr>
@@ -283,7 +283,7 @@
           <w:rFonts w:asciiTheme="minorHAnsi" w:eastAsia="Calibri" w:hAnsiTheme="minorHAnsi" w:cstheme="minorHAnsi"/>
           <w:noProof/>
         </w:rPr>
-        <w:t xml:space="preserve">{Unit_Model}</w:t>
+        <w:t>{Unit_Model}</w:t>
       </w:r>
       <w:r>
         <w:rPr>
@@ -296,7 +296,7 @@
           <w:rFonts w:asciiTheme="minorHAnsi" w:eastAsia="Calibri" w:hAnsiTheme="minorHAnsi" w:cstheme="minorHAnsi"/>
           <w:noProof/>
         </w:rPr>
-        <w:t xml:space="preserve">{Unit_Length}</w:t>
+        <w:t>{Unit_Length}</w:t>
       </w:r>
       <w:r>
         <w:rPr>
@@ -309,7 +309,7 @@
           <w:rFonts w:asciiTheme="minorHAnsi" w:eastAsia="Calibri" w:hAnsiTheme="minorHAnsi" w:cstheme="minorHAnsi"/>
           <w:noProof/>
         </w:rPr>
-        <w:t xml:space="preserve">{Unit_Width}</w:t>
+        <w:t>{Unit_Width}</w:t>
       </w:r>
     </w:p>
     <w:p>
@@ -330,7 +330,7 @@
           <w:rFonts w:asciiTheme="minorHAnsi" w:eastAsia="Calibri" w:hAnsiTheme="minorHAnsi" w:cstheme="minorHAnsi"/>
           <w:noProof/>
         </w:rPr>
-        <w:t xml:space="preserve">{Unit_Site}</w:t>
+        <w:t>{Unit_Site}</w:t>
       </w:r>
     </w:p>
     <w:p>
@@ -979,7 +979,7 @@
                 <w:sz w:val="22"/>
                 <w:szCs w:val="22"/>
               </w:rPr>
-              <w:t xml:space="preserve">{Unit_Customer_Title}</w:t>
+              <w:t>{Unit_Customer_Title}</w:t>
             </w:r>
             <w:r>
               <w:rPr>
@@ -998,7 +998,7 @@
                 <w:sz w:val="22"/>
                 <w:szCs w:val="22"/>
               </w:rPr>
-              <w:t xml:space="preserve">{Unit_Customer_First_Name}</w:t>
+              <w:t>{Unit_Customer_First_Name}</w:t>
             </w:r>
             <w:r>
               <w:rPr>
@@ -1017,7 +1017,7 @@
                 <w:sz w:val="22"/>
                 <w:szCs w:val="22"/>
               </w:rPr>
-              <w:t xml:space="preserve">{Unit_Customer_Last_Name}</w:t>
+              <w:t>{Unit_Customer_Last_Name}</w:t>
             </w:r>
           </w:p>
         </w:tc>
@@ -1075,7 +1075,7 @@
                 <w:sz w:val="22"/>
                 <w:szCs w:val="22"/>
               </w:rPr>
-              <w:t xml:space="preserve">{Unit_Customer_Address_Line_1}</w:t>
+              <w:t>{Unit_Customer_Address_Line_1}</w:t>
             </w:r>
           </w:p>
           <w:p>
@@ -1095,7 +1095,7 @@
                 <w:sz w:val="22"/>
                 <w:szCs w:val="22"/>
               </w:rPr>
-              <w:t xml:space="preserve">{Unit_Customer_Address_Line_2}</w:t>
+              <w:t>{Unit_Customer_Address_Line_2}</w:t>
             </w:r>
           </w:p>
           <w:p>
@@ -1115,7 +1115,7 @@
                 <w:sz w:val="22"/>
                 <w:szCs w:val="22"/>
               </w:rPr>
-              <w:t xml:space="preserve">{Unit_Customer_Address_Line_3}</w:t>
+              <w:t>{Unit_Customer_Address_Line_3}</w:t>
             </w:r>
           </w:p>
           <w:p>
@@ -1135,7 +1135,7 @@
                 <w:sz w:val="22"/>
                 <w:szCs w:val="22"/>
               </w:rPr>
-              <w:t xml:space="preserve">{Unit_Customer_Address_CityTown}</w:t>
+              <w:t>{Unit_Customer_Address_CityTown}</w:t>
             </w:r>
           </w:p>
           <w:p>
@@ -1155,7 +1155,7 @@
                 <w:sz w:val="22"/>
                 <w:szCs w:val="22"/>
               </w:rPr>
-              <w:t xml:space="preserve">{Unit_Customer_Address_Country}</w:t>
+              <w:t>{Unit_Customer_Address_Country}</w:t>
             </w:r>
           </w:p>
           <w:p>
@@ -1175,7 +1175,7 @@
                 <w:sz w:val="22"/>
                 <w:szCs w:val="22"/>
               </w:rPr>
-              <w:t xml:space="preserve">{Unit_Customer_Address_Postcode}</w:t>
+              <w:t>{Unit_Customer_Address_Postcode}</w:t>
             </w:r>
           </w:p>
         </w:tc>
@@ -1232,7 +1232,7 @@
                 <w:sz w:val="22"/>
                 <w:szCs w:val="22"/>
               </w:rPr>
-              <w:t xml:space="preserve">{Unit_Customer_Telephone}</w:t>
+              <w:t>{Unit_Customer_Telephone}</w:t>
             </w:r>
             <w:r>
               <w:rPr>
@@ -1261,7 +1261,7 @@
                 <w:sz w:val="22"/>
                 <w:szCs w:val="22"/>
               </w:rPr>
-              <w:t xml:space="preserve">{Unit_Customer_Mobile}</w:t>
+              <w:t>{Unit_Customer_Mobile}</w:t>
             </w:r>
           </w:p>
         </w:tc>
@@ -1314,7 +1314,7 @@
                 <w:sz w:val="22"/>
                 <w:szCs w:val="22"/>
               </w:rPr>
-              <w:t xml:space="preserve">{Unit_Customer_Email}</w:t>
+              <w:t>{Unit_Customer_Email}</w:t>
             </w:r>
           </w:p>
         </w:tc>
@@ -1553,10 +1553,10 @@
         <w:tblLook w:val="01E0" w:firstRow="1" w:lastRow="1" w:firstColumn="1" w:lastColumn="1" w:noHBand="0" w:noVBand="0"/>
       </w:tblPr>
       <w:tblGrid>
-        <w:gridCol w:w="2765"/>
-        <w:gridCol w:w="2363"/>
-        <w:gridCol w:w="2347"/>
-        <w:gridCol w:w="2981"/>
+        <w:gridCol w:w="2798"/>
+        <w:gridCol w:w="2364"/>
+        <w:gridCol w:w="2364"/>
+        <w:gridCol w:w="2930"/>
       </w:tblGrid>
       <w:tr>
         <w:trPr>
@@ -1610,7 +1610,7 @@
                 <w:sz w:val="22"/>
                 <w:szCs w:val="22"/>
               </w:rPr>
-              <w:t xml:space="preserve">{Unit_Make}</w:t>
+              <w:t>{Unit_Make}</w:t>
             </w:r>
           </w:p>
         </w:tc>
@@ -1662,7 +1662,7 @@
                 <w:sz w:val="22"/>
                 <w:szCs w:val="22"/>
               </w:rPr>
-              <w:t xml:space="preserve">{Unit_Model}</w:t>
+              <w:t>{Unit_Model}</w:t>
             </w:r>
             <w:r>
               <w:rPr>
@@ -1681,9 +1681,8 @@
                 <w:sz w:val="22"/>
                 <w:szCs w:val="22"/>
               </w:rPr>
-              <w:t xml:space="preserve">{Unit_Length}</w:t>
-            </w:r>
-            <w:proofErr w:type="spellStart"/>
+              <w:t>{Unit_Length}</w:t>
+            </w:r>
             <w:r>
               <w:rPr>
                 <w:rFonts w:asciiTheme="minorHAnsi" w:hAnsiTheme="minorHAnsi" w:cstheme="minorHAnsi"/>
@@ -1701,7 +1700,7 @@
                 <w:sz w:val="22"/>
                 <w:szCs w:val="22"/>
               </w:rPr>
-              <w:t xml:space="preserve">{Unit_Width}</w:t>
+              <w:t>{Unit_Width}</w:t>
             </w:r>
           </w:p>
         </w:tc>
@@ -1759,7 +1758,7 @@
                 <w:sz w:val="22"/>
                 <w:szCs w:val="22"/>
               </w:rPr>
-              <w:t xml:space="preserve">{Unit_Year}</w:t>
+              <w:t>{Unit_Year}</w:t>
             </w:r>
           </w:p>
         </w:tc>
@@ -1843,7 +1842,7 @@
                 <w:sz w:val="22"/>
                 <w:szCs w:val="22"/>
               </w:rPr>
-              <w:t xml:space="preserve">{Unit_Serial_Number}</w:t>
+              <w:t>{Unit_Serial_Number}</w:t>
             </w:r>
           </w:p>
         </w:tc>
@@ -1996,7 +1995,7 @@
                 <w:sz w:val="22"/>
                 <w:szCs w:val="22"/>
               </w:rPr>
-              <w:t xml:space="preserve">{Unit_Site}</w:t>
+              <w:t>{Unit_Site}</w:t>
             </w:r>
           </w:p>
         </w:tc>
@@ -2228,6 +2227,7 @@
                 <w:sz w:val="22"/>
                 <w:szCs w:val="18"/>
               </w:rPr>
+              <w:lastRenderedPageBreak/>
               <w:t xml:space="preserve">We may offer to buy your Holiday Caravan back from you. However, we cannot promise to do so or guarantee our offer price because the market and our business needs change from time to time. </w:t>
             </w:r>
           </w:p>
@@ -2245,7 +2245,6 @@
                 <w:sz w:val="22"/>
                 <w:szCs w:val="18"/>
               </w:rPr>
-              <w:lastRenderedPageBreak/>
               <w:t> </w:t>
             </w:r>
           </w:p>
@@ -2536,7 +2535,7 @@
               </w:rPr>
             </w:pPr>
             <w:r>
-              <w:t xml:space="preserve">{#included_items}{description}</w:t>
+              <w:t>{#included_items}{description}</w:t>
             </w:r>
           </w:p>
         </w:tc>
@@ -2555,7 +2554,7 @@
               </w:rPr>
             </w:pPr>
             <w:r>
-              <w:t xml:space="preserve">{amount}{/included_items}</w:t>
+              <w:t>{amount}{/included_items}</w:t>
             </w:r>
           </w:p>
         </w:tc>
@@ -2603,7 +2602,7 @@
               </w:rPr>
             </w:pPr>
             <w:r>
-              <w:t xml:space="preserve">{agreed_purchase_price}</w:t>
+              <w:t>{agreed_purchase_price}</w:t>
             </w:r>
           </w:p>
         </w:tc>
@@ -2681,7 +2680,7 @@
               </w:rPr>
             </w:pPr>
             <w:r>
-              <w:t xml:space="preserve">{#additional_items}{description}</w:t>
+              <w:t>{#additional_items}{description}</w:t>
             </w:r>
           </w:p>
         </w:tc>
@@ -2699,7 +2698,7 @@
               </w:rPr>
             </w:pPr>
             <w:r>
-              <w:t xml:space="preserve">{amount}{/additional_items}</w:t>
+              <w:t>{amount}{/additional_items}</w:t>
             </w:r>
           </w:p>
         </w:tc>
@@ -2814,7 +2813,7 @@
               </w:rPr>
             </w:pPr>
             <w:r>
-              <w:t xml:space="preserve">{agreed_total_purchase_price}</w:t>
+              <w:t>{agreed_total_purchase_price}</w:t>
             </w:r>
           </w:p>
         </w:tc>
@@ -2990,7 +2989,7 @@
               </w:rPr>
             </w:pPr>
             <w:r>
-              <w:t xml:space="preserve">{deposit_amount}</w:t>
+              <w:t>{deposit_amount}</w:t>
             </w:r>
           </w:p>
         </w:tc>
@@ -3012,7 +3011,7 @@
               </w:rPr>
             </w:pPr>
             <w:r>
-              <w:t xml:space="preserve">{deposit_date}</w:t>
+              <w:t>{deposit_date}</w:t>
             </w:r>
           </w:p>
         </w:tc>
@@ -3068,7 +3067,7 @@
               </w:rPr>
             </w:pPr>
             <w:r>
-              <w:t xml:space="preserve">{partex_amount}</w:t>
+              <w:t>{partex_amount}</w:t>
             </w:r>
           </w:p>
         </w:tc>
@@ -3091,7 +3090,7 @@
               </w:rPr>
             </w:pPr>
             <w:r>
-              <w:t xml:space="preserve">{partex_date}</w:t>
+              <w:t>{partex_date}</w:t>
             </w:r>
           </w:p>
         </w:tc>
@@ -3147,7 +3146,7 @@
               </w:rPr>
             </w:pPr>
             <w:r>
-              <w:t xml:space="preserve">{balance_amount}</w:t>
+              <w:t>{balance_amount}</w:t>
             </w:r>
           </w:p>
         </w:tc>
@@ -3169,7 +3168,7 @@
               </w:rPr>
             </w:pPr>
             <w:r>
-              <w:t xml:space="preserve">{balance_date}</w:t>
+              <w:t>{balance_date}</w:t>
             </w:r>
           </w:p>
         </w:tc>
@@ -3208,10 +3207,10 @@
         <w:tblLook w:val="01E0" w:firstRow="1" w:lastRow="1" w:firstColumn="1" w:lastColumn="1" w:noHBand="0" w:noVBand="0"/>
       </w:tblPr>
       <w:tblGrid>
-        <w:gridCol w:w="2122"/>
-        <w:gridCol w:w="2980"/>
-        <w:gridCol w:w="2246"/>
-        <w:gridCol w:w="3137"/>
+        <w:gridCol w:w="2069"/>
+        <w:gridCol w:w="2920"/>
+        <w:gridCol w:w="2184"/>
+        <w:gridCol w:w="3312"/>
       </w:tblGrid>
       <w:tr>
         <w:tc>
@@ -3297,7 +3296,7 @@
               </w:rPr>
             </w:pPr>
             <w:r>
-              <w:t xml:space="preserve">{completion_date}</w:t>
+              <w:t>{completion_date}</w:t>
             </w:r>
           </w:p>
         </w:tc>
@@ -3366,7 +3365,7 @@
               </w:rPr>
             </w:pPr>
             <w:r>
-              <w:t xml:space="preserve">{estimated_completion_date}</w:t>
+              <w:t>{estimated_completion_date}</w:t>
             </w:r>
           </w:p>
         </w:tc>
@@ -3385,6 +3384,12 @@
           <w:rFonts w:asciiTheme="minorHAnsi" w:hAnsiTheme="minorHAnsi" w:cstheme="minorHAnsi"/>
         </w:rPr>
       </w:pPr>
+      <w:r>
+        <w:rPr>
+          <w:rFonts w:asciiTheme="minorHAnsi" w:hAnsiTheme="minorHAnsi" w:cstheme="minorHAnsi"/>
+        </w:rPr>
+        <w:br w:type="page"/>
+      </w:r>
     </w:p>
     <w:p>
       <w:pPr>
@@ -3402,6 +3407,7 @@
           <w:sz w:val="28"/>
           <w:szCs w:val="28"/>
         </w:rPr>
+        <w:lastRenderedPageBreak/>
         <w:t>AUTHORISED MEANS OF PAYMENT</w:t>
       </w:r>
     </w:p>
@@ -3594,7 +3600,7 @@
                 <w:noProof/>
                 <w:sz w:val="20"/>
               </w:rPr>
-              <w:t xml:space="preserve">{Unit_Site}</w:t>
+              <w:t>{Unit_Site}</w:t>
             </w:r>
           </w:p>
           <w:p>
@@ -3919,7 +3925,7 @@
                 <w:sz w:val="22"/>
                 <w:szCs w:val="22"/>
               </w:rPr>
-              <w:t xml:space="preserve">{special_terms}</w:t>
+              <w:t>{special_terms}</w:t>
             </w:r>
           </w:p>
         </w:tc>
@@ -6393,17 +6399,6 @@
           </w:tcPr>
           <w:p>
             <w:pPr>
-              <w:jc w:val="right"/>
-              <w:rPr>
-                <w:rFonts w:asciiTheme="minorHAnsi" w:hAnsiTheme="minorHAnsi" w:cstheme="minorHAnsi"/>
-                <w:i/>
-                <w:sz w:val="22"/>
-                <w:szCs w:val="22"/>
-              </w:rPr>
-            </w:pPr>
-          </w:p>
-          <w:p>
-            <w:pPr>
               <w:tabs>
                 <w:tab w:val="left" w:pos="3696"/>
               </w:tabs>
@@ -6414,45 +6409,41 @@
                 <w:szCs w:val="22"/>
               </w:rPr>
             </w:pPr>
-            <w:r>
+          </w:p>
+          <w:p>
+            <w:r>
+              <w:t>{#signees}</w:t>
+            </w:r>
+          </w:p>
+          <w:p>
+            <w:pPr>
+              <w:jc w:val="center"/>
               <w:rPr>
                 <w:rFonts w:asciiTheme="minorHAnsi" w:hAnsiTheme="minorHAnsi" w:cstheme="minorHAnsi"/>
                 <w:i/>
                 <w:sz w:val="22"/>
                 <w:szCs w:val="22"/>
               </w:rPr>
-              <w:tab/>
-            </w:r>
-          </w:p>
-          <w:p>
-            <w:pPr>
-              <w:tabs>
-                <w:tab w:val="left" w:pos="3696"/>
-              </w:tabs>
+            </w:pPr>
+            <w:proofErr w:type="gramStart"/>
+            <w:r>
               <w:rPr>
                 <w:rFonts w:asciiTheme="minorHAnsi" w:hAnsiTheme="minorHAnsi" w:cstheme="minorHAnsi"/>
                 <w:i/>
                 <w:sz w:val="22"/>
                 <w:szCs w:val="22"/>
               </w:rPr>
-            </w:pPr>
-          </w:p>
-          <w:p>
-            <w:pPr>
-              <w:tabs>
-                <w:tab w:val="left" w:pos="3696"/>
-              </w:tabs>
+              <w:t>Signed:_</w:t>
+            </w:r>
+            <w:proofErr w:type="gramEnd"/>
+            <w:r>
               <w:rPr>
                 <w:rFonts w:asciiTheme="minorHAnsi" w:hAnsiTheme="minorHAnsi" w:cstheme="minorHAnsi"/>
                 <w:i/>
                 <w:sz w:val="22"/>
                 <w:szCs w:val="22"/>
               </w:rPr>
-            </w:pPr>
-          </w:p>
-          <w:p>
-            <w:r>
-              <w:t>{#signees}</w:t>
+              <w:t>____________________________________________</w:t>
             </w:r>
           </w:p>
           <w:p>
@@ -6465,7 +6456,6 @@
                 <w:szCs w:val="22"/>
               </w:rPr>
             </w:pPr>
-            <w:proofErr w:type="gramStart"/>
             <w:r>
               <w:rPr>
                 <w:rFonts w:asciiTheme="minorHAnsi" w:hAnsiTheme="minorHAnsi" w:cstheme="minorHAnsi"/>
@@ -6473,37 +6463,7 @@
                 <w:sz w:val="22"/>
                 <w:szCs w:val="22"/>
               </w:rPr>
-              <w:t>Signed:_</w:t>
-            </w:r>
-            <w:proofErr w:type="gramEnd"/>
-            <w:r>
-              <w:rPr>
-                <w:rFonts w:asciiTheme="minorHAnsi" w:hAnsiTheme="minorHAnsi" w:cstheme="minorHAnsi"/>
-                <w:i/>
-                <w:sz w:val="22"/>
-                <w:szCs w:val="22"/>
-              </w:rPr>
-              <w:t>____________________________________________</w:t>
-            </w:r>
-          </w:p>
-          <w:p>
-            <w:pPr>
-              <w:jc w:val="center"/>
-              <w:rPr>
-                <w:rFonts w:asciiTheme="minorHAnsi" w:hAnsiTheme="minorHAnsi" w:cstheme="minorHAnsi"/>
-                <w:i/>
-                <w:sz w:val="22"/>
-                <w:szCs w:val="22"/>
-              </w:rPr>
-            </w:pPr>
-            <w:r>
-              <w:rPr>
-                <w:rFonts w:asciiTheme="minorHAnsi" w:hAnsiTheme="minorHAnsi" w:cstheme="minorHAnsi"/>
-                <w:i/>
-                <w:sz w:val="22"/>
-                <w:szCs w:val="22"/>
-              </w:rPr>
-              <w:t xml:space="preserve">Name: {.}</w:t>
+              <w:t>Name: {.}</w:t>
             </w:r>
           </w:p>
           <w:p>
@@ -6513,51 +6473,6 @@
           </w:p>
           <w:p>
             <w:pPr>
-              <w:jc w:val="center"/>
-              <w:rPr>
-                <w:rFonts w:asciiTheme="minorHAnsi" w:hAnsiTheme="minorHAnsi" w:cstheme="minorHAnsi"/>
-                <w:i/>
-                <w:sz w:val="22"/>
-                <w:szCs w:val="22"/>
-              </w:rPr>
-            </w:pPr>
-          </w:p>
-          <w:p>
-            <w:pPr>
-              <w:jc w:val="center"/>
-              <w:rPr>
-                <w:rFonts w:asciiTheme="minorHAnsi" w:hAnsiTheme="minorHAnsi" w:cstheme="minorHAnsi"/>
-                <w:i/>
-                <w:sz w:val="22"/>
-                <w:szCs w:val="22"/>
-              </w:rPr>
-            </w:pPr>
-          </w:p>
-          <w:p>
-            <w:pPr>
-              <w:jc w:val="center"/>
-              <w:rPr>
-                <w:rFonts w:asciiTheme="minorHAnsi" w:hAnsiTheme="minorHAnsi" w:cstheme="minorHAnsi"/>
-                <w:i/>
-                <w:sz w:val="22"/>
-                <w:szCs w:val="22"/>
-              </w:rPr>
-            </w:pPr>
-          </w:p>
-          <w:p>
-            <w:pPr>
-              <w:jc w:val="center"/>
-              <w:rPr>
-                <w:rFonts w:asciiTheme="minorHAnsi" w:hAnsiTheme="minorHAnsi" w:cstheme="minorHAnsi"/>
-                <w:i/>
-                <w:sz w:val="22"/>
-                <w:szCs w:val="22"/>
-              </w:rPr>
-            </w:pPr>
-          </w:p>
-          <w:p>
-            <w:pPr>
-              <w:jc w:val="right"/>
               <w:rPr>
                 <w:rFonts w:asciiTheme="minorHAnsi" w:hAnsiTheme="minorHAnsi" w:cstheme="minorHAnsi"/>
                 <w:i/>
@@ -7368,50 +7283,6 @@
     </w:p>
     <w:p>
       <w:pPr>
-        <w:rPr>
-          <w:rFonts w:asciiTheme="minorHAnsi" w:hAnsiTheme="minorHAnsi" w:cstheme="minorHAnsi"/>
-          <w:b/>
-          <w:color w:val="800000"/>
-          <w:sz w:val="28"/>
-          <w:szCs w:val="28"/>
-        </w:rPr>
-      </w:pPr>
-      <w:r>
-        <w:rPr>
-          <w:rFonts w:asciiTheme="minorHAnsi" w:hAnsiTheme="minorHAnsi" w:cstheme="minorHAnsi"/>
-          <w:b/>
-          <w:color w:val="800000"/>
-          <w:sz w:val="28"/>
-          <w:szCs w:val="28"/>
-        </w:rPr>
-        <w:lastRenderedPageBreak/>
-        <w:br w:type="page"/>
-      </w:r>
-    </w:p>
-    <w:p>
-      <w:pPr>
-        <w:rPr>
-          <w:rFonts w:asciiTheme="minorHAnsi" w:hAnsiTheme="minorHAnsi" w:cstheme="minorHAnsi"/>
-          <w:b/>
-          <w:color w:val="800000"/>
-          <w:sz w:val="22"/>
-          <w:szCs w:val="22"/>
-        </w:rPr>
-      </w:pPr>
-    </w:p>
-    <w:p>
-      <w:pPr>
-        <w:rPr>
-          <w:rFonts w:asciiTheme="minorHAnsi" w:hAnsiTheme="minorHAnsi" w:cstheme="minorHAnsi"/>
-          <w:b/>
-          <w:color w:val="800000"/>
-          <w:sz w:val="22"/>
-          <w:szCs w:val="22"/>
-        </w:rPr>
-      </w:pPr>
-    </w:p>
-    <w:p>
-      <w:pPr>
         <w:jc w:val="center"/>
         <w:rPr>
           <w:rFonts w:asciiTheme="minorHAnsi" w:hAnsiTheme="minorHAnsi" w:cstheme="minorHAnsi"/>
@@ -7427,6 +7298,7 @@
           <w:rFonts w:asciiTheme="minorHAnsi" w:hAnsiTheme="minorHAnsi" w:cstheme="minorHAnsi"/>
           <w:noProof/>
         </w:rPr>
+        <w:lastRenderedPageBreak/>
         <w:drawing>
           <wp:inline distT="0" distB="0" distL="0" distR="0" wp14:anchorId="1A430CA0" wp14:editId="194827A6">
             <wp:extent cx="1456055" cy="961940"/>
@@ -7563,7 +7435,7 @@
           <w:rFonts w:asciiTheme="minorHAnsi" w:eastAsia="Calibri" w:hAnsiTheme="minorHAnsi" w:cstheme="minorHAnsi"/>
           <w:noProof/>
         </w:rPr>
-        <w:t xml:space="preserve">{Unit_Customer_Title}</w:t>
+        <w:t>{Unit_Customer_Title}</w:t>
       </w:r>
       <w:r>
         <w:rPr>
@@ -7576,7 +7448,7 @@
           <w:rFonts w:asciiTheme="minorHAnsi" w:eastAsia="Calibri" w:hAnsiTheme="minorHAnsi" w:cstheme="minorHAnsi"/>
           <w:noProof/>
         </w:rPr>
-        <w:t xml:space="preserve">{Unit_Customer_First_Name}</w:t>
+        <w:t>{Unit_Customer_First_Name}</w:t>
       </w:r>
       <w:r>
         <w:rPr>
@@ -7589,7 +7461,7 @@
           <w:rFonts w:asciiTheme="minorHAnsi" w:eastAsia="Calibri" w:hAnsiTheme="minorHAnsi" w:cstheme="minorHAnsi"/>
           <w:noProof/>
         </w:rPr>
-        <w:t xml:space="preserve">{Unit_Customer_Last_Name}</w:t>
+        <w:t>{Unit_Customer_Last_Name}</w:t>
       </w:r>
     </w:p>
     <w:p>
@@ -7610,7 +7482,7 @@
           <w:rFonts w:asciiTheme="minorHAnsi" w:eastAsia="Calibri" w:hAnsiTheme="minorHAnsi" w:cstheme="minorHAnsi"/>
           <w:noProof/>
         </w:rPr>
-        <w:t xml:space="preserve">{Unit_Licence_Start}</w:t>
+        <w:t>{Unit_Licence_Start}</w:t>
       </w:r>
     </w:p>
     <w:p>
@@ -7631,7 +7503,7 @@
           <w:rFonts w:asciiTheme="minorHAnsi" w:eastAsia="Calibri" w:hAnsiTheme="minorHAnsi" w:cstheme="minorHAnsi"/>
           <w:noProof/>
         </w:rPr>
-        <w:t xml:space="preserve">{Unit_Licence_End}</w:t>
+        <w:t>{Unit_Licence_End}</w:t>
       </w:r>
     </w:p>
     <w:p>
@@ -7660,7 +7532,7 @@
           <w:rFonts w:asciiTheme="minorHAnsi" w:eastAsia="Calibri" w:hAnsiTheme="minorHAnsi" w:cstheme="minorHAnsi"/>
           <w:noProof/>
         </w:rPr>
-        <w:t xml:space="preserve">{Unit_Make}</w:t>
+        <w:t>{Unit_Make}</w:t>
       </w:r>
       <w:r>
         <w:rPr>
@@ -7673,7 +7545,7 @@
           <w:rFonts w:asciiTheme="minorHAnsi" w:eastAsia="Calibri" w:hAnsiTheme="minorHAnsi" w:cstheme="minorHAnsi"/>
           <w:noProof/>
         </w:rPr>
-        <w:t xml:space="preserve">{Unit_Model}</w:t>
+        <w:t>{Unit_Model}</w:t>
       </w:r>
       <w:r>
         <w:rPr>
@@ -7686,7 +7558,7 @@
           <w:rFonts w:asciiTheme="minorHAnsi" w:eastAsia="Calibri" w:hAnsiTheme="minorHAnsi" w:cstheme="minorHAnsi"/>
           <w:noProof/>
         </w:rPr>
-        <w:t xml:space="preserve">{Unit_Length}</w:t>
+        <w:t>{Unit_Length}</w:t>
       </w:r>
       <w:r>
         <w:rPr>
@@ -7699,7 +7571,7 @@
           <w:rFonts w:asciiTheme="minorHAnsi" w:eastAsia="Calibri" w:hAnsiTheme="minorHAnsi" w:cstheme="minorHAnsi"/>
           <w:noProof/>
         </w:rPr>
-        <w:t xml:space="preserve">{Unit_Width}</w:t>
+        <w:t>{Unit_Width}</w:t>
       </w:r>
     </w:p>
     <w:p>
@@ -7720,7 +7592,7 @@
           <w:rFonts w:asciiTheme="minorHAnsi" w:eastAsia="Calibri" w:hAnsiTheme="minorHAnsi" w:cstheme="minorHAnsi"/>
           <w:noProof/>
         </w:rPr>
-        <w:t xml:space="preserve">{Unit_Site}</w:t>
+        <w:t>{Unit_Site}</w:t>
       </w:r>
     </w:p>
     <w:p>
@@ -8873,7 +8745,7 @@
                 <w:sz w:val="22"/>
                 <w:szCs w:val="22"/>
               </w:rPr>
-              <w:t xml:space="preserve">{Unit_Licence_Start}</w:t>
+              <w:t>{Unit_Licence_Start}</w:t>
             </w:r>
           </w:p>
         </w:tc>
@@ -8925,7 +8797,7 @@
                 <w:sz w:val="22"/>
                 <w:szCs w:val="22"/>
               </w:rPr>
-              <w:t xml:space="preserve">{Unit_Licence_End}</w:t>
+              <w:t>{Unit_Licence_End}</w:t>
             </w:r>
           </w:p>
         </w:tc>
@@ -9734,10 +9606,10 @@
         <w:tblLook w:val="01E0" w:firstRow="1" w:lastRow="1" w:firstColumn="1" w:lastColumn="1" w:noHBand="0" w:noVBand="0"/>
       </w:tblPr>
       <w:tblGrid>
-        <w:gridCol w:w="1025"/>
-        <w:gridCol w:w="3378"/>
-        <w:gridCol w:w="1163"/>
-        <w:gridCol w:w="4891"/>
+        <w:gridCol w:w="1046"/>
+        <w:gridCol w:w="3377"/>
+        <w:gridCol w:w="1187"/>
+        <w:gridCol w:w="4847"/>
       </w:tblGrid>
       <w:tr>
         <w:trPr>
@@ -9791,7 +9663,7 @@
                 <w:sz w:val="22"/>
                 <w:szCs w:val="22"/>
               </w:rPr>
-              <w:t xml:space="preserve">{Unit_Customer_Title}</w:t>
+              <w:t>{Unit_Customer_Title}</w:t>
             </w:r>
             <w:r>
               <w:rPr>
@@ -9820,7 +9692,7 @@
                 <w:sz w:val="22"/>
                 <w:szCs w:val="22"/>
               </w:rPr>
-              <w:t xml:space="preserve">{Unit_Customer_First_Name}</w:t>
+              <w:t>{Unit_Customer_First_Name}</w:t>
             </w:r>
             <w:r>
               <w:rPr>
@@ -9839,7 +9711,7 @@
                 <w:sz w:val="22"/>
                 <w:szCs w:val="22"/>
               </w:rPr>
-              <w:t xml:space="preserve">{Unit_Customer_Last_Name}</w:t>
+              <w:t>{Unit_Customer_Last_Name}</w:t>
             </w:r>
           </w:p>
         </w:tc>
@@ -9891,17 +9763,7 @@
                 <w:sz w:val="22"/>
                 <w:szCs w:val="22"/>
               </w:rPr>
-              <w:t xml:space="preserve">{Unit_Customer_Telephone}</w:t>
-            </w:r>
-            <w:r>
-              <w:rPr>
-                <w:rFonts w:asciiTheme="minorHAnsi" w:hAnsiTheme="minorHAnsi" w:cstheme="minorHAnsi"/>
-                <w:b/>
-                <w:noProof/>
-                <w:sz w:val="22"/>
-                <w:szCs w:val="22"/>
-              </w:rPr>
-              <w:t xml:space="preserve">{Unit_Customer_Mobile}</w:t>
+              <w:t>{Unit_Customer_Telephone}{Unit_Customer_Mobile}</w:t>
             </w:r>
           </w:p>
         </w:tc>
@@ -9994,7 +9856,7 @@
                 <w:sz w:val="22"/>
                 <w:szCs w:val="22"/>
               </w:rPr>
-              <w:t xml:space="preserve">{Unit_Customer_Address_Line_1}</w:t>
+              <w:t>{Unit_Customer_Address_Line_1}</w:t>
             </w:r>
           </w:p>
           <w:p>
@@ -10014,7 +9876,7 @@
                 <w:sz w:val="22"/>
                 <w:szCs w:val="22"/>
               </w:rPr>
-              <w:t xml:space="preserve">{Unit_Customer_Address_Line_2}</w:t>
+              <w:t>{Unit_Customer_Address_Line_2}</w:t>
             </w:r>
           </w:p>
           <w:p>
@@ -10034,7 +9896,7 @@
                 <w:sz w:val="22"/>
                 <w:szCs w:val="22"/>
               </w:rPr>
-              <w:t xml:space="preserve">{Unit_Customer_Address_Line_3}</w:t>
+              <w:t>{Unit_Customer_Address_Line_3}</w:t>
             </w:r>
           </w:p>
           <w:p>
@@ -10054,7 +9916,7 @@
                 <w:sz w:val="22"/>
                 <w:szCs w:val="22"/>
               </w:rPr>
-              <w:t xml:space="preserve">{Unit_Customer_Address_CityTown}</w:t>
+              <w:t>{Unit_Customer_Address_CityTown}</w:t>
             </w:r>
           </w:p>
           <w:p>
@@ -10074,7 +9936,7 @@
                 <w:sz w:val="22"/>
                 <w:szCs w:val="22"/>
               </w:rPr>
-              <w:t xml:space="preserve">{Unit_Customer_Address_Country}</w:t>
+              <w:t>{Unit_Customer_Address_Country}</w:t>
             </w:r>
           </w:p>
           <w:p>
@@ -10094,7 +9956,7 @@
                 <w:sz w:val="22"/>
                 <w:szCs w:val="22"/>
               </w:rPr>
-              <w:t xml:space="preserve">{Unit_Customer_Address_Postcode}</w:t>
+              <w:t>{Unit_Customer_Address_Postcode}</w:t>
             </w:r>
           </w:p>
         </w:tc>
@@ -10146,7 +10008,7 @@
                 <w:sz w:val="22"/>
                 <w:szCs w:val="22"/>
               </w:rPr>
-              <w:t xml:space="preserve">{Unit_Customer_Email}</w:t>
+              <w:t>{Unit_Customer_Email}</w:t>
             </w:r>
           </w:p>
         </w:tc>
@@ -10580,10 +10442,10 @@
         <w:tblLook w:val="01E0" w:firstRow="1" w:lastRow="1" w:firstColumn="1" w:lastColumn="1" w:noHBand="0" w:noVBand="0"/>
       </w:tblPr>
       <w:tblGrid>
-        <w:gridCol w:w="2765"/>
-        <w:gridCol w:w="2363"/>
-        <w:gridCol w:w="2347"/>
-        <w:gridCol w:w="2981"/>
+        <w:gridCol w:w="2798"/>
+        <w:gridCol w:w="2364"/>
+        <w:gridCol w:w="2364"/>
+        <w:gridCol w:w="2930"/>
       </w:tblGrid>
       <w:tr>
         <w:trPr>
@@ -10637,7 +10499,7 @@
                 <w:sz w:val="22"/>
                 <w:szCs w:val="22"/>
               </w:rPr>
-              <w:t xml:space="preserve">{Unit_Make}</w:t>
+              <w:t>{Unit_Make}</w:t>
             </w:r>
           </w:p>
         </w:tc>
@@ -10698,7 +10560,7 @@
                 <w:sz w:val="22"/>
                 <w:szCs w:val="22"/>
               </w:rPr>
-              <w:t xml:space="preserve">{Unit_Model}</w:t>
+              <w:t>{Unit_Model}</w:t>
             </w:r>
             <w:r>
               <w:rPr>
@@ -10717,9 +10579,8 @@
                 <w:sz w:val="22"/>
                 <w:szCs w:val="22"/>
               </w:rPr>
-              <w:t xml:space="preserve">{Unit_Length}</w:t>
-            </w:r>
-            <w:proofErr w:type="spellStart"/>
+              <w:t>{Unit_Length}</w:t>
+            </w:r>
             <w:r>
               <w:rPr>
                 <w:rFonts w:asciiTheme="minorHAnsi" w:hAnsiTheme="minorHAnsi" w:cstheme="minorHAnsi"/>
@@ -10737,7 +10598,7 @@
                 <w:sz w:val="22"/>
                 <w:szCs w:val="22"/>
               </w:rPr>
-              <w:t xml:space="preserve">{Unit_Width}</w:t>
+              <w:t>{Unit_Width}</w:t>
             </w:r>
           </w:p>
         </w:tc>
@@ -10795,7 +10656,7 @@
                 <w:sz w:val="22"/>
                 <w:szCs w:val="22"/>
               </w:rPr>
-              <w:t xml:space="preserve">{Unit_Year}</w:t>
+              <w:t>{Unit_Year}</w:t>
             </w:r>
           </w:p>
         </w:tc>
@@ -10879,7 +10740,7 @@
                 <w:sz w:val="22"/>
                 <w:szCs w:val="22"/>
               </w:rPr>
-              <w:t xml:space="preserve">{Unit_Serial_Number}</w:t>
+              <w:t>{Unit_Serial_Number}</w:t>
             </w:r>
           </w:p>
         </w:tc>
@@ -11032,7 +10893,7 @@
                 <w:sz w:val="22"/>
                 <w:szCs w:val="22"/>
               </w:rPr>
-              <w:t xml:space="preserve">{Unit_Site}</w:t>
+              <w:t>{Unit_Site}</w:t>
             </w:r>
           </w:p>
         </w:tc>
@@ -11825,64 +11686,70 @@
               <w:rPr>
                 <w:rFonts w:asciiTheme="minorHAnsi" w:hAnsiTheme="minorHAnsi" w:cstheme="minorHAnsi"/>
               </w:rPr>
+              <w:t xml:space="preserve">Each year, you need to give us a copy of your insurance details to prove you have insurance. You must also pay </w:t>
+            </w:r>
+            <w:r>
+              <w:rPr>
+                <w:rFonts w:asciiTheme="minorHAnsi" w:hAnsiTheme="minorHAnsi" w:cstheme="minorHAnsi"/>
+              </w:rPr>
+              <w:t xml:space="preserve">the </w:t>
+            </w:r>
+            <w:r>
+              <w:rPr>
+                <w:rFonts w:asciiTheme="minorHAnsi" w:hAnsiTheme="minorHAnsi" w:cstheme="minorHAnsi"/>
+              </w:rPr>
+              <w:t xml:space="preserve">yearly fee </w:t>
+            </w:r>
+            <w:r>
+              <w:rPr>
+                <w:rFonts w:asciiTheme="minorHAnsi" w:hAnsiTheme="minorHAnsi" w:cstheme="minorHAnsi"/>
+              </w:rPr>
+              <w:t xml:space="preserve">shown below </w:t>
+            </w:r>
+            <w:r>
+              <w:rPr>
+                <w:rFonts w:asciiTheme="minorHAnsi" w:hAnsiTheme="minorHAnsi" w:cstheme="minorHAnsi"/>
+              </w:rPr>
+              <w:t>plus VAT for us to check your insurance</w:t>
+            </w:r>
+            <w:r>
+              <w:rPr>
+                <w:rFonts w:asciiTheme="minorHAnsi" w:hAnsiTheme="minorHAnsi" w:cstheme="minorHAnsi"/>
+              </w:rPr>
+              <w:t xml:space="preserve"> (</w:t>
+            </w:r>
+            <w:r>
+              <w:rPr>
+                <w:rFonts w:asciiTheme="minorHAnsi" w:hAnsiTheme="minorHAnsi" w:cstheme="minorHAnsi"/>
+                <w:b/>
+                <w:bCs/>
+              </w:rPr>
+              <w:t>Insurance Check Fee)</w:t>
+            </w:r>
+            <w:r>
+              <w:rPr>
+                <w:rFonts w:asciiTheme="minorHAnsi" w:hAnsiTheme="minorHAnsi" w:cstheme="minorHAnsi"/>
+              </w:rPr>
+              <w:t xml:space="preserve">. </w:t>
+            </w:r>
+            <w:r>
+              <w:rPr>
+                <w:rFonts w:asciiTheme="minorHAnsi" w:hAnsiTheme="minorHAnsi" w:cstheme="minorHAnsi"/>
+              </w:rPr>
+              <w:t>Each year, we</w:t>
+            </w:r>
+            <w:r>
+              <w:rPr>
+                <w:rFonts w:asciiTheme="minorHAnsi" w:hAnsiTheme="minorHAnsi" w:cstheme="minorHAnsi"/>
+              </w:rPr>
+              <w:t xml:space="preserve"> </w:t>
+            </w:r>
+            <w:r>
+              <w:rPr>
+                <w:rFonts w:asciiTheme="minorHAnsi" w:hAnsiTheme="minorHAnsi" w:cstheme="minorHAnsi"/>
+              </w:rPr>
               <w:lastRenderedPageBreak/>
-              <w:t xml:space="preserve">Each year, you need to give us a copy of your insurance details to prove you have insurance. You must also pay </w:t>
-            </w:r>
-            <w:r>
-              <w:rPr>
-                <w:rFonts w:asciiTheme="minorHAnsi" w:hAnsiTheme="minorHAnsi" w:cstheme="minorHAnsi"/>
-              </w:rPr>
-              <w:t xml:space="preserve">the </w:t>
-            </w:r>
-            <w:r>
-              <w:rPr>
-                <w:rFonts w:asciiTheme="minorHAnsi" w:hAnsiTheme="minorHAnsi" w:cstheme="minorHAnsi"/>
-              </w:rPr>
-              <w:t xml:space="preserve">yearly fee </w:t>
-            </w:r>
-            <w:r>
-              <w:rPr>
-                <w:rFonts w:asciiTheme="minorHAnsi" w:hAnsiTheme="minorHAnsi" w:cstheme="minorHAnsi"/>
-              </w:rPr>
-              <w:t xml:space="preserve">shown below </w:t>
-            </w:r>
-            <w:r>
-              <w:rPr>
-                <w:rFonts w:asciiTheme="minorHAnsi" w:hAnsiTheme="minorHAnsi" w:cstheme="minorHAnsi"/>
-              </w:rPr>
-              <w:t>plus VAT for us to check your insurance</w:t>
-            </w:r>
-            <w:r>
-              <w:rPr>
-                <w:rFonts w:asciiTheme="minorHAnsi" w:hAnsiTheme="minorHAnsi" w:cstheme="minorHAnsi"/>
-              </w:rPr>
-              <w:t xml:space="preserve"> (</w:t>
-            </w:r>
-            <w:r>
-              <w:rPr>
-                <w:rFonts w:asciiTheme="minorHAnsi" w:hAnsiTheme="minorHAnsi" w:cstheme="minorHAnsi"/>
-                <w:b/>
-                <w:bCs/>
-              </w:rPr>
-              <w:t>Insurance Check Fee)</w:t>
-            </w:r>
-            <w:r>
-              <w:rPr>
-                <w:rFonts w:asciiTheme="minorHAnsi" w:hAnsiTheme="minorHAnsi" w:cstheme="minorHAnsi"/>
-              </w:rPr>
-              <w:t xml:space="preserve">. </w:t>
-            </w:r>
-            <w:r>
-              <w:rPr>
-                <w:rFonts w:asciiTheme="minorHAnsi" w:hAnsiTheme="minorHAnsi" w:cstheme="minorHAnsi"/>
-              </w:rPr>
-              <w:t>Each year, we</w:t>
-            </w:r>
-            <w:r>
-              <w:rPr>
-                <w:rFonts w:asciiTheme="minorHAnsi" w:hAnsiTheme="minorHAnsi" w:cstheme="minorHAnsi"/>
-              </w:rPr>
-              <w:t xml:space="preserve"> may increase this fee</w:t>
+              <w:t>may increase this fee</w:t>
             </w:r>
             <w:r>
               <w:rPr>
@@ -12104,7 +11971,6 @@
                 <w:sz w:val="22"/>
                 <w:szCs w:val="22"/>
               </w:rPr>
-              <w:lastRenderedPageBreak/>
               <w:t>Insurance Check Fee</w:t>
             </w:r>
           </w:p>
@@ -13748,7 +13614,6 @@
               <w:rPr>
                 <w:rFonts w:asciiTheme="minorHAnsi" w:hAnsiTheme="minorHAnsi" w:cstheme="minorHAnsi"/>
               </w:rPr>
-              <w:lastRenderedPageBreak/>
               <w:t xml:space="preserve">Money we’ve spent for the benefit of holiday caravan owners on the </w:t>
             </w:r>
             <w:proofErr w:type="gramStart"/>
@@ -13791,6 +13656,7 @@
               <w:rPr>
                 <w:rFonts w:asciiTheme="minorHAnsi" w:hAnsiTheme="minorHAnsi" w:cstheme="minorHAnsi"/>
               </w:rPr>
+              <w:lastRenderedPageBreak/>
               <w:t xml:space="preserve">Any direct </w:t>
             </w:r>
             <w:r>
@@ -15491,6 +15357,2445 @@
                 <w:szCs w:val="22"/>
               </w:rPr>
               <w:t xml:space="preserve"> then we may ask you to pay the new Pitch Fee from the date it is due.</w:t>
+            </w:r>
+          </w:p>
+        </w:tc>
+      </w:tr>
+    </w:tbl>
+    <w:p>
+      <w:pPr>
+        <w:rPr>
+          <w:rFonts w:asciiTheme="minorHAnsi" w:hAnsiTheme="minorHAnsi" w:cstheme="minorHAnsi"/>
+          <w:sz w:val="22"/>
+          <w:szCs w:val="22"/>
+        </w:rPr>
+      </w:pPr>
+    </w:p>
+    <w:p>
+      <w:pPr>
+        <w:rPr>
+          <w:rFonts w:asciiTheme="minorHAnsi" w:hAnsiTheme="minorHAnsi" w:cstheme="minorHAnsi"/>
+          <w:sz w:val="22"/>
+          <w:szCs w:val="22"/>
+        </w:rPr>
+      </w:pPr>
+      <w:r>
+        <w:rPr>
+          <w:rFonts w:asciiTheme="minorHAnsi" w:hAnsiTheme="minorHAnsi" w:cstheme="minorHAnsi"/>
+          <w:sz w:val="22"/>
+          <w:szCs w:val="22"/>
+        </w:rPr>
+        <w:br w:type="page"/>
+      </w:r>
+    </w:p>
+    <w:p>
+      <w:pPr>
+        <w:rPr>
+          <w:rFonts w:asciiTheme="minorHAnsi" w:hAnsiTheme="minorHAnsi" w:cstheme="minorHAnsi"/>
+          <w:sz w:val="22"/>
+          <w:szCs w:val="22"/>
+        </w:rPr>
+      </w:pPr>
+    </w:p>
+    <w:tbl>
+      <w:tblPr>
+        <w:tblW w:w="10456" w:type="dxa"/>
+        <w:tblBorders>
+          <w:top w:val="single" w:sz="4" w:space="0" w:color="auto"/>
+          <w:left w:val="single" w:sz="4" w:space="0" w:color="auto"/>
+          <w:bottom w:val="single" w:sz="4" w:space="0" w:color="auto"/>
+          <w:right w:val="single" w:sz="4" w:space="0" w:color="auto"/>
+          <w:insideH w:val="single" w:sz="4" w:space="0" w:color="auto"/>
+          <w:insideV w:val="single" w:sz="4" w:space="0" w:color="auto"/>
+        </w:tblBorders>
+        <w:tblLook w:val="01E0" w:firstRow="1" w:lastRow="1" w:firstColumn="1" w:lastColumn="1" w:noHBand="0" w:noVBand="0"/>
+      </w:tblPr>
+      <w:tblGrid>
+        <w:gridCol w:w="2671"/>
+        <w:gridCol w:w="2631"/>
+        <w:gridCol w:w="2273"/>
+        <w:gridCol w:w="2881"/>
+      </w:tblGrid>
+      <w:tr>
+        <w:trPr>
+          <w:trHeight w:val="435"/>
+        </w:trPr>
+        <w:tc>
+          <w:tcPr>
+            <w:tcW w:w="2798" w:type="dxa"/>
+            <w:shd w:val="clear" w:color="auto" w:fill="F2F2F2" w:themeFill="background1" w:themeFillShade="F2"/>
+            <w:vAlign w:val="center"/>
+          </w:tcPr>
+          <w:p>
+            <w:pPr>
+              <w:rPr>
+                <w:rFonts w:asciiTheme="minorHAnsi" w:hAnsiTheme="minorHAnsi" w:cstheme="minorHAnsi"/>
+                <w:sz w:val="22"/>
+                <w:szCs w:val="22"/>
+              </w:rPr>
+            </w:pPr>
+            <w:r>
+              <w:rPr>
+                <w:rFonts w:asciiTheme="minorHAnsi" w:hAnsiTheme="minorHAnsi" w:cstheme="minorHAnsi"/>
+                <w:b/>
+                <w:sz w:val="22"/>
+                <w:szCs w:val="22"/>
+              </w:rPr>
+              <w:t>The Pitch Fee Year starts each year on:</w:t>
+            </w:r>
+          </w:p>
+        </w:tc>
+        <w:tc>
+          <w:tcPr>
+            <w:tcW w:w="2364" w:type="dxa"/>
+            <w:vAlign w:val="center"/>
+          </w:tcPr>
+          <w:p>
+            <w:pPr>
+              <w:jc w:val="center"/>
+              <w:rPr>
+                <w:rFonts w:asciiTheme="minorHAnsi" w:hAnsiTheme="minorHAnsi" w:cstheme="minorHAnsi"/>
+                <w:b/>
+                <w:sz w:val="22"/>
+                <w:szCs w:val="22"/>
+              </w:rPr>
+            </w:pPr>
+            <w:r>
+              <w:rPr>
+                <w:rFonts w:asciiTheme="minorHAnsi" w:hAnsiTheme="minorHAnsi" w:cstheme="minorHAnsi"/>
+                <w:b/>
+                <w:sz w:val="22"/>
+                <w:szCs w:val="22"/>
+              </w:rPr>
+              <w:t>1</w:t>
+            </w:r>
+            <w:r>
+              <w:rPr>
+                <w:rFonts w:asciiTheme="minorHAnsi" w:hAnsiTheme="minorHAnsi" w:cstheme="minorHAnsi"/>
+                <w:b/>
+                <w:sz w:val="22"/>
+                <w:szCs w:val="22"/>
+                <w:vertAlign w:val="superscript"/>
+              </w:rPr>
+              <w:t>st</w:t>
+            </w:r>
+            <w:r>
+              <w:rPr>
+                <w:rFonts w:asciiTheme="minorHAnsi" w:hAnsiTheme="minorHAnsi" w:cstheme="minorHAnsi"/>
+                <w:b/>
+                <w:sz w:val="22"/>
+                <w:szCs w:val="22"/>
+              </w:rPr>
+              <w:t xml:space="preserve"> March</w:t>
+            </w:r>
+          </w:p>
+        </w:tc>
+        <w:tc>
+          <w:tcPr>
+            <w:tcW w:w="2364" w:type="dxa"/>
+            <w:vAlign w:val="center"/>
+          </w:tcPr>
+          <w:p>
+            <w:pPr>
+              <w:rPr>
+                <w:rFonts w:asciiTheme="minorHAnsi" w:hAnsiTheme="minorHAnsi" w:cstheme="minorHAnsi"/>
+                <w:b/>
+                <w:sz w:val="22"/>
+                <w:szCs w:val="22"/>
+              </w:rPr>
+            </w:pPr>
+            <w:r>
+              <w:rPr>
+                <w:rFonts w:asciiTheme="minorHAnsi" w:hAnsiTheme="minorHAnsi" w:cstheme="minorHAnsi"/>
+                <w:b/>
+                <w:sz w:val="22"/>
+                <w:szCs w:val="22"/>
+              </w:rPr>
+              <w:t>The Pitch Fee Year ends each year on:</w:t>
+            </w:r>
+          </w:p>
+        </w:tc>
+        <w:tc>
+          <w:tcPr>
+            <w:tcW w:w="2930" w:type="dxa"/>
+            <w:vAlign w:val="center"/>
+          </w:tcPr>
+          <w:p>
+            <w:pPr>
+              <w:jc w:val="center"/>
+              <w:rPr>
+                <w:rFonts w:asciiTheme="minorHAnsi" w:hAnsiTheme="minorHAnsi" w:cstheme="minorHAnsi"/>
+                <w:b/>
+                <w:sz w:val="22"/>
+                <w:szCs w:val="22"/>
+              </w:rPr>
+            </w:pPr>
+            <w:r>
+              <w:rPr>
+                <w:rFonts w:asciiTheme="minorHAnsi" w:hAnsiTheme="minorHAnsi" w:cstheme="minorHAnsi"/>
+                <w:b/>
+                <w:sz w:val="22"/>
+                <w:szCs w:val="22"/>
+              </w:rPr>
+              <w:t>7</w:t>
+            </w:r>
+            <w:r>
+              <w:rPr>
+                <w:rFonts w:asciiTheme="minorHAnsi" w:hAnsiTheme="minorHAnsi" w:cstheme="minorHAnsi"/>
+                <w:b/>
+                <w:sz w:val="22"/>
+                <w:szCs w:val="22"/>
+                <w:vertAlign w:val="superscript"/>
+              </w:rPr>
+              <w:t>th</w:t>
+            </w:r>
+            <w:r>
+              <w:rPr>
+                <w:rFonts w:asciiTheme="minorHAnsi" w:hAnsiTheme="minorHAnsi" w:cstheme="minorHAnsi"/>
+                <w:b/>
+                <w:sz w:val="22"/>
+                <w:szCs w:val="22"/>
+              </w:rPr>
+              <w:t xml:space="preserve"> December</w:t>
+            </w:r>
+          </w:p>
+        </w:tc>
+      </w:tr>
+      <w:tr>
+        <w:trPr>
+          <w:trHeight w:val="527"/>
+        </w:trPr>
+        <w:tc>
+          <w:tcPr>
+            <w:tcW w:w="2798" w:type="dxa"/>
+            <w:shd w:val="clear" w:color="auto" w:fill="F2F2F2" w:themeFill="background1" w:themeFillShade="F2"/>
+            <w:vAlign w:val="center"/>
+          </w:tcPr>
+          <w:p>
+            <w:pPr>
+              <w:rPr>
+                <w:rFonts w:asciiTheme="minorHAnsi" w:hAnsiTheme="minorHAnsi" w:cstheme="minorHAnsi"/>
+                <w:b/>
+                <w:sz w:val="22"/>
+                <w:szCs w:val="22"/>
+              </w:rPr>
+            </w:pPr>
+            <w:r>
+              <w:rPr>
+                <w:rFonts w:asciiTheme="minorHAnsi" w:hAnsiTheme="minorHAnsi" w:cstheme="minorHAnsi"/>
+                <w:b/>
+                <w:sz w:val="22"/>
+                <w:szCs w:val="22"/>
+              </w:rPr>
+              <w:t>The Pitch Fee Payment Date for this year is:</w:t>
+            </w:r>
+          </w:p>
+        </w:tc>
+        <w:tc>
+          <w:tcPr>
+            <w:tcW w:w="2364" w:type="dxa"/>
+            <w:vAlign w:val="center"/>
+          </w:tcPr>
+          <w:p>
+            <w:pPr>
+              <w:jc w:val="center"/>
+              <w:rPr>
+                <w:rFonts w:asciiTheme="minorHAnsi" w:hAnsiTheme="minorHAnsi" w:cstheme="minorHAnsi"/>
+                <w:bCs/>
+                <w:i/>
+                <w:iCs/>
+                <w:sz w:val="22"/>
+                <w:szCs w:val="22"/>
+              </w:rPr>
+            </w:pPr>
+            <w:r>
+              <w:rPr>
+                <w:rFonts w:asciiTheme="minorHAnsi" w:hAnsiTheme="minorHAnsi" w:cstheme="minorHAnsi"/>
+                <w:bCs/>
+                <w:i/>
+                <w:iCs/>
+                <w:sz w:val="22"/>
+                <w:szCs w:val="22"/>
+              </w:rPr>
+              <w:t>12-02-</w:t>
+            </w:r>
+            <w:r>
+              <w:rPr>
+                <w:rFonts w:asciiTheme="minorHAnsi" w:hAnsiTheme="minorHAnsi" w:cstheme="minorHAnsi"/>
+                <w:bCs/>
+                <w:i/>
+                <w:iCs/>
+                <w:sz w:val="22"/>
+                <w:szCs w:val="22"/>
+              </w:rPr>
+              <w:t>{current_year}</w:t>
+            </w:r>
+          </w:p>
+          <w:p>
+            <w:pPr>
+              <w:jc w:val="center"/>
+              <w:rPr>
+                <w:rFonts w:asciiTheme="minorHAnsi" w:hAnsiTheme="minorHAnsi" w:cstheme="minorHAnsi"/>
+                <w:bCs/>
+                <w:i/>
+                <w:iCs/>
+                <w:sz w:val="22"/>
+                <w:szCs w:val="22"/>
+              </w:rPr>
+            </w:pPr>
+            <w:r>
+              <w:rPr>
+                <w:rFonts w:asciiTheme="minorHAnsi" w:hAnsiTheme="minorHAnsi" w:cstheme="minorHAnsi"/>
+                <w:bCs/>
+                <w:i/>
+                <w:iCs/>
+                <w:sz w:val="22"/>
+                <w:szCs w:val="22"/>
+              </w:rPr>
+              <w:t>dd/mm/</w:t>
+            </w:r>
+            <w:proofErr w:type="spellStart"/>
+            <w:r>
+              <w:rPr>
+                <w:rFonts w:asciiTheme="minorHAnsi" w:hAnsiTheme="minorHAnsi" w:cstheme="minorHAnsi"/>
+                <w:bCs/>
+                <w:i/>
+                <w:iCs/>
+                <w:sz w:val="22"/>
+                <w:szCs w:val="22"/>
+              </w:rPr>
+              <w:t>yyyy</w:t>
+            </w:r>
+            <w:proofErr w:type="spellEnd"/>
+          </w:p>
+        </w:tc>
+        <w:tc>
+          <w:tcPr>
+            <w:tcW w:w="2364" w:type="dxa"/>
+            <w:vAlign w:val="center"/>
+          </w:tcPr>
+          <w:p>
+            <w:pPr>
+              <w:rPr>
+                <w:rFonts w:asciiTheme="minorHAnsi" w:hAnsiTheme="minorHAnsi" w:cstheme="minorHAnsi"/>
+                <w:b/>
+                <w:sz w:val="22"/>
+                <w:szCs w:val="22"/>
+              </w:rPr>
+            </w:pPr>
+            <w:r>
+              <w:rPr>
+                <w:rFonts w:asciiTheme="minorHAnsi" w:hAnsiTheme="minorHAnsi" w:cstheme="minorHAnsi"/>
+                <w:b/>
+                <w:sz w:val="22"/>
+                <w:szCs w:val="22"/>
+              </w:rPr>
+              <w:t>The Pitch Fee Payment Date in future years will be:</w:t>
+            </w:r>
+          </w:p>
+        </w:tc>
+        <w:tc>
+          <w:tcPr>
+            <w:tcW w:w="2930" w:type="dxa"/>
+            <w:vAlign w:val="center"/>
+          </w:tcPr>
+          <w:p>
+            <w:pPr>
+              <w:jc w:val="center"/>
+              <w:rPr>
+                <w:rFonts w:asciiTheme="minorHAnsi" w:hAnsiTheme="minorHAnsi" w:cstheme="minorHAnsi"/>
+                <w:bCs/>
+                <w:i/>
+                <w:iCs/>
+                <w:sz w:val="22"/>
+                <w:szCs w:val="22"/>
+              </w:rPr>
+            </w:pPr>
+            <w:r>
+              <w:rPr>
+                <w:rFonts w:asciiTheme="minorHAnsi" w:hAnsiTheme="minorHAnsi" w:cstheme="minorHAnsi"/>
+                <w:bCs/>
+                <w:i/>
+                <w:iCs/>
+                <w:sz w:val="22"/>
+                <w:szCs w:val="22"/>
+              </w:rPr>
+              <w:t>12-02</w:t>
+            </w:r>
+          </w:p>
+          <w:p>
+            <w:pPr>
+              <w:jc w:val="center"/>
+              <w:rPr>
+                <w:rFonts w:asciiTheme="minorHAnsi" w:hAnsiTheme="minorHAnsi" w:cstheme="minorHAnsi"/>
+                <w:bCs/>
+                <w:i/>
+                <w:iCs/>
+                <w:sz w:val="22"/>
+                <w:szCs w:val="22"/>
+              </w:rPr>
+            </w:pPr>
+            <w:r>
+              <w:rPr>
+                <w:rFonts w:asciiTheme="minorHAnsi" w:hAnsiTheme="minorHAnsi" w:cstheme="minorHAnsi"/>
+                <w:bCs/>
+                <w:i/>
+                <w:iCs/>
+                <w:sz w:val="22"/>
+                <w:szCs w:val="22"/>
+              </w:rPr>
+              <w:t>dd</w:t>
+            </w:r>
+            <w:r>
+              <w:rPr>
+                <w:rFonts w:asciiTheme="minorHAnsi" w:hAnsiTheme="minorHAnsi" w:cstheme="minorHAnsi"/>
+                <w:bCs/>
+                <w:i/>
+                <w:iCs/>
+                <w:sz w:val="22"/>
+                <w:szCs w:val="22"/>
+              </w:rPr>
+              <w:t>/m</w:t>
+            </w:r>
+            <w:r>
+              <w:rPr>
+                <w:rFonts w:asciiTheme="minorHAnsi" w:hAnsiTheme="minorHAnsi" w:cstheme="minorHAnsi"/>
+                <w:bCs/>
+                <w:i/>
+                <w:iCs/>
+                <w:sz w:val="22"/>
+                <w:szCs w:val="22"/>
+              </w:rPr>
+              <w:t>m</w:t>
+            </w:r>
+          </w:p>
+        </w:tc>
+      </w:tr>
+      <w:tr>
+        <w:trPr>
+          <w:trHeight w:val="527"/>
+        </w:trPr>
+        <w:tc>
+          <w:tcPr>
+            <w:tcW w:w="2798" w:type="dxa"/>
+            <w:shd w:val="clear" w:color="auto" w:fill="F2F2F2" w:themeFill="background1" w:themeFillShade="F2"/>
+            <w:vAlign w:val="center"/>
+          </w:tcPr>
+          <w:p>
+            <w:pPr>
+              <w:rPr>
+                <w:rFonts w:asciiTheme="minorHAnsi" w:hAnsiTheme="minorHAnsi" w:cstheme="minorHAnsi"/>
+                <w:b/>
+                <w:sz w:val="22"/>
+                <w:szCs w:val="22"/>
+              </w:rPr>
+            </w:pPr>
+            <w:r>
+              <w:rPr>
+                <w:rFonts w:asciiTheme="minorHAnsi" w:hAnsiTheme="minorHAnsi" w:cstheme="minorHAnsi"/>
+                <w:b/>
+                <w:sz w:val="22"/>
+                <w:szCs w:val="22"/>
+              </w:rPr>
+              <w:t>The Pitch Fee until the end of the current Pitch Fee Year will be, including any VAT:</w:t>
+            </w:r>
+          </w:p>
+        </w:tc>
+        <w:tc>
+          <w:tcPr>
+            <w:tcW w:w="2364" w:type="dxa"/>
+            <w:vAlign w:val="center"/>
+          </w:tcPr>
+          <w:p>
+            <w:pPr>
+              <w:jc w:val="center"/>
+              <w:rPr>
+                <w:rFonts w:asciiTheme="minorHAnsi" w:hAnsiTheme="minorHAnsi" w:cstheme="minorHAnsi"/>
+                <w:b/>
+                <w:sz w:val="22"/>
+                <w:szCs w:val="22"/>
+              </w:rPr>
+            </w:pPr>
+            <w:r>
+              <w:rPr>
+                <w:rFonts w:asciiTheme="minorHAnsi" w:hAnsiTheme="minorHAnsi" w:cstheme="minorHAnsi"/>
+                <w:b/>
+                <w:sz w:val="22"/>
+                <w:szCs w:val="22"/>
+              </w:rPr>
+              <w:t>£{</w:t>
+            </w:r>
+            <w:proofErr w:type="spellStart"/>
+            <w:r>
+              <w:rPr>
+                <w:rFonts w:asciiTheme="minorHAnsi" w:hAnsiTheme="minorHAnsi" w:cstheme="minorHAnsi"/>
+                <w:b/>
+                <w:sz w:val="22"/>
+                <w:szCs w:val="22"/>
+              </w:rPr>
+              <w:t>pitch_fee_current_year</w:t>
+            </w:r>
+            <w:proofErr w:type="spellEnd"/>
+            <w:r>
+              <w:rPr>
+                <w:rFonts w:asciiTheme="minorHAnsi" w:hAnsiTheme="minorHAnsi" w:cstheme="minorHAnsi"/>
+                <w:b/>
+                <w:sz w:val="22"/>
+                <w:szCs w:val="22"/>
+              </w:rPr>
+              <w:t xml:space="preserve">} </w:t>
+            </w:r>
+            <w:proofErr w:type="spellStart"/>
+            <w:r>
+              <w:rPr>
+                <w:rFonts w:asciiTheme="minorHAnsi" w:hAnsiTheme="minorHAnsi" w:cstheme="minorHAnsi"/>
+                <w:b/>
+                <w:sz w:val="22"/>
+                <w:szCs w:val="22"/>
+              </w:rPr>
+              <w:t>inc</w:t>
+            </w:r>
+            <w:proofErr w:type="spellEnd"/>
+            <w:r>
+              <w:rPr>
+                <w:rFonts w:asciiTheme="minorHAnsi" w:hAnsiTheme="minorHAnsi" w:cstheme="minorHAnsi"/>
+                <w:b/>
+                <w:sz w:val="22"/>
+                <w:szCs w:val="22"/>
+              </w:rPr>
+              <w:t xml:space="preserve"> VAT</w:t>
+            </w:r>
+          </w:p>
+          <w:p>
+            <w:r>
+              <w:t>{#is_pro_rata}</w:t>
+            </w:r>
+          </w:p>
+          <w:p>
+            <w:pPr>
+              <w:jc w:val="center"/>
+              <w:rPr>
+                <w:rFonts w:asciiTheme="minorHAnsi" w:hAnsiTheme="minorHAnsi" w:cstheme="minorHAnsi"/>
+                <w:b/>
+                <w:i/>
+                <w:sz w:val="20"/>
+                <w:szCs w:val="20"/>
+              </w:rPr>
+            </w:pPr>
+            <w:r>
+              <w:rPr>
+                <w:rFonts w:asciiTheme="minorHAnsi" w:hAnsiTheme="minorHAnsi" w:cstheme="minorHAnsi"/>
+                <w:b/>
+                <w:i/>
+                <w:sz w:val="20"/>
+                <w:szCs w:val="20"/>
+              </w:rPr>
+              <w:t xml:space="preserve">Pro-rata until {pro_rata_end_date}</w:t>
+            </w:r>
+          </w:p>
+          <w:p>
+            <w:r>
+              <w:t>{/is_pro_rata}</w:t>
+            </w:r>
+          </w:p>
+        </w:tc>
+        <w:tc>
+          <w:tcPr>
+            <w:tcW w:w="2364" w:type="dxa"/>
+            <w:vAlign w:val="center"/>
+          </w:tcPr>
+          <w:p>
+            <w:pPr>
+              <w:rPr>
+                <w:rFonts w:asciiTheme="minorHAnsi" w:hAnsiTheme="minorHAnsi" w:cstheme="minorHAnsi"/>
+                <w:b/>
+                <w:sz w:val="22"/>
+                <w:szCs w:val="22"/>
+              </w:rPr>
+            </w:pPr>
+            <w:r>
+              <w:rPr>
+                <w:rFonts w:asciiTheme="minorHAnsi" w:hAnsiTheme="minorHAnsi" w:cstheme="minorHAnsi"/>
+                <w:b/>
+                <w:sz w:val="22"/>
+                <w:szCs w:val="22"/>
+              </w:rPr>
+              <w:t>The Pitch Fee per full year is currently, including any VAT:</w:t>
+            </w:r>
+          </w:p>
+        </w:tc>
+        <w:tc>
+          <w:tcPr>
+            <w:tcW w:w="2930" w:type="dxa"/>
+            <w:vAlign w:val="center"/>
+          </w:tcPr>
+          <w:p>
+            <w:pPr>
+              <w:jc w:val="center"/>
+              <w:rPr>
+                <w:rFonts w:asciiTheme="minorHAnsi" w:hAnsiTheme="minorHAnsi" w:cstheme="minorHAnsi"/>
+                <w:b/>
+                <w:sz w:val="22"/>
+                <w:szCs w:val="22"/>
+              </w:rPr>
+            </w:pPr>
+            <w:r>
+              <w:rPr>
+                <w:rFonts w:asciiTheme="minorHAnsi" w:hAnsiTheme="minorHAnsi" w:cstheme="minorHAnsi"/>
+                <w:b/>
+                <w:sz w:val="22"/>
+                <w:szCs w:val="22"/>
+              </w:rPr>
+              <w:t>£{</w:t>
+            </w:r>
+            <w:proofErr w:type="spellStart"/>
+            <w:r>
+              <w:rPr>
+                <w:rFonts w:asciiTheme="minorHAnsi" w:hAnsiTheme="minorHAnsi" w:cstheme="minorHAnsi"/>
+                <w:b/>
+                <w:sz w:val="22"/>
+                <w:szCs w:val="22"/>
+              </w:rPr>
+              <w:t>pitch_fee_full_year</w:t>
+            </w:r>
+            <w:proofErr w:type="spellEnd"/>
+            <w:r>
+              <w:rPr>
+                <w:rFonts w:asciiTheme="minorHAnsi" w:hAnsiTheme="minorHAnsi" w:cstheme="minorHAnsi"/>
+                <w:b/>
+                <w:sz w:val="22"/>
+                <w:szCs w:val="22"/>
+              </w:rPr>
+              <w:t xml:space="preserve">} </w:t>
+            </w:r>
+            <w:proofErr w:type="spellStart"/>
+            <w:r>
+              <w:rPr>
+                <w:rFonts w:asciiTheme="minorHAnsi" w:hAnsiTheme="minorHAnsi" w:cstheme="minorHAnsi"/>
+                <w:b/>
+                <w:sz w:val="22"/>
+                <w:szCs w:val="22"/>
+              </w:rPr>
+              <w:t>inc</w:t>
+            </w:r>
+            <w:proofErr w:type="spellEnd"/>
+            <w:r>
+              <w:rPr>
+                <w:rFonts w:asciiTheme="minorHAnsi" w:hAnsiTheme="minorHAnsi" w:cstheme="minorHAnsi"/>
+                <w:b/>
+                <w:sz w:val="22"/>
+                <w:szCs w:val="22"/>
+              </w:rPr>
+              <w:t xml:space="preserve"> VAT</w:t>
+            </w:r>
+          </w:p>
+        </w:tc>
+      </w:tr>
+    </w:tbl>
+    <w:p>
+      <w:pPr>
+        <w:shd w:val="clear" w:color="auto" w:fill="000000" w:themeFill="text1"/>
+        <w:jc w:val="center"/>
+        <w:rPr>
+          <w:rFonts w:asciiTheme="minorHAnsi" w:hAnsiTheme="minorHAnsi" w:cstheme="minorHAnsi"/>
+          <w:b/>
+          <w:color w:val="FFFFFF" w:themeColor="background1"/>
+          <w:sz w:val="28"/>
+          <w:szCs w:val="28"/>
+        </w:rPr>
+      </w:pPr>
+      <w:r>
+        <w:rPr>
+          <w:rFonts w:asciiTheme="minorHAnsi" w:hAnsiTheme="minorHAnsi" w:cstheme="minorHAnsi"/>
+          <w:b/>
+          <w:color w:val="FFFFFF" w:themeColor="background1"/>
+          <w:sz w:val="28"/>
+          <w:szCs w:val="28"/>
+          <w:highlight w:val="black"/>
+        </w:rPr>
+        <w:t>OUR OTHER CHARGES</w:t>
+      </w:r>
+    </w:p>
+    <w:p>
+      <w:pPr>
+        <w:rPr>
+          <w:rFonts w:asciiTheme="minorHAnsi" w:hAnsiTheme="minorHAnsi" w:cstheme="minorHAnsi"/>
+          <w:b/>
+          <w:i/>
+          <w:iCs/>
+          <w:color w:val="800000"/>
+          <w:sz w:val="22"/>
+          <w:szCs w:val="22"/>
+        </w:rPr>
+      </w:pPr>
+    </w:p>
+    <w:p>
+      <w:pPr>
+        <w:shd w:val="clear" w:color="auto" w:fill="808080" w:themeFill="background1" w:themeFillShade="80"/>
+        <w:rPr>
+          <w:rFonts w:asciiTheme="minorHAnsi" w:hAnsiTheme="minorHAnsi" w:cstheme="minorHAnsi"/>
+          <w:b/>
+          <w:color w:val="FFFFFF" w:themeColor="background1"/>
+          <w:sz w:val="22"/>
+          <w:szCs w:val="22"/>
+        </w:rPr>
+      </w:pPr>
+      <w:r>
+        <w:rPr>
+          <w:rFonts w:asciiTheme="minorHAnsi" w:hAnsiTheme="minorHAnsi" w:cstheme="minorHAnsi"/>
+          <w:b/>
+          <w:color w:val="FFFFFF" w:themeColor="background1"/>
+          <w:sz w:val="22"/>
+          <w:szCs w:val="22"/>
+        </w:rPr>
+        <w:t xml:space="preserve">6. Transfer Fee, selling </w:t>
+      </w:r>
+      <w:r>
+        <w:rPr>
+          <w:rFonts w:asciiTheme="minorHAnsi" w:hAnsiTheme="minorHAnsi" w:cstheme="minorHAnsi"/>
+          <w:b/>
+          <w:color w:val="FFFFFF" w:themeColor="background1"/>
+          <w:sz w:val="22"/>
+          <w:szCs w:val="22"/>
+        </w:rPr>
+        <w:t xml:space="preserve">or giving away </w:t>
+      </w:r>
+      <w:r>
+        <w:rPr>
+          <w:rFonts w:asciiTheme="minorHAnsi" w:hAnsiTheme="minorHAnsi" w:cstheme="minorHAnsi"/>
+          <w:b/>
+          <w:color w:val="FFFFFF" w:themeColor="background1"/>
+          <w:sz w:val="22"/>
+          <w:szCs w:val="22"/>
+        </w:rPr>
+        <w:t>your Holiday Caravan</w:t>
+      </w:r>
+    </w:p>
+    <w:p>
+      <w:pPr>
+        <w:rPr>
+          <w:rFonts w:asciiTheme="minorHAnsi" w:hAnsiTheme="minorHAnsi" w:cstheme="minorHAnsi"/>
+          <w:b/>
+          <w:i/>
+          <w:iCs/>
+          <w:color w:val="800000"/>
+          <w:sz w:val="22"/>
+          <w:szCs w:val="22"/>
+        </w:rPr>
+      </w:pPr>
+      <w:r>
+        <w:rPr>
+          <w:rFonts w:asciiTheme="minorHAnsi" w:hAnsiTheme="minorHAnsi" w:cstheme="minorHAnsi"/>
+          <w:sz w:val="22"/>
+          <w:szCs w:val="22"/>
+        </w:rPr>
+        <w:t xml:space="preserve"> </w:t>
+      </w:r>
+    </w:p>
+    <w:tbl>
+      <w:tblPr>
+        <w:tblW w:w="10486" w:type="dxa"/>
+        <w:tblBorders>
+          <w:top w:val="single" w:sz="4" w:space="0" w:color="auto"/>
+          <w:left w:val="single" w:sz="4" w:space="0" w:color="auto"/>
+          <w:bottom w:val="single" w:sz="4" w:space="0" w:color="auto"/>
+          <w:right w:val="single" w:sz="4" w:space="0" w:color="auto"/>
+          <w:insideH w:val="single" w:sz="4" w:space="0" w:color="auto"/>
+          <w:insideV w:val="single" w:sz="4" w:space="0" w:color="auto"/>
+        </w:tblBorders>
+        <w:tblLook w:val="01E0" w:firstRow="1" w:lastRow="1" w:firstColumn="1" w:lastColumn="1" w:noHBand="0" w:noVBand="0"/>
+      </w:tblPr>
+      <w:tblGrid>
+        <w:gridCol w:w="2802"/>
+        <w:gridCol w:w="7684"/>
+      </w:tblGrid>
+      <w:tr>
+        <w:trPr>
+          <w:trHeight w:val="845"/>
+        </w:trPr>
+        <w:tc>
+          <w:tcPr>
+            <w:tcW w:w="2802" w:type="dxa"/>
+            <w:shd w:val="clear" w:color="auto" w:fill="F2F2F2" w:themeFill="background1" w:themeFillShade="F2"/>
+            <w:vAlign w:val="center"/>
+          </w:tcPr>
+          <w:p>
+            <w:pPr>
+              <w:rPr>
+                <w:rFonts w:asciiTheme="minorHAnsi" w:hAnsiTheme="minorHAnsi" w:cstheme="minorHAnsi"/>
+                <w:b/>
+                <w:bCs/>
+                <w:sz w:val="22"/>
+                <w:szCs w:val="22"/>
+              </w:rPr>
+            </w:pPr>
+            <w:r>
+              <w:rPr>
+                <w:rFonts w:asciiTheme="minorHAnsi" w:hAnsiTheme="minorHAnsi" w:cstheme="minorHAnsi"/>
+                <w:b/>
+                <w:bCs/>
+                <w:sz w:val="22"/>
+                <w:szCs w:val="22"/>
+              </w:rPr>
+              <w:t>The Transfer Fee</w:t>
+            </w:r>
+          </w:p>
+        </w:tc>
+        <w:tc>
+          <w:tcPr>
+            <w:tcW w:w="7684" w:type="dxa"/>
+          </w:tcPr>
+          <w:p>
+            <w:pPr>
+              <w:rPr>
+                <w:rFonts w:asciiTheme="minorHAnsi" w:hAnsiTheme="minorHAnsi" w:cstheme="minorHAnsi"/>
+                <w:bCs/>
+                <w:sz w:val="22"/>
+                <w:szCs w:val="22"/>
+              </w:rPr>
+            </w:pPr>
+            <w:r>
+              <w:rPr>
+                <w:rFonts w:asciiTheme="minorHAnsi" w:hAnsiTheme="minorHAnsi" w:cstheme="minorHAnsi"/>
+                <w:sz w:val="22"/>
+                <w:szCs w:val="22"/>
+              </w:rPr>
+              <w:t xml:space="preserve">The Transfer Fee is </w:t>
+            </w:r>
+            <w:r>
+              <w:rPr>
+                <w:rFonts w:asciiTheme="minorHAnsi" w:hAnsiTheme="minorHAnsi" w:cstheme="minorHAnsi"/>
+                <w:sz w:val="22"/>
+                <w:szCs w:val="22"/>
+              </w:rPr>
+              <w:t xml:space="preserve">what you pay us </w:t>
+            </w:r>
+            <w:r>
+              <w:rPr>
+                <w:rFonts w:asciiTheme="minorHAnsi" w:hAnsiTheme="minorHAnsi" w:cstheme="minorHAnsi"/>
+                <w:sz w:val="22"/>
+                <w:szCs w:val="22"/>
+              </w:rPr>
+              <w:t>for the right</w:t>
+            </w:r>
+            <w:r>
+              <w:rPr>
+                <w:rFonts w:asciiTheme="minorHAnsi" w:hAnsiTheme="minorHAnsi" w:cstheme="minorHAnsi"/>
+                <w:sz w:val="22"/>
+                <w:szCs w:val="22"/>
+              </w:rPr>
+              <w:t xml:space="preserve"> we are giving you</w:t>
+            </w:r>
+            <w:r>
+              <w:rPr>
+                <w:rFonts w:asciiTheme="minorHAnsi" w:hAnsiTheme="minorHAnsi" w:cstheme="minorHAnsi"/>
+                <w:sz w:val="22"/>
+                <w:szCs w:val="22"/>
+              </w:rPr>
+              <w:t xml:space="preserve"> to sell your </w:t>
+            </w:r>
+            <w:r>
+              <w:rPr>
+                <w:rFonts w:asciiTheme="minorHAnsi" w:hAnsiTheme="minorHAnsi" w:cstheme="minorHAnsi"/>
+                <w:sz w:val="22"/>
+                <w:szCs w:val="22"/>
+              </w:rPr>
+              <w:t>Holiday Caravan</w:t>
+            </w:r>
+            <w:r>
+              <w:rPr>
+                <w:rFonts w:asciiTheme="minorHAnsi" w:hAnsiTheme="minorHAnsi" w:cstheme="minorHAnsi"/>
+                <w:sz w:val="22"/>
+                <w:szCs w:val="22"/>
+              </w:rPr>
+              <w:t xml:space="preserve"> on the Park, instead of having to remove it.</w:t>
+            </w:r>
+            <w:r>
+              <w:rPr>
+                <w:rFonts w:asciiTheme="minorHAnsi" w:hAnsiTheme="minorHAnsi" w:cstheme="minorHAnsi"/>
+                <w:bCs/>
+                <w:sz w:val="22"/>
+                <w:szCs w:val="22"/>
+              </w:rPr>
+              <w:t xml:space="preserve"> You may give </w:t>
+            </w:r>
+            <w:r>
+              <w:rPr>
+                <w:rFonts w:asciiTheme="minorHAnsi" w:hAnsiTheme="minorHAnsi" w:cstheme="minorHAnsi"/>
+                <w:bCs/>
+                <w:sz w:val="22"/>
+                <w:szCs w:val="22"/>
+              </w:rPr>
+              <w:t>your Holiday Caravan</w:t>
+            </w:r>
+            <w:r>
+              <w:rPr>
+                <w:rFonts w:asciiTheme="minorHAnsi" w:hAnsiTheme="minorHAnsi" w:cstheme="minorHAnsi"/>
+                <w:bCs/>
+                <w:sz w:val="22"/>
+                <w:szCs w:val="22"/>
+              </w:rPr>
+              <w:t xml:space="preserve"> to a Family Member without paying th</w:t>
+            </w:r>
+            <w:r>
+              <w:rPr>
+                <w:rFonts w:asciiTheme="minorHAnsi" w:hAnsiTheme="minorHAnsi" w:cstheme="minorHAnsi"/>
+                <w:bCs/>
+                <w:sz w:val="22"/>
+                <w:szCs w:val="22"/>
+              </w:rPr>
+              <w:t>is f</w:t>
+            </w:r>
+            <w:r>
+              <w:rPr>
+                <w:rFonts w:asciiTheme="minorHAnsi" w:hAnsiTheme="minorHAnsi" w:cstheme="minorHAnsi"/>
+                <w:bCs/>
+                <w:sz w:val="22"/>
+                <w:szCs w:val="22"/>
+              </w:rPr>
+              <w:t>ee.</w:t>
+            </w:r>
+          </w:p>
+        </w:tc>
+      </w:tr>
+      <w:tr>
+        <w:tc>
+          <w:tcPr>
+            <w:tcW w:w="2802" w:type="dxa"/>
+            <w:shd w:val="clear" w:color="auto" w:fill="F2F2F2" w:themeFill="background1" w:themeFillShade="F2"/>
+            <w:vAlign w:val="center"/>
+          </w:tcPr>
+          <w:p>
+            <w:pPr>
+              <w:rPr>
+                <w:rFonts w:asciiTheme="minorHAnsi" w:hAnsiTheme="minorHAnsi" w:cstheme="minorHAnsi"/>
+                <w:b/>
+              </w:rPr>
+            </w:pPr>
+            <w:r>
+              <w:rPr>
+                <w:rFonts w:asciiTheme="minorHAnsi" w:hAnsiTheme="minorHAnsi" w:cstheme="minorHAnsi"/>
+                <w:b/>
+              </w:rPr>
+              <w:t>Selling the Holiday Caravan</w:t>
+            </w:r>
+          </w:p>
+        </w:tc>
+        <w:tc>
+          <w:tcPr>
+            <w:tcW w:w="7684" w:type="dxa"/>
+          </w:tcPr>
+          <w:p>
+            <w:pPr>
+              <w:rPr>
+                <w:rFonts w:asciiTheme="minorHAnsi" w:hAnsiTheme="minorHAnsi" w:cstheme="minorHAnsi"/>
+                <w:b/>
+                <w:sz w:val="22"/>
+                <w:szCs w:val="22"/>
+              </w:rPr>
+            </w:pPr>
+            <w:r>
+              <w:rPr>
+                <w:rFonts w:asciiTheme="minorHAnsi" w:hAnsiTheme="minorHAnsi" w:cstheme="minorHAnsi"/>
+                <w:sz w:val="22"/>
+                <w:szCs w:val="22"/>
+              </w:rPr>
+              <w:t xml:space="preserve">You can sell </w:t>
+            </w:r>
+            <w:r>
+              <w:rPr>
+                <w:rFonts w:asciiTheme="minorHAnsi" w:hAnsiTheme="minorHAnsi" w:cstheme="minorHAnsi"/>
+                <w:sz w:val="22"/>
+                <w:szCs w:val="22"/>
+              </w:rPr>
+              <w:t>your Holiday Caravan</w:t>
+            </w:r>
+            <w:r>
+              <w:rPr>
+                <w:rFonts w:asciiTheme="minorHAnsi" w:hAnsiTheme="minorHAnsi" w:cstheme="minorHAnsi"/>
+                <w:sz w:val="22"/>
+                <w:szCs w:val="22"/>
+              </w:rPr>
+              <w:t>:</w:t>
+            </w:r>
+          </w:p>
+          <w:p>
+            <w:pPr>
+              <w:pStyle w:val="ListParagraph"/>
+              <w:ind w:left="792"/>
+              <w:rPr>
+                <w:rFonts w:asciiTheme="minorHAnsi" w:hAnsiTheme="minorHAnsi" w:cstheme="minorHAnsi"/>
+                <w:b/>
+              </w:rPr>
+            </w:pPr>
+          </w:p>
+          <w:p>
+            <w:pPr>
+              <w:pStyle w:val="ListParagraph"/>
+              <w:numPr>
+                <w:ilvl w:val="0"/>
+                <w:numId w:val="11"/>
+              </w:numPr>
+              <w:rPr>
+                <w:rFonts w:asciiTheme="minorHAnsi" w:hAnsiTheme="minorHAnsi" w:cstheme="minorHAnsi"/>
+                <w:b/>
+              </w:rPr>
+            </w:pPr>
+            <w:r>
+              <w:rPr>
+                <w:rFonts w:asciiTheme="minorHAnsi" w:hAnsiTheme="minorHAnsi" w:cstheme="minorHAnsi"/>
+              </w:rPr>
+              <w:t>To us, with our agreement.</w:t>
+            </w:r>
+          </w:p>
+          <w:p>
+            <w:pPr>
+              <w:pStyle w:val="ListParagraph"/>
+              <w:ind w:left="1224"/>
+              <w:rPr>
+                <w:rFonts w:asciiTheme="minorHAnsi" w:hAnsiTheme="minorHAnsi" w:cstheme="minorHAnsi"/>
+                <w:b/>
+              </w:rPr>
+            </w:pPr>
+          </w:p>
+          <w:p>
+            <w:pPr>
+              <w:pStyle w:val="ListParagraph"/>
+              <w:numPr>
+                <w:ilvl w:val="0"/>
+                <w:numId w:val="11"/>
+              </w:numPr>
+              <w:rPr>
+                <w:rFonts w:asciiTheme="minorHAnsi" w:hAnsiTheme="minorHAnsi" w:cstheme="minorHAnsi"/>
+                <w:b/>
+              </w:rPr>
+            </w:pPr>
+            <w:r>
+              <w:rPr>
+                <w:rFonts w:asciiTheme="minorHAnsi" w:hAnsiTheme="minorHAnsi" w:cstheme="minorHAnsi"/>
+              </w:rPr>
+              <w:t>On the Pitch to an approved buyer, as explained below.</w:t>
+            </w:r>
+          </w:p>
+          <w:p>
+            <w:pPr>
+              <w:pStyle w:val="ListParagraph"/>
+              <w:rPr>
+                <w:rFonts w:asciiTheme="minorHAnsi" w:hAnsiTheme="minorHAnsi" w:cstheme="minorHAnsi"/>
+                <w:b/>
+              </w:rPr>
+            </w:pPr>
+          </w:p>
+          <w:p>
+            <w:pPr>
+              <w:pStyle w:val="ListParagraph"/>
+              <w:numPr>
+                <w:ilvl w:val="0"/>
+                <w:numId w:val="11"/>
+              </w:numPr>
+              <w:rPr>
+                <w:rFonts w:asciiTheme="minorHAnsi" w:hAnsiTheme="minorHAnsi" w:cstheme="minorHAnsi"/>
+                <w:b/>
+              </w:rPr>
+            </w:pPr>
+            <w:r>
+              <w:rPr>
+                <w:rFonts w:asciiTheme="minorHAnsi" w:hAnsiTheme="minorHAnsi" w:cstheme="minorHAnsi"/>
+              </w:rPr>
+              <w:t xml:space="preserve">Off the Park, if you arrange removal through us and pay our disconnection and removal charges (see Part 2 </w:t>
+            </w:r>
+            <w:r>
+              <w:rPr>
+                <w:rFonts w:asciiTheme="minorHAnsi" w:hAnsiTheme="minorHAnsi" w:cstheme="minorHAnsi"/>
+              </w:rPr>
+              <w:t>C</w:t>
+            </w:r>
+            <w:r>
+              <w:rPr>
+                <w:rFonts w:asciiTheme="minorHAnsi" w:hAnsiTheme="minorHAnsi" w:cstheme="minorHAnsi"/>
+              </w:rPr>
+              <w:t xml:space="preserve">lause </w:t>
+            </w:r>
+            <w:r>
+              <w:rPr>
+                <w:rFonts w:asciiTheme="minorHAnsi" w:hAnsiTheme="minorHAnsi" w:cstheme="minorHAnsi"/>
+              </w:rPr>
+              <w:t>2</w:t>
+            </w:r>
+            <w:r>
+              <w:rPr>
+                <w:rFonts w:asciiTheme="minorHAnsi" w:hAnsiTheme="minorHAnsi" w:cstheme="minorHAnsi"/>
+              </w:rPr>
+              <w:t>.9).</w:t>
+            </w:r>
+          </w:p>
+          <w:p>
+            <w:pPr>
+              <w:rPr>
+                <w:rFonts w:asciiTheme="minorHAnsi" w:hAnsiTheme="minorHAnsi" w:cstheme="minorHAnsi"/>
+                <w:sz w:val="22"/>
+                <w:szCs w:val="22"/>
+              </w:rPr>
+            </w:pPr>
+          </w:p>
+          <w:p>
+            <w:pPr>
+              <w:rPr>
+                <w:rFonts w:asciiTheme="minorHAnsi" w:hAnsiTheme="minorHAnsi" w:cstheme="minorHAnsi"/>
+                <w:sz w:val="22"/>
+                <w:szCs w:val="22"/>
+              </w:rPr>
+            </w:pPr>
+            <w:r>
+              <w:rPr>
+                <w:rFonts w:asciiTheme="minorHAnsi" w:hAnsiTheme="minorHAnsi" w:cstheme="minorHAnsi"/>
+                <w:sz w:val="22"/>
+                <w:szCs w:val="22"/>
+              </w:rPr>
+              <w:t>To sell on the Pitch you must:</w:t>
+            </w:r>
+          </w:p>
+          <w:p>
+            <w:pPr>
+              <w:pStyle w:val="ListParagraph"/>
+              <w:ind w:left="792"/>
+              <w:rPr>
+                <w:rFonts w:asciiTheme="minorHAnsi" w:hAnsiTheme="minorHAnsi" w:cstheme="minorHAnsi"/>
+              </w:rPr>
+            </w:pPr>
+          </w:p>
+          <w:p>
+            <w:pPr>
+              <w:pStyle w:val="ListParagraph"/>
+              <w:numPr>
+                <w:ilvl w:val="0"/>
+                <w:numId w:val="11"/>
+              </w:numPr>
+              <w:rPr>
+                <w:rFonts w:asciiTheme="minorHAnsi" w:hAnsiTheme="minorHAnsi" w:cstheme="minorHAnsi"/>
+              </w:rPr>
+            </w:pPr>
+            <w:r>
+              <w:rPr>
+                <w:rFonts w:asciiTheme="minorHAnsi" w:hAnsiTheme="minorHAnsi" w:cstheme="minorHAnsi"/>
+              </w:rPr>
+              <w:t xml:space="preserve">Notify us in writing that you are selling </w:t>
+            </w:r>
+            <w:r>
+              <w:rPr>
+                <w:rFonts w:asciiTheme="minorHAnsi" w:hAnsiTheme="minorHAnsi" w:cstheme="minorHAnsi"/>
+              </w:rPr>
+              <w:t>your Holiday Caravan</w:t>
+            </w:r>
+            <w:r>
+              <w:rPr>
+                <w:rFonts w:asciiTheme="minorHAnsi" w:hAnsiTheme="minorHAnsi" w:cstheme="minorHAnsi"/>
+              </w:rPr>
+              <w:t>, including any finance provider’s name and the agreement number. Inform us if you change your mind.</w:t>
+            </w:r>
+          </w:p>
+          <w:p>
+            <w:pPr>
+              <w:pStyle w:val="ListParagraph"/>
+              <w:ind w:left="1224"/>
+              <w:rPr>
+                <w:rFonts w:asciiTheme="minorHAnsi" w:hAnsiTheme="minorHAnsi" w:cstheme="minorHAnsi"/>
+              </w:rPr>
+            </w:pPr>
+          </w:p>
+          <w:p>
+            <w:pPr>
+              <w:pStyle w:val="ListParagraph"/>
+              <w:numPr>
+                <w:ilvl w:val="0"/>
+                <w:numId w:val="11"/>
+              </w:numPr>
+              <w:rPr>
+                <w:rFonts w:asciiTheme="minorHAnsi" w:hAnsiTheme="minorHAnsi" w:cstheme="minorHAnsi"/>
+              </w:rPr>
+            </w:pPr>
+            <w:r>
+              <w:rPr>
+                <w:rFonts w:asciiTheme="minorHAnsi" w:hAnsiTheme="minorHAnsi" w:cstheme="minorHAnsi"/>
+              </w:rPr>
+              <w:t>Conduct all relevant safety checks, (including gas, electrical</w:t>
+            </w:r>
+            <w:r>
+              <w:rPr>
+                <w:rFonts w:asciiTheme="minorHAnsi" w:hAnsiTheme="minorHAnsi" w:cstheme="minorHAnsi"/>
+              </w:rPr>
+              <w:t xml:space="preserve"> and any smoke and CO alarms</w:t>
+            </w:r>
+            <w:r>
+              <w:rPr>
+                <w:rFonts w:asciiTheme="minorHAnsi" w:hAnsiTheme="minorHAnsi" w:cstheme="minorHAnsi"/>
+              </w:rPr>
+              <w:t xml:space="preserve">) using competent contractors (see Part 2 </w:t>
+            </w:r>
+            <w:r>
+              <w:rPr>
+                <w:rFonts w:asciiTheme="minorHAnsi" w:hAnsiTheme="minorHAnsi" w:cstheme="minorHAnsi"/>
+              </w:rPr>
+              <w:t>C</w:t>
+            </w:r>
+            <w:r>
+              <w:rPr>
+                <w:rFonts w:asciiTheme="minorHAnsi" w:hAnsiTheme="minorHAnsi" w:cstheme="minorHAnsi"/>
+              </w:rPr>
+              <w:t xml:space="preserve">lause </w:t>
+            </w:r>
+            <w:r>
+              <w:rPr>
+                <w:rFonts w:asciiTheme="minorHAnsi" w:hAnsiTheme="minorHAnsi" w:cstheme="minorHAnsi"/>
+              </w:rPr>
+              <w:t>2.8</w:t>
+            </w:r>
+            <w:r>
+              <w:rPr>
+                <w:rFonts w:asciiTheme="minorHAnsi" w:hAnsiTheme="minorHAnsi" w:cstheme="minorHAnsi"/>
+              </w:rPr>
+              <w:t>.2).</w:t>
+            </w:r>
+          </w:p>
+          <w:p>
+            <w:pPr>
+              <w:pStyle w:val="ListParagraph"/>
+              <w:ind w:left="1224"/>
+              <w:rPr>
+                <w:rFonts w:asciiTheme="minorHAnsi" w:hAnsiTheme="minorHAnsi" w:cstheme="minorHAnsi"/>
+              </w:rPr>
+            </w:pPr>
+          </w:p>
+          <w:p>
+            <w:pPr>
+              <w:pStyle w:val="ListParagraph"/>
+              <w:numPr>
+                <w:ilvl w:val="0"/>
+                <w:numId w:val="11"/>
+              </w:numPr>
+              <w:rPr>
+                <w:rFonts w:asciiTheme="minorHAnsi" w:hAnsiTheme="minorHAnsi" w:cstheme="minorHAnsi"/>
+              </w:rPr>
+            </w:pPr>
+            <w:r>
+              <w:rPr>
+                <w:rFonts w:asciiTheme="minorHAnsi" w:hAnsiTheme="minorHAnsi" w:cstheme="minorHAnsi"/>
+              </w:rPr>
+              <w:t xml:space="preserve">Market </w:t>
+            </w:r>
+            <w:r>
+              <w:rPr>
+                <w:rFonts w:asciiTheme="minorHAnsi" w:hAnsiTheme="minorHAnsi" w:cstheme="minorHAnsi"/>
+              </w:rPr>
+              <w:t>your Holiday Caravan</w:t>
+            </w:r>
+            <w:r>
+              <w:rPr>
+                <w:rFonts w:asciiTheme="minorHAnsi" w:hAnsiTheme="minorHAnsi" w:cstheme="minorHAnsi"/>
+              </w:rPr>
+              <w:t xml:space="preserve"> yourself or through an agent. This is not our responsibility under this </w:t>
+            </w:r>
+            <w:r>
+              <w:rPr>
+                <w:rFonts w:asciiTheme="minorHAnsi" w:hAnsiTheme="minorHAnsi" w:cstheme="minorHAnsi"/>
+              </w:rPr>
+              <w:t>Licence Agr</w:t>
+            </w:r>
+            <w:r>
+              <w:rPr>
+                <w:rFonts w:asciiTheme="minorHAnsi" w:hAnsiTheme="minorHAnsi" w:cstheme="minorHAnsi"/>
+              </w:rPr>
+              <w:t xml:space="preserve">eement. If we provide marketing support, we'll explain what it includes and give you the price if you decide to move forward. </w:t>
+            </w:r>
+          </w:p>
+          <w:p>
+            <w:pPr>
+              <w:pStyle w:val="ListParagraph"/>
+              <w:ind w:left="420"/>
+              <w:rPr>
+                <w:rFonts w:asciiTheme="minorHAnsi" w:hAnsiTheme="minorHAnsi" w:cstheme="minorHAnsi"/>
+              </w:rPr>
+            </w:pPr>
+          </w:p>
+          <w:p>
+            <w:pPr>
+              <w:pStyle w:val="ListParagraph"/>
+              <w:numPr>
+                <w:ilvl w:val="0"/>
+                <w:numId w:val="11"/>
+              </w:numPr>
+              <w:rPr>
+                <w:rFonts w:asciiTheme="minorHAnsi" w:hAnsiTheme="minorHAnsi" w:cstheme="minorHAnsi"/>
+              </w:rPr>
+            </w:pPr>
+            <w:r>
+              <w:rPr>
+                <w:rFonts w:asciiTheme="minorHAnsi" w:hAnsiTheme="minorHAnsi" w:cstheme="minorHAnsi"/>
+              </w:rPr>
+              <w:t xml:space="preserve">Inform us of the price at which you are marketing </w:t>
+            </w:r>
+            <w:r>
+              <w:rPr>
+                <w:rFonts w:asciiTheme="minorHAnsi" w:hAnsiTheme="minorHAnsi" w:cstheme="minorHAnsi"/>
+              </w:rPr>
+              <w:t>your Holiday Caravan</w:t>
+            </w:r>
+            <w:r>
+              <w:rPr>
+                <w:rFonts w:asciiTheme="minorHAnsi" w:hAnsiTheme="minorHAnsi" w:cstheme="minorHAnsi"/>
+              </w:rPr>
+              <w:t xml:space="preserve">, and of any subsequent reduction in that price. We have five Working Days from each notification to decide if we want to buy </w:t>
+            </w:r>
+            <w:r>
+              <w:rPr>
+                <w:rFonts w:asciiTheme="minorHAnsi" w:hAnsiTheme="minorHAnsi" w:cstheme="minorHAnsi"/>
+              </w:rPr>
+              <w:t>your Holiday Caravan</w:t>
+            </w:r>
+            <w:r>
+              <w:rPr>
+                <w:rFonts w:asciiTheme="minorHAnsi" w:hAnsiTheme="minorHAnsi" w:cstheme="minorHAnsi"/>
+              </w:rPr>
+              <w:t xml:space="preserve"> at this price without a Transfer Fee. If we do decide to buy </w:t>
+            </w:r>
+            <w:r>
+              <w:rPr>
+                <w:rFonts w:asciiTheme="minorHAnsi" w:hAnsiTheme="minorHAnsi" w:cstheme="minorHAnsi"/>
+              </w:rPr>
+              <w:t>your Holiday Caravan</w:t>
+            </w:r>
+            <w:r>
+              <w:rPr>
+                <w:rFonts w:asciiTheme="minorHAnsi" w:hAnsiTheme="minorHAnsi" w:cstheme="minorHAnsi"/>
+              </w:rPr>
+              <w:t xml:space="preserve">, we will pay you for it within five Working Days of our decision or when </w:t>
+            </w:r>
+            <w:r>
+              <w:rPr>
+                <w:rFonts w:asciiTheme="minorHAnsi" w:hAnsiTheme="minorHAnsi" w:cstheme="minorHAnsi"/>
+              </w:rPr>
+              <w:t>your Holiday Caravan</w:t>
+            </w:r>
+            <w:r>
+              <w:rPr>
+                <w:rFonts w:asciiTheme="minorHAnsi" w:hAnsiTheme="minorHAnsi" w:cstheme="minorHAnsi"/>
+              </w:rPr>
+              <w:t xml:space="preserve"> is vacated, whichever is later. We will deduct any known finance and any other undisputed amounts which you owe us. We will not deduct anything else unless you agree.</w:t>
+            </w:r>
+          </w:p>
+          <w:p>
+            <w:pPr>
+              <w:pStyle w:val="ListParagraph"/>
+              <w:ind w:left="1224"/>
+              <w:rPr>
+                <w:rFonts w:asciiTheme="minorHAnsi" w:hAnsiTheme="minorHAnsi" w:cstheme="minorHAnsi"/>
+              </w:rPr>
+            </w:pPr>
+          </w:p>
+          <w:p>
+            <w:pPr>
+              <w:pStyle w:val="ListParagraph"/>
+              <w:numPr>
+                <w:ilvl w:val="0"/>
+                <w:numId w:val="11"/>
+              </w:numPr>
+              <w:rPr>
+                <w:rFonts w:asciiTheme="minorHAnsi" w:hAnsiTheme="minorHAnsi" w:cstheme="minorHAnsi"/>
+              </w:rPr>
+            </w:pPr>
+            <w:r>
+              <w:rPr>
+                <w:rFonts w:asciiTheme="minorHAnsi" w:hAnsiTheme="minorHAnsi" w:cstheme="minorHAnsi"/>
+              </w:rPr>
+              <w:t xml:space="preserve">If we do not buy it, then when you find a buyer let us know their name and contact details. We will give them a copy of this Licence Agreement and any necessary information, protecting your personal information by removing it from any copy document provided. We will then check the buyer’s credit status and ability to comply with this </w:t>
+            </w:r>
+            <w:r>
+              <w:rPr>
+                <w:rFonts w:asciiTheme="minorHAnsi" w:hAnsiTheme="minorHAnsi" w:cstheme="minorHAnsi"/>
+              </w:rPr>
+              <w:t>Licence A</w:t>
+            </w:r>
+            <w:r>
+              <w:rPr>
+                <w:rFonts w:asciiTheme="minorHAnsi" w:hAnsiTheme="minorHAnsi" w:cstheme="minorHAnsi"/>
+              </w:rPr>
+              <w:t xml:space="preserve">greement and our Park Rules. We will tell you whether we approve the buyer as soon as possible. If we do </w:t>
+            </w:r>
+            <w:r>
+              <w:rPr>
+                <w:rFonts w:asciiTheme="minorHAnsi" w:hAnsiTheme="minorHAnsi" w:cstheme="minorHAnsi"/>
+              </w:rPr>
+              <w:lastRenderedPageBreak/>
+              <w:t xml:space="preserve">not approve, we will tell you why in writing and our decision must be reasonable. Part 2 Clause </w:t>
+            </w:r>
+            <w:r>
+              <w:rPr>
+                <w:rFonts w:asciiTheme="minorHAnsi" w:hAnsiTheme="minorHAnsi" w:cstheme="minorHAnsi"/>
+              </w:rPr>
+              <w:t>8</w:t>
+            </w:r>
+            <w:r>
+              <w:rPr>
+                <w:rFonts w:asciiTheme="minorHAnsi" w:hAnsiTheme="minorHAnsi" w:cstheme="minorHAnsi"/>
+              </w:rPr>
+              <w:t xml:space="preserve"> explains your options if you disagree.</w:t>
+            </w:r>
+          </w:p>
+          <w:p>
+            <w:pPr>
+              <w:pStyle w:val="ListParagraph"/>
+              <w:ind w:left="1224"/>
+              <w:rPr>
+                <w:rFonts w:asciiTheme="minorHAnsi" w:hAnsiTheme="minorHAnsi" w:cstheme="minorHAnsi"/>
+              </w:rPr>
+            </w:pPr>
+          </w:p>
+          <w:p>
+            <w:pPr>
+              <w:rPr>
+                <w:rFonts w:asciiTheme="minorHAnsi" w:hAnsiTheme="minorHAnsi" w:cstheme="minorHAnsi"/>
+                <w:sz w:val="22"/>
+                <w:szCs w:val="22"/>
+              </w:rPr>
+            </w:pPr>
+            <w:r>
+              <w:rPr>
+                <w:rFonts w:asciiTheme="minorHAnsi" w:hAnsiTheme="minorHAnsi" w:cstheme="minorHAnsi"/>
+                <w:sz w:val="22"/>
+                <w:szCs w:val="22"/>
+              </w:rPr>
+              <w:t xml:space="preserve">If we approve the prospective buyer: </w:t>
+            </w:r>
+          </w:p>
+          <w:p>
+            <w:pPr>
+              <w:pStyle w:val="ListParagraph"/>
+              <w:ind w:left="792"/>
+              <w:rPr>
+                <w:rFonts w:asciiTheme="minorHAnsi" w:hAnsiTheme="minorHAnsi" w:cstheme="minorHAnsi"/>
+              </w:rPr>
+            </w:pPr>
+          </w:p>
+          <w:p>
+            <w:pPr>
+              <w:pStyle w:val="ListParagraph"/>
+              <w:numPr>
+                <w:ilvl w:val="0"/>
+                <w:numId w:val="11"/>
+              </w:numPr>
+              <w:rPr>
+                <w:rFonts w:asciiTheme="minorHAnsi" w:hAnsiTheme="minorHAnsi" w:cstheme="minorHAnsi"/>
+              </w:rPr>
+            </w:pPr>
+            <w:r>
+              <w:rPr>
+                <w:rFonts w:asciiTheme="minorHAnsi" w:hAnsiTheme="minorHAnsi" w:cstheme="minorHAnsi"/>
+              </w:rPr>
+              <w:t xml:space="preserve">The transaction must be handled by </w:t>
+            </w:r>
+            <w:proofErr w:type="gramStart"/>
+            <w:r>
+              <w:rPr>
+                <w:rFonts w:asciiTheme="minorHAnsi" w:hAnsiTheme="minorHAnsi" w:cstheme="minorHAnsi"/>
+              </w:rPr>
+              <w:t>us</w:t>
+            </w:r>
+            <w:proofErr w:type="gramEnd"/>
+            <w:r>
+              <w:rPr>
+                <w:rFonts w:asciiTheme="minorHAnsi" w:hAnsiTheme="minorHAnsi" w:cstheme="minorHAnsi"/>
+              </w:rPr>
+              <w:t xml:space="preserve"> and you appoint us to act for you. We will receive all payments from your buyer and pay you within five Working Days of receiving cleared funds. We will first pay off any finance you have notified us about in writing and deduct any Transfer Fee, VAT</w:t>
+            </w:r>
+            <w:r>
+              <w:rPr>
+                <w:rFonts w:asciiTheme="minorHAnsi" w:hAnsiTheme="minorHAnsi" w:cstheme="minorHAnsi"/>
+              </w:rPr>
+              <w:t>,</w:t>
+            </w:r>
+            <w:r>
+              <w:rPr>
+                <w:rFonts w:asciiTheme="minorHAnsi" w:hAnsiTheme="minorHAnsi" w:cstheme="minorHAnsi"/>
+              </w:rPr>
+              <w:t xml:space="preserve"> where charged</w:t>
+            </w:r>
+            <w:r>
+              <w:rPr>
+                <w:rFonts w:asciiTheme="minorHAnsi" w:hAnsiTheme="minorHAnsi" w:cstheme="minorHAnsi"/>
+              </w:rPr>
+              <w:t>,</w:t>
+            </w:r>
+            <w:r>
+              <w:rPr>
+                <w:rFonts w:asciiTheme="minorHAnsi" w:hAnsiTheme="minorHAnsi" w:cstheme="minorHAnsi"/>
+              </w:rPr>
+              <w:t xml:space="preserve"> and any other undisputed amounts you owe us.</w:t>
+            </w:r>
+          </w:p>
+          <w:p>
+            <w:pPr>
+              <w:pStyle w:val="ListParagraph"/>
+              <w:ind w:left="1224"/>
+              <w:rPr>
+                <w:rFonts w:asciiTheme="minorHAnsi" w:hAnsiTheme="minorHAnsi" w:cstheme="minorHAnsi"/>
+              </w:rPr>
+            </w:pPr>
+          </w:p>
+          <w:p>
+            <w:pPr>
+              <w:pStyle w:val="ListParagraph"/>
+              <w:numPr>
+                <w:ilvl w:val="0"/>
+                <w:numId w:val="11"/>
+              </w:numPr>
+              <w:rPr>
+                <w:rFonts w:asciiTheme="minorHAnsi" w:hAnsiTheme="minorHAnsi" w:cstheme="minorHAnsi"/>
+              </w:rPr>
+            </w:pPr>
+            <w:r>
+              <w:rPr>
+                <w:rFonts w:asciiTheme="minorHAnsi" w:hAnsiTheme="minorHAnsi" w:cstheme="minorHAnsi"/>
+              </w:rPr>
+              <w:t>We will not charge the Transfer Fee if you are selling because we are in serious breach of this Licence Agreement.</w:t>
+            </w:r>
+          </w:p>
+          <w:p>
+            <w:pPr>
+              <w:pStyle w:val="ListParagraph"/>
+              <w:rPr>
+                <w:rFonts w:asciiTheme="minorHAnsi" w:hAnsiTheme="minorHAnsi" w:cstheme="minorHAnsi"/>
+              </w:rPr>
+            </w:pPr>
+          </w:p>
+          <w:p>
+            <w:pPr>
+              <w:pStyle w:val="ListParagraph"/>
+              <w:numPr>
+                <w:ilvl w:val="0"/>
+                <w:numId w:val="11"/>
+              </w:numPr>
+              <w:rPr>
+                <w:rFonts w:asciiTheme="minorHAnsi" w:hAnsiTheme="minorHAnsi" w:cstheme="minorHAnsi"/>
+              </w:rPr>
+            </w:pPr>
+            <w:r>
+              <w:rPr>
+                <w:rFonts w:asciiTheme="minorHAnsi" w:hAnsiTheme="minorHAnsi" w:cstheme="minorHAnsi"/>
+              </w:rPr>
+              <w:t xml:space="preserve">Once the sale is complete, we will provide an approved buyer with a new </w:t>
+            </w:r>
+            <w:r>
+              <w:rPr>
+                <w:rFonts w:asciiTheme="minorHAnsi" w:hAnsiTheme="minorHAnsi" w:cstheme="minorHAnsi"/>
+              </w:rPr>
+              <w:t xml:space="preserve">licence </w:t>
+            </w:r>
+            <w:r>
+              <w:rPr>
+                <w:rFonts w:asciiTheme="minorHAnsi" w:hAnsiTheme="minorHAnsi" w:cstheme="minorHAnsi"/>
+              </w:rPr>
+              <w:t xml:space="preserve">agreement for the remaining term of this Licence Agreement. The new </w:t>
+            </w:r>
+            <w:r>
+              <w:rPr>
+                <w:rFonts w:asciiTheme="minorHAnsi" w:hAnsiTheme="minorHAnsi" w:cstheme="minorHAnsi"/>
+              </w:rPr>
+              <w:t xml:space="preserve">licence </w:t>
+            </w:r>
+            <w:r>
+              <w:rPr>
+                <w:rFonts w:asciiTheme="minorHAnsi" w:hAnsiTheme="minorHAnsi" w:cstheme="minorHAnsi"/>
+              </w:rPr>
+              <w:t xml:space="preserve">agreement will not have less favourable terms, and the pitch fee will start at the same amount as the current Pitch Fee, excluding any discounts or free periods. Any payments made for the Pitch Fee and other charges under this Licence Agreement will carry over to the new </w:t>
+            </w:r>
+            <w:r>
+              <w:rPr>
+                <w:rFonts w:asciiTheme="minorHAnsi" w:hAnsiTheme="minorHAnsi" w:cstheme="minorHAnsi"/>
+              </w:rPr>
+              <w:t xml:space="preserve">licence </w:t>
+            </w:r>
+            <w:r>
+              <w:rPr>
+                <w:rFonts w:asciiTheme="minorHAnsi" w:hAnsiTheme="minorHAnsi" w:cstheme="minorHAnsi"/>
+              </w:rPr>
+              <w:t xml:space="preserve">agreement. </w:t>
+            </w:r>
+          </w:p>
+          <w:p>
+            <w:pPr>
+              <w:pStyle w:val="ListParagraph"/>
+              <w:ind w:left="1224"/>
+              <w:rPr>
+                <w:rFonts w:asciiTheme="minorHAnsi" w:hAnsiTheme="minorHAnsi" w:cstheme="minorHAnsi"/>
+              </w:rPr>
+            </w:pPr>
+          </w:p>
+          <w:p>
+            <w:pPr>
+              <w:pStyle w:val="ListParagraph"/>
+              <w:numPr>
+                <w:ilvl w:val="0"/>
+                <w:numId w:val="11"/>
+              </w:numPr>
+              <w:rPr>
+                <w:rFonts w:asciiTheme="minorHAnsi" w:hAnsiTheme="minorHAnsi" w:cstheme="minorHAnsi"/>
+              </w:rPr>
+            </w:pPr>
+            <w:r>
+              <w:rPr>
+                <w:rFonts w:asciiTheme="minorHAnsi" w:hAnsiTheme="minorHAnsi" w:cstheme="minorHAnsi"/>
+              </w:rPr>
+              <w:t>Your personal representative can exercise these rights after your death.</w:t>
+            </w:r>
+          </w:p>
+        </w:tc>
+      </w:tr>
+      <w:tr>
+        <w:tc>
+          <w:tcPr>
+            <w:tcW w:w="2802" w:type="dxa"/>
+            <w:shd w:val="clear" w:color="auto" w:fill="F2F2F2" w:themeFill="background1" w:themeFillShade="F2"/>
+            <w:vAlign w:val="center"/>
+          </w:tcPr>
+          <w:p>
+            <w:pPr>
+              <w:rPr>
+                <w:rFonts w:asciiTheme="minorHAnsi" w:hAnsiTheme="minorHAnsi" w:cstheme="minorHAnsi"/>
+                <w:b/>
+                <w:sz w:val="22"/>
+                <w:szCs w:val="22"/>
+              </w:rPr>
+            </w:pPr>
+            <w:r>
+              <w:rPr>
+                <w:rFonts w:asciiTheme="minorHAnsi" w:hAnsiTheme="minorHAnsi" w:cstheme="minorHAnsi"/>
+                <w:b/>
+                <w:sz w:val="22"/>
+                <w:szCs w:val="22"/>
+              </w:rPr>
+              <w:t xml:space="preserve">Giving </w:t>
+            </w:r>
+            <w:r>
+              <w:rPr>
+                <w:rFonts w:asciiTheme="minorHAnsi" w:hAnsiTheme="minorHAnsi" w:cstheme="minorHAnsi"/>
+                <w:b/>
+                <w:sz w:val="22"/>
+                <w:szCs w:val="22"/>
+              </w:rPr>
+              <w:t>your Holiday Caravan</w:t>
+            </w:r>
+            <w:r>
+              <w:rPr>
+                <w:rFonts w:asciiTheme="minorHAnsi" w:hAnsiTheme="minorHAnsi" w:cstheme="minorHAnsi"/>
+                <w:b/>
+                <w:sz w:val="22"/>
+                <w:szCs w:val="22"/>
+              </w:rPr>
+              <w:t xml:space="preserve"> Away</w:t>
+            </w:r>
+          </w:p>
+          <w:p>
+            <w:pPr>
+              <w:rPr>
+                <w:rFonts w:asciiTheme="minorHAnsi" w:hAnsiTheme="minorHAnsi" w:cstheme="minorHAnsi"/>
+                <w:b/>
+              </w:rPr>
+            </w:pPr>
+          </w:p>
+        </w:tc>
+        <w:tc>
+          <w:tcPr>
+            <w:tcW w:w="7684" w:type="dxa"/>
+          </w:tcPr>
+          <w:p>
+            <w:pPr>
+              <w:rPr>
+                <w:rFonts w:asciiTheme="minorHAnsi" w:hAnsiTheme="minorHAnsi" w:cstheme="minorHAnsi"/>
+                <w:bCs/>
+                <w:sz w:val="22"/>
+                <w:szCs w:val="22"/>
+              </w:rPr>
+            </w:pPr>
+            <w:r>
+              <w:rPr>
+                <w:rFonts w:asciiTheme="minorHAnsi" w:hAnsiTheme="minorHAnsi" w:cstheme="minorHAnsi"/>
+                <w:bCs/>
+                <w:sz w:val="22"/>
+                <w:szCs w:val="22"/>
+              </w:rPr>
+              <w:t xml:space="preserve">If you give </w:t>
+            </w:r>
+            <w:r>
+              <w:rPr>
+                <w:rFonts w:asciiTheme="minorHAnsi" w:hAnsiTheme="minorHAnsi" w:cstheme="minorHAnsi"/>
+                <w:bCs/>
+                <w:sz w:val="22"/>
+                <w:szCs w:val="22"/>
+              </w:rPr>
+              <w:t>your Holiday Caravan</w:t>
+            </w:r>
+            <w:r>
+              <w:rPr>
+                <w:rFonts w:asciiTheme="minorHAnsi" w:hAnsiTheme="minorHAnsi" w:cstheme="minorHAnsi"/>
+                <w:bCs/>
+                <w:sz w:val="22"/>
+                <w:szCs w:val="22"/>
+              </w:rPr>
+              <w:t xml:space="preserve"> to a Family Member or they inherit it after your death, they can ask us for an agreement to keep it on the </w:t>
+            </w:r>
+            <w:proofErr w:type="gramStart"/>
+            <w:r>
+              <w:rPr>
+                <w:rFonts w:asciiTheme="minorHAnsi" w:hAnsiTheme="minorHAnsi" w:cstheme="minorHAnsi"/>
+                <w:bCs/>
+                <w:sz w:val="22"/>
+                <w:szCs w:val="22"/>
+              </w:rPr>
+              <w:t>Park</w:t>
+            </w:r>
+            <w:proofErr w:type="gramEnd"/>
+            <w:r>
+              <w:rPr>
+                <w:rFonts w:asciiTheme="minorHAnsi" w:hAnsiTheme="minorHAnsi" w:cstheme="minorHAnsi"/>
+                <w:bCs/>
+                <w:sz w:val="22"/>
+                <w:szCs w:val="22"/>
+              </w:rPr>
+              <w:t xml:space="preserve">. We will ask the same questions as if you were selling </w:t>
+            </w:r>
+            <w:r>
+              <w:rPr>
+                <w:rFonts w:asciiTheme="minorHAnsi" w:hAnsiTheme="minorHAnsi" w:cstheme="minorHAnsi"/>
+                <w:bCs/>
+                <w:sz w:val="22"/>
+                <w:szCs w:val="22"/>
+              </w:rPr>
+              <w:t>your Holiday Caravan</w:t>
+            </w:r>
+            <w:r>
+              <w:rPr>
+                <w:rFonts w:asciiTheme="minorHAnsi" w:hAnsiTheme="minorHAnsi" w:cstheme="minorHAnsi"/>
+                <w:bCs/>
+                <w:sz w:val="22"/>
+                <w:szCs w:val="22"/>
+              </w:rPr>
+              <w:t xml:space="preserve">. We need to be reasonably satisfied that they can meet the same obligations you had. We will tell you, or your personal representatives, if we approve the Family Member as soon as possible. If we don’t approve, we’ll explain why in writing and our decision must be reasonable. You, or your personal representatives, can use the options in Part 2 Clause </w:t>
+            </w:r>
+            <w:r>
+              <w:rPr>
+                <w:rFonts w:asciiTheme="minorHAnsi" w:hAnsiTheme="minorHAnsi" w:cstheme="minorHAnsi"/>
+                <w:bCs/>
+                <w:sz w:val="22"/>
+                <w:szCs w:val="22"/>
+              </w:rPr>
+              <w:t>8</w:t>
+            </w:r>
+            <w:r>
+              <w:rPr>
+                <w:rFonts w:asciiTheme="minorHAnsi" w:hAnsiTheme="minorHAnsi" w:cstheme="minorHAnsi"/>
+                <w:bCs/>
+                <w:sz w:val="22"/>
+                <w:szCs w:val="22"/>
+              </w:rPr>
+              <w:t xml:space="preserve"> if you disagree. </w:t>
+            </w:r>
+          </w:p>
+          <w:p>
+            <w:pPr>
+              <w:rPr>
+                <w:rFonts w:asciiTheme="minorHAnsi" w:hAnsiTheme="minorHAnsi" w:cstheme="minorHAnsi"/>
+                <w:b/>
+              </w:rPr>
+            </w:pPr>
+          </w:p>
+          <w:p>
+            <w:pPr>
+              <w:rPr>
+                <w:rFonts w:asciiTheme="minorHAnsi" w:hAnsiTheme="minorHAnsi" w:cstheme="minorHAnsi"/>
+                <w:bCs/>
+                <w:sz w:val="22"/>
+                <w:szCs w:val="22"/>
+              </w:rPr>
+            </w:pPr>
+            <w:r>
+              <w:rPr>
+                <w:rFonts w:asciiTheme="minorHAnsi" w:hAnsiTheme="minorHAnsi" w:cstheme="minorHAnsi"/>
+                <w:bCs/>
+                <w:sz w:val="22"/>
+                <w:szCs w:val="22"/>
+              </w:rPr>
+              <w:t xml:space="preserve">We will give an approved Family Member a copy of this Licence Agreement and all necessary information, removing your personal details. If they decide to proceed, we will give them an agreement on the same basis as an approved buyer above. </w:t>
+            </w:r>
+          </w:p>
+          <w:p>
+            <w:pPr>
+              <w:pStyle w:val="ListParagraph"/>
+              <w:rPr>
+                <w:rFonts w:asciiTheme="minorHAnsi" w:hAnsiTheme="minorHAnsi" w:cstheme="minorHAnsi"/>
+                <w:bCs/>
+              </w:rPr>
+            </w:pPr>
+          </w:p>
+          <w:p>
+            <w:pPr>
+              <w:rPr>
+                <w:rFonts w:asciiTheme="minorHAnsi" w:hAnsiTheme="minorHAnsi" w:cstheme="minorHAnsi"/>
+                <w:sz w:val="22"/>
+                <w:szCs w:val="22"/>
+              </w:rPr>
+            </w:pPr>
+            <w:r>
+              <w:rPr>
+                <w:rFonts w:asciiTheme="minorHAnsi" w:hAnsiTheme="minorHAnsi" w:cstheme="minorHAnsi"/>
+                <w:bCs/>
+                <w:sz w:val="22"/>
+                <w:szCs w:val="22"/>
+              </w:rPr>
+              <w:t>In this Licence Agreement</w:t>
+            </w:r>
+            <w:r>
+              <w:rPr>
+                <w:rFonts w:asciiTheme="minorHAnsi" w:hAnsiTheme="minorHAnsi" w:cstheme="minorHAnsi"/>
+                <w:b/>
+                <w:sz w:val="22"/>
+                <w:szCs w:val="22"/>
+              </w:rPr>
+              <w:t xml:space="preserve"> "Family Member"</w:t>
+            </w:r>
+            <w:r>
+              <w:rPr>
+                <w:rFonts w:asciiTheme="minorHAnsi" w:hAnsiTheme="minorHAnsi" w:cstheme="minorHAnsi"/>
+                <w:sz w:val="22"/>
+                <w:szCs w:val="22"/>
+              </w:rPr>
+              <w:t xml:space="preserve"> means your spouse, civil partner, parent, grandparent, child, grandchild, brother, sister, or their spouse, including stepchildren as children. </w:t>
+            </w:r>
+          </w:p>
+        </w:tc>
+      </w:tr>
+      <w:tr>
+        <w:trPr>
+          <w:trHeight w:val="499"/>
+        </w:trPr>
+        <w:tc>
+          <w:tcPr>
+            <w:tcW w:w="2802" w:type="dxa"/>
+            <w:shd w:val="clear" w:color="auto" w:fill="F2F2F2" w:themeFill="background1" w:themeFillShade="F2"/>
+            <w:vAlign w:val="center"/>
+          </w:tcPr>
+          <w:p>
+            <w:pPr>
+              <w:rPr>
+                <w:rFonts w:asciiTheme="minorHAnsi" w:hAnsiTheme="minorHAnsi" w:cstheme="minorHAnsi"/>
+                <w:b/>
+                <w:sz w:val="22"/>
+                <w:szCs w:val="22"/>
+              </w:rPr>
+            </w:pPr>
+            <w:r>
+              <w:rPr>
+                <w:rFonts w:asciiTheme="minorHAnsi" w:hAnsiTheme="minorHAnsi" w:cstheme="minorHAnsi"/>
+                <w:b/>
+                <w:sz w:val="22"/>
+                <w:szCs w:val="22"/>
+              </w:rPr>
+              <w:t xml:space="preserve">Rate of Transfer Fee </w:t>
+            </w:r>
+          </w:p>
+        </w:tc>
+        <w:tc>
+          <w:tcPr>
+            <w:tcW w:w="7684" w:type="dxa"/>
+          </w:tcPr>
+          <w:p>
+            <w:pPr>
+              <w:rPr>
+                <w:rFonts w:asciiTheme="minorHAnsi" w:hAnsiTheme="minorHAnsi" w:cstheme="minorHAnsi"/>
+                <w:i/>
+                <w:iCs/>
+                <w:sz w:val="22"/>
+                <w:szCs w:val="22"/>
+              </w:rPr>
+            </w:pPr>
+          </w:p>
+          <w:p>
+            <w:pPr>
+              <w:rPr>
+                <w:rFonts w:asciiTheme="minorHAnsi" w:hAnsiTheme="minorHAnsi" w:cstheme="minorHAnsi"/>
+                <w:sz w:val="22"/>
+                <w:szCs w:val="22"/>
+              </w:rPr>
+            </w:pPr>
+            <w:r>
+              <w:rPr>
+                <w:rFonts w:asciiTheme="minorHAnsi" w:hAnsiTheme="minorHAnsi" w:cstheme="minorHAnsi"/>
+                <w:b/>
+                <w:bCs/>
+                <w:sz w:val="22"/>
+                <w:szCs w:val="22"/>
+              </w:rPr>
+              <w:t>15</w:t>
+            </w:r>
+            <w:r>
+              <w:rPr>
+                <w:rFonts w:asciiTheme="minorHAnsi" w:hAnsiTheme="minorHAnsi" w:cstheme="minorHAnsi"/>
+                <w:b/>
+                <w:bCs/>
+                <w:sz w:val="22"/>
+                <w:szCs w:val="22"/>
+              </w:rPr>
+              <w:t>%</w:t>
+            </w:r>
+            <w:r>
+              <w:rPr>
+                <w:rFonts w:asciiTheme="minorHAnsi" w:hAnsiTheme="minorHAnsi" w:cstheme="minorHAnsi"/>
+                <w:sz w:val="22"/>
+                <w:szCs w:val="22"/>
+              </w:rPr>
+              <w:t xml:space="preserve"> of Resale</w:t>
+            </w:r>
+            <w:r>
+              <w:rPr>
+                <w:rFonts w:asciiTheme="minorHAnsi" w:hAnsiTheme="minorHAnsi" w:cstheme="minorHAnsi"/>
+                <w:b/>
+                <w:color w:val="FF0000"/>
+                <w:sz w:val="22"/>
+                <w:szCs w:val="22"/>
+              </w:rPr>
+              <w:t xml:space="preserve"> </w:t>
+            </w:r>
+            <w:r>
+              <w:rPr>
+                <w:rFonts w:asciiTheme="minorHAnsi" w:hAnsiTheme="minorHAnsi" w:cstheme="minorHAnsi"/>
+                <w:bCs/>
+                <w:sz w:val="22"/>
+                <w:szCs w:val="22"/>
+              </w:rPr>
+              <w:t>Pri</w:t>
+            </w:r>
+            <w:r>
+              <w:rPr>
+                <w:rFonts w:asciiTheme="minorHAnsi" w:hAnsiTheme="minorHAnsi" w:cstheme="minorHAnsi"/>
+                <w:sz w:val="22"/>
+                <w:szCs w:val="22"/>
+              </w:rPr>
+              <w:t>ce plus VAT.</w:t>
+            </w:r>
+          </w:p>
+          <w:p>
+            <w:pPr>
+              <w:rPr>
+                <w:rFonts w:asciiTheme="minorHAnsi" w:hAnsiTheme="minorHAnsi" w:cstheme="minorHAnsi"/>
+                <w:i/>
+                <w:iCs/>
+                <w:sz w:val="22"/>
+                <w:szCs w:val="22"/>
+              </w:rPr>
+            </w:pPr>
+          </w:p>
+        </w:tc>
+      </w:tr>
+    </w:tbl>
+    <w:p>
+      <w:pPr>
+        <w:rPr>
+          <w:rFonts w:asciiTheme="minorHAnsi" w:hAnsiTheme="minorHAnsi" w:cstheme="minorHAnsi"/>
+          <w:b/>
+          <w:i/>
+          <w:iCs/>
+          <w:color w:val="800000"/>
+          <w:sz w:val="22"/>
+          <w:szCs w:val="22"/>
+        </w:rPr>
+      </w:pPr>
+    </w:p>
+    <w:p>
+      <w:pPr>
+        <w:shd w:val="clear" w:color="auto" w:fill="808080" w:themeFill="background1" w:themeFillShade="80"/>
+        <w:rPr>
+          <w:rFonts w:asciiTheme="minorHAnsi" w:hAnsiTheme="minorHAnsi" w:cstheme="minorHAnsi"/>
+          <w:color w:val="FFFFFF" w:themeColor="background1"/>
+          <w:sz w:val="22"/>
+          <w:szCs w:val="22"/>
+        </w:rPr>
+      </w:pPr>
+      <w:r>
+        <w:rPr>
+          <w:rFonts w:asciiTheme="minorHAnsi" w:hAnsiTheme="minorHAnsi" w:cstheme="minorHAnsi"/>
+          <w:b/>
+          <w:color w:val="FFFFFF" w:themeColor="background1"/>
+          <w:sz w:val="22"/>
+          <w:szCs w:val="22"/>
+        </w:rPr>
+        <w:t xml:space="preserve">7. Rates </w:t>
+      </w:r>
+    </w:p>
+    <w:p>
+      <w:pPr>
+        <w:rPr>
+          <w:rFonts w:asciiTheme="minorHAnsi" w:hAnsiTheme="minorHAnsi" w:cstheme="minorHAnsi"/>
+          <w:sz w:val="22"/>
+          <w:szCs w:val="22"/>
+        </w:rPr>
+      </w:pPr>
+    </w:p>
+    <w:tbl>
+      <w:tblPr>
+        <w:tblW w:w="10456" w:type="dxa"/>
+        <w:tblBorders>
+          <w:top w:val="single" w:sz="4" w:space="0" w:color="auto"/>
+          <w:left w:val="single" w:sz="4" w:space="0" w:color="auto"/>
+          <w:bottom w:val="single" w:sz="4" w:space="0" w:color="auto"/>
+          <w:right w:val="single" w:sz="4" w:space="0" w:color="auto"/>
+          <w:insideH w:val="single" w:sz="4" w:space="0" w:color="auto"/>
+          <w:insideV w:val="single" w:sz="4" w:space="0" w:color="auto"/>
+        </w:tblBorders>
+        <w:tblLook w:val="01E0" w:firstRow="1" w:lastRow="1" w:firstColumn="1" w:lastColumn="1" w:noHBand="0" w:noVBand="0"/>
+      </w:tblPr>
+      <w:tblGrid>
+        <w:gridCol w:w="2802"/>
+        <w:gridCol w:w="7654"/>
+      </w:tblGrid>
+      <w:tr>
+        <w:trPr>
+          <w:trHeight w:val="527"/>
+        </w:trPr>
+        <w:tc>
+          <w:tcPr>
+            <w:tcW w:w="2802" w:type="dxa"/>
+            <w:shd w:val="clear" w:color="auto" w:fill="F2F2F2" w:themeFill="background1" w:themeFillShade="F2"/>
+            <w:vAlign w:val="center"/>
+          </w:tcPr>
+          <w:p>
+            <w:pPr>
+              <w:rPr>
+                <w:rFonts w:asciiTheme="minorHAnsi" w:hAnsiTheme="minorHAnsi" w:cstheme="minorHAnsi"/>
+                <w:b/>
+                <w:sz w:val="22"/>
+                <w:szCs w:val="22"/>
+              </w:rPr>
+            </w:pPr>
+            <w:r>
+              <w:rPr>
+                <w:rFonts w:asciiTheme="minorHAnsi" w:hAnsiTheme="minorHAnsi" w:cstheme="minorHAnsi"/>
+                <w:b/>
+                <w:sz w:val="22"/>
+                <w:szCs w:val="22"/>
+              </w:rPr>
+              <w:t>The Rates</w:t>
+            </w:r>
+          </w:p>
+        </w:tc>
+        <w:tc>
+          <w:tcPr>
+            <w:tcW w:w="7654" w:type="dxa"/>
+            <w:vAlign w:val="center"/>
+          </w:tcPr>
+          <w:p>
+            <w:pPr>
+              <w:rPr>
+                <w:rFonts w:asciiTheme="minorHAnsi" w:hAnsiTheme="minorHAnsi" w:cstheme="minorHAnsi"/>
+                <w:sz w:val="22"/>
+                <w:szCs w:val="22"/>
+              </w:rPr>
+            </w:pPr>
+            <w:r>
+              <w:rPr>
+                <w:rFonts w:asciiTheme="minorHAnsi" w:hAnsiTheme="minorHAnsi" w:cstheme="minorHAnsi"/>
+                <w:sz w:val="22"/>
+                <w:szCs w:val="22"/>
+              </w:rPr>
+              <w:t>The Rates</w:t>
+            </w:r>
+            <w:r>
+              <w:rPr>
+                <w:rFonts w:asciiTheme="minorHAnsi" w:hAnsiTheme="minorHAnsi" w:cstheme="minorHAnsi"/>
+                <w:b/>
+                <w:bCs/>
+                <w:sz w:val="22"/>
+                <w:szCs w:val="22"/>
+              </w:rPr>
+              <w:t xml:space="preserve"> </w:t>
+            </w:r>
+            <w:r>
+              <w:rPr>
+                <w:rFonts w:asciiTheme="minorHAnsi" w:hAnsiTheme="minorHAnsi" w:cstheme="minorHAnsi"/>
+                <w:sz w:val="22"/>
+                <w:szCs w:val="22"/>
+              </w:rPr>
+              <w:t>are</w:t>
+            </w:r>
+            <w:r>
+              <w:rPr>
+                <w:rFonts w:asciiTheme="minorHAnsi" w:hAnsiTheme="minorHAnsi" w:cstheme="minorHAnsi"/>
+                <w:b/>
+                <w:bCs/>
+                <w:sz w:val="22"/>
+                <w:szCs w:val="22"/>
+              </w:rPr>
+              <w:t xml:space="preserve"> </w:t>
+            </w:r>
+            <w:r>
+              <w:rPr>
+                <w:rFonts w:asciiTheme="minorHAnsi" w:hAnsiTheme="minorHAnsi" w:cstheme="minorHAnsi"/>
+                <w:sz w:val="22"/>
+                <w:szCs w:val="22"/>
+              </w:rPr>
+              <w:t>your share of the following charges</w:t>
+            </w:r>
+            <w:r>
+              <w:rPr>
+                <w:rFonts w:asciiTheme="minorHAnsi" w:hAnsiTheme="minorHAnsi" w:cstheme="minorHAnsi"/>
+                <w:sz w:val="22"/>
+                <w:szCs w:val="22"/>
+              </w:rPr>
+              <w:t>, plus VAT</w:t>
+            </w:r>
+            <w:r>
+              <w:rPr>
+                <w:rFonts w:asciiTheme="minorHAnsi" w:hAnsiTheme="minorHAnsi" w:cstheme="minorHAnsi"/>
+                <w:sz w:val="22"/>
+                <w:szCs w:val="22"/>
+              </w:rPr>
+              <w:t>: our business rates, our water rates and any charges we pay to the local authority</w:t>
+            </w:r>
+            <w:r>
+              <w:rPr>
+                <w:rFonts w:asciiTheme="minorHAnsi" w:hAnsiTheme="minorHAnsi" w:cstheme="minorHAnsi"/>
+                <w:sz w:val="22"/>
+                <w:szCs w:val="22"/>
+              </w:rPr>
+              <w:t xml:space="preserve"> and any waste disposal company</w:t>
+            </w:r>
+            <w:r>
+              <w:rPr>
+                <w:rFonts w:asciiTheme="minorHAnsi" w:hAnsiTheme="minorHAnsi" w:cstheme="minorHAnsi"/>
+                <w:sz w:val="22"/>
+                <w:szCs w:val="22"/>
+              </w:rPr>
+              <w:t xml:space="preserve">. </w:t>
+            </w:r>
+            <w:r>
+              <w:rPr>
+                <w:rFonts w:asciiTheme="minorHAnsi" w:hAnsiTheme="minorHAnsi" w:cstheme="minorHAnsi"/>
+                <w:sz w:val="22"/>
+                <w:szCs w:val="22"/>
+              </w:rPr>
+              <w:t xml:space="preserve">Your share is the total of these charges for the </w:t>
+            </w:r>
+            <w:proofErr w:type="gramStart"/>
+            <w:r>
+              <w:rPr>
+                <w:rFonts w:asciiTheme="minorHAnsi" w:hAnsiTheme="minorHAnsi" w:cstheme="minorHAnsi"/>
+                <w:sz w:val="22"/>
+                <w:szCs w:val="22"/>
+              </w:rPr>
+              <w:t>Park</w:t>
+            </w:r>
+            <w:proofErr w:type="gramEnd"/>
+            <w:r>
+              <w:rPr>
+                <w:rFonts w:asciiTheme="minorHAnsi" w:hAnsiTheme="minorHAnsi" w:cstheme="minorHAnsi"/>
+                <w:sz w:val="22"/>
+                <w:szCs w:val="22"/>
+              </w:rPr>
+              <w:t xml:space="preserve"> for the previous Rates Year</w:t>
+            </w:r>
+            <w:r>
+              <w:rPr>
+                <w:rFonts w:asciiTheme="minorHAnsi" w:hAnsiTheme="minorHAnsi" w:cstheme="minorHAnsi"/>
+                <w:sz w:val="22"/>
+                <w:szCs w:val="22"/>
+              </w:rPr>
+              <w:t>,</w:t>
+            </w:r>
+            <w:r>
+              <w:rPr>
+                <w:rFonts w:asciiTheme="minorHAnsi" w:hAnsiTheme="minorHAnsi" w:cstheme="minorHAnsi"/>
+                <w:sz w:val="22"/>
+                <w:szCs w:val="22"/>
+              </w:rPr>
+              <w:t xml:space="preserve"> divided by the number of </w:t>
+            </w:r>
+            <w:r>
+              <w:rPr>
+                <w:rFonts w:asciiTheme="minorHAnsi" w:hAnsiTheme="minorHAnsi" w:cstheme="minorHAnsi"/>
+                <w:sz w:val="22"/>
+                <w:szCs w:val="22"/>
+              </w:rPr>
+              <w:t xml:space="preserve">occupied </w:t>
+            </w:r>
+            <w:r>
+              <w:rPr>
+                <w:rFonts w:asciiTheme="minorHAnsi" w:hAnsiTheme="minorHAnsi" w:cstheme="minorHAnsi"/>
+                <w:sz w:val="22"/>
+                <w:szCs w:val="22"/>
+              </w:rPr>
+              <w:t>pitches at the start of that Rates Year.</w:t>
+            </w:r>
+          </w:p>
+        </w:tc>
+      </w:tr>
+      <w:tr>
+        <w:trPr>
+          <w:trHeight w:val="527"/>
+        </w:trPr>
+        <w:tc>
+          <w:tcPr>
+            <w:tcW w:w="2802" w:type="dxa"/>
+            <w:shd w:val="clear" w:color="auto" w:fill="F2F2F2" w:themeFill="background1" w:themeFillShade="F2"/>
+            <w:vAlign w:val="center"/>
+          </w:tcPr>
+          <w:p>
+            <w:pPr>
+              <w:rPr>
+                <w:rFonts w:asciiTheme="minorHAnsi" w:hAnsiTheme="minorHAnsi" w:cstheme="minorHAnsi"/>
+                <w:b/>
+                <w:sz w:val="22"/>
+                <w:szCs w:val="22"/>
+              </w:rPr>
+            </w:pPr>
+            <w:r>
+              <w:rPr>
+                <w:rFonts w:asciiTheme="minorHAnsi" w:hAnsiTheme="minorHAnsi" w:cstheme="minorHAnsi"/>
+                <w:b/>
+                <w:sz w:val="22"/>
+                <w:szCs w:val="22"/>
+              </w:rPr>
+              <w:t>Changing the Rates</w:t>
+            </w:r>
+          </w:p>
+        </w:tc>
+        <w:tc>
+          <w:tcPr>
+            <w:tcW w:w="7654" w:type="dxa"/>
+            <w:vAlign w:val="center"/>
+          </w:tcPr>
+          <w:p>
+            <w:pPr>
+              <w:rPr>
+                <w:rFonts w:asciiTheme="minorHAnsi" w:hAnsiTheme="minorHAnsi" w:cstheme="minorHAnsi"/>
+              </w:rPr>
+            </w:pPr>
+            <w:r>
+              <w:rPr>
+                <w:rFonts w:asciiTheme="minorHAnsi" w:hAnsiTheme="minorHAnsi" w:cstheme="minorHAnsi"/>
+                <w:sz w:val="22"/>
+                <w:szCs w:val="22"/>
+              </w:rPr>
+              <w:t xml:space="preserve">The Rates </w:t>
+            </w:r>
+            <w:r>
+              <w:rPr>
+                <w:rFonts w:asciiTheme="minorHAnsi" w:hAnsiTheme="minorHAnsi" w:cstheme="minorHAnsi"/>
+                <w:sz w:val="22"/>
+                <w:szCs w:val="22"/>
+              </w:rPr>
+              <w:t>might</w:t>
+            </w:r>
+            <w:r>
+              <w:rPr>
+                <w:rFonts w:asciiTheme="minorHAnsi" w:hAnsiTheme="minorHAnsi" w:cstheme="minorHAnsi"/>
+                <w:sz w:val="22"/>
+                <w:szCs w:val="22"/>
+              </w:rPr>
+              <w:t xml:space="preserve"> change each year</w:t>
+            </w:r>
+            <w:r>
+              <w:rPr>
+                <w:rFonts w:asciiTheme="minorHAnsi" w:hAnsiTheme="minorHAnsi" w:cstheme="minorHAnsi"/>
+                <w:sz w:val="22"/>
+                <w:szCs w:val="22"/>
+              </w:rPr>
+              <w:t xml:space="preserve"> if your share of the </w:t>
+            </w:r>
+            <w:r>
+              <w:rPr>
+                <w:rFonts w:asciiTheme="minorHAnsi" w:hAnsiTheme="minorHAnsi" w:cstheme="minorHAnsi"/>
+                <w:sz w:val="22"/>
+                <w:szCs w:val="22"/>
+              </w:rPr>
+              <w:t>R</w:t>
+            </w:r>
+            <w:r>
+              <w:rPr>
+                <w:rFonts w:asciiTheme="minorHAnsi" w:hAnsiTheme="minorHAnsi" w:cstheme="minorHAnsi"/>
+                <w:sz w:val="22"/>
+                <w:szCs w:val="22"/>
+              </w:rPr>
+              <w:t xml:space="preserve">ates we pay to </w:t>
+            </w:r>
+            <w:r>
+              <w:rPr>
+                <w:rFonts w:asciiTheme="minorHAnsi" w:hAnsiTheme="minorHAnsi" w:cstheme="minorHAnsi"/>
+                <w:sz w:val="22"/>
+                <w:szCs w:val="22"/>
+              </w:rPr>
+              <w:t xml:space="preserve">a relevant </w:t>
+            </w:r>
+            <w:r>
+              <w:rPr>
+                <w:rFonts w:asciiTheme="minorHAnsi" w:hAnsiTheme="minorHAnsi" w:cstheme="minorHAnsi"/>
+                <w:sz w:val="22"/>
+                <w:szCs w:val="22"/>
+              </w:rPr>
+              <w:t xml:space="preserve">authority </w:t>
+            </w:r>
+            <w:proofErr w:type="gramStart"/>
+            <w:r>
+              <w:rPr>
+                <w:rFonts w:asciiTheme="minorHAnsi" w:hAnsiTheme="minorHAnsi" w:cstheme="minorHAnsi"/>
+                <w:sz w:val="22"/>
+                <w:szCs w:val="22"/>
+              </w:rPr>
+              <w:t>changes</w:t>
+            </w:r>
+            <w:proofErr w:type="gramEnd"/>
+            <w:r>
+              <w:rPr>
+                <w:rFonts w:asciiTheme="minorHAnsi" w:hAnsiTheme="minorHAnsi" w:cstheme="minorHAnsi"/>
+                <w:sz w:val="22"/>
+                <w:szCs w:val="22"/>
+              </w:rPr>
+              <w:t>. We must give you one month</w:t>
+            </w:r>
+            <w:r>
+              <w:rPr>
+                <w:rFonts w:asciiTheme="minorHAnsi" w:hAnsiTheme="minorHAnsi" w:cstheme="minorHAnsi"/>
+                <w:sz w:val="22"/>
+                <w:szCs w:val="22"/>
+              </w:rPr>
+              <w:t>’</w:t>
+            </w:r>
+            <w:r>
+              <w:rPr>
+                <w:rFonts w:asciiTheme="minorHAnsi" w:hAnsiTheme="minorHAnsi" w:cstheme="minorHAnsi"/>
+                <w:sz w:val="22"/>
+                <w:szCs w:val="22"/>
+              </w:rPr>
+              <w:t xml:space="preserve">s written notice before the Rates Payment Date. </w:t>
+            </w:r>
+          </w:p>
+          <w:p>
+            <w:pPr>
+              <w:pStyle w:val="ListParagraph"/>
+              <w:ind w:left="792"/>
+              <w:rPr>
+                <w:rFonts w:asciiTheme="minorHAnsi" w:hAnsiTheme="minorHAnsi" w:cstheme="minorHAnsi"/>
+              </w:rPr>
+            </w:pPr>
+          </w:p>
+          <w:p>
+            <w:pPr>
+              <w:rPr>
+                <w:rFonts w:asciiTheme="minorHAnsi" w:hAnsiTheme="minorHAnsi" w:cstheme="minorHAnsi"/>
+                <w:sz w:val="22"/>
+                <w:szCs w:val="22"/>
+              </w:rPr>
+            </w:pPr>
+            <w:r>
+              <w:rPr>
+                <w:rFonts w:asciiTheme="minorHAnsi" w:hAnsiTheme="minorHAnsi" w:cstheme="minorHAnsi"/>
+                <w:sz w:val="22"/>
+                <w:szCs w:val="22"/>
+              </w:rPr>
+              <w:t>If you dis</w:t>
+            </w:r>
+            <w:r>
+              <w:rPr>
+                <w:rFonts w:asciiTheme="minorHAnsi" w:hAnsiTheme="minorHAnsi" w:cstheme="minorHAnsi"/>
+                <w:sz w:val="22"/>
+                <w:szCs w:val="22"/>
+              </w:rPr>
+              <w:t xml:space="preserve">agree with </w:t>
+            </w:r>
+            <w:r>
+              <w:rPr>
+                <w:rFonts w:asciiTheme="minorHAnsi" w:hAnsiTheme="minorHAnsi" w:cstheme="minorHAnsi"/>
+                <w:sz w:val="22"/>
+                <w:szCs w:val="22"/>
+              </w:rPr>
+              <w:t>any change</w:t>
+            </w:r>
+            <w:r>
+              <w:rPr>
+                <w:rFonts w:asciiTheme="minorHAnsi" w:hAnsiTheme="minorHAnsi" w:cstheme="minorHAnsi"/>
+                <w:sz w:val="22"/>
+                <w:szCs w:val="22"/>
+              </w:rPr>
+              <w:t>s</w:t>
+            </w:r>
+            <w:r>
+              <w:rPr>
+                <w:rFonts w:asciiTheme="minorHAnsi" w:hAnsiTheme="minorHAnsi" w:cstheme="minorHAnsi"/>
+                <w:sz w:val="22"/>
+                <w:szCs w:val="22"/>
+              </w:rPr>
+              <w:t xml:space="preserve"> to our charges for Rates</w:t>
+            </w:r>
+            <w:r>
+              <w:rPr>
+                <w:rFonts w:asciiTheme="minorHAnsi" w:hAnsiTheme="minorHAnsi" w:cstheme="minorHAnsi"/>
+                <w:sz w:val="22"/>
+                <w:szCs w:val="22"/>
+              </w:rPr>
+              <w:t>,</w:t>
+            </w:r>
+            <w:r>
+              <w:rPr>
+                <w:rFonts w:asciiTheme="minorHAnsi" w:hAnsiTheme="minorHAnsi" w:cstheme="minorHAnsi"/>
+                <w:sz w:val="22"/>
+                <w:szCs w:val="22"/>
+              </w:rPr>
+              <w:t xml:space="preserve"> </w:t>
+            </w:r>
+            <w:r>
+              <w:rPr>
+                <w:rFonts w:asciiTheme="minorHAnsi" w:hAnsiTheme="minorHAnsi" w:cstheme="minorHAnsi"/>
+                <w:sz w:val="22"/>
+                <w:szCs w:val="22"/>
+              </w:rPr>
+              <w:t xml:space="preserve">Part 2 </w:t>
+            </w:r>
+            <w:r>
+              <w:rPr>
+                <w:rFonts w:asciiTheme="minorHAnsi" w:hAnsiTheme="minorHAnsi" w:cstheme="minorHAnsi"/>
+                <w:sz w:val="22"/>
+                <w:szCs w:val="22"/>
+              </w:rPr>
+              <w:t>C</w:t>
+            </w:r>
+            <w:r>
+              <w:rPr>
+                <w:rFonts w:asciiTheme="minorHAnsi" w:hAnsiTheme="minorHAnsi" w:cstheme="minorHAnsi"/>
+                <w:sz w:val="22"/>
+                <w:szCs w:val="22"/>
+              </w:rPr>
+              <w:t xml:space="preserve">lause </w:t>
+            </w:r>
+            <w:r>
+              <w:rPr>
+                <w:rFonts w:asciiTheme="minorHAnsi" w:hAnsiTheme="minorHAnsi" w:cstheme="minorHAnsi"/>
+                <w:sz w:val="22"/>
+                <w:szCs w:val="22"/>
+              </w:rPr>
+              <w:t>8</w:t>
+            </w:r>
+            <w:r>
+              <w:rPr>
+                <w:rFonts w:asciiTheme="minorHAnsi" w:hAnsiTheme="minorHAnsi" w:cstheme="minorHAnsi"/>
+                <w:sz w:val="22"/>
+                <w:szCs w:val="22"/>
+              </w:rPr>
+              <w:t xml:space="preserve"> </w:t>
+            </w:r>
+            <w:r>
+              <w:rPr>
+                <w:rFonts w:asciiTheme="minorHAnsi" w:hAnsiTheme="minorHAnsi" w:cstheme="minorHAnsi"/>
+                <w:sz w:val="22"/>
+                <w:szCs w:val="22"/>
+              </w:rPr>
+              <w:t xml:space="preserve">explains your options. </w:t>
             </w:r>
           </w:p>
         </w:tc>
@@ -15549,7 +17854,7 @@
                 <w:sz w:val="22"/>
                 <w:szCs w:val="22"/>
               </w:rPr>
-              <w:t>The Pitch Fee Year starts each year on:</w:t>
+              <w:t>The Rates Payment Date in the current year is:</w:t>
             </w:r>
           </w:p>
         </w:tc>
@@ -15563,39 +17868,103 @@
               <w:jc w:val="center"/>
               <w:rPr>
                 <w:rFonts w:asciiTheme="minorHAnsi" w:hAnsiTheme="minorHAnsi" w:cstheme="minorHAnsi"/>
-                <w:b/>
-                <w:sz w:val="22"/>
-                <w:szCs w:val="22"/>
-              </w:rPr>
-            </w:pPr>
-            <w:r>
-              <w:rPr>
-                <w:rFonts w:asciiTheme="minorHAnsi" w:hAnsiTheme="minorHAnsi" w:cstheme="minorHAnsi"/>
-                <w:b/>
-                <w:sz w:val="22"/>
-                <w:szCs w:val="22"/>
-              </w:rPr>
-              <w:t>1</w:t>
-            </w:r>
-            <w:r>
-              <w:rPr>
-                <w:rFonts w:asciiTheme="minorHAnsi" w:hAnsiTheme="minorHAnsi" w:cstheme="minorHAnsi"/>
-                <w:b/>
-                <w:sz w:val="22"/>
-                <w:szCs w:val="22"/>
-                <w:vertAlign w:val="superscript"/>
-              </w:rPr>
-              <w:t>st</w:t>
-            </w:r>
-            <w:r>
-              <w:rPr>
-                <w:rFonts w:asciiTheme="minorHAnsi" w:hAnsiTheme="minorHAnsi" w:cstheme="minorHAnsi"/>
-                <w:b/>
-                <w:sz w:val="22"/>
-                <w:szCs w:val="22"/>
-              </w:rPr>
-              <w:t xml:space="preserve"> March</w:t>
-            </w:r>
+                <w:bCs/>
+                <w:i/>
+                <w:iCs/>
+                <w:sz w:val="22"/>
+                <w:szCs w:val="22"/>
+              </w:rPr>
+            </w:pPr>
+            <w:r>
+              <w:rPr>
+                <w:rFonts w:asciiTheme="minorHAnsi" w:hAnsiTheme="minorHAnsi" w:cstheme="minorHAnsi"/>
+                <w:bCs/>
+                <w:i/>
+                <w:iCs/>
+                <w:sz w:val="22"/>
+                <w:szCs w:val="22"/>
+              </w:rPr>
+              <w:t>01-07-{rates_payment_year}</w:t>
+            </w:r>
+          </w:p>
+          <w:p>
+            <w:pPr>
+              <w:jc w:val="right"/>
+              <w:rPr>
+                <w:rFonts w:asciiTheme="minorHAnsi" w:hAnsiTheme="minorHAnsi" w:cstheme="minorHAnsi"/>
+                <w:b/>
+                <w:sz w:val="22"/>
+                <w:szCs w:val="22"/>
+              </w:rPr>
+            </w:pPr>
+            <w:r>
+              <w:rPr>
+                <w:rFonts w:asciiTheme="minorHAnsi" w:hAnsiTheme="minorHAnsi" w:cstheme="minorHAnsi"/>
+                <w:bCs/>
+                <w:i/>
+                <w:iCs/>
+                <w:sz w:val="22"/>
+                <w:szCs w:val="22"/>
+              </w:rPr>
+              <w:t>d</w:t>
+            </w:r>
+            <w:r>
+              <w:rPr>
+                <w:rFonts w:asciiTheme="minorHAnsi" w:hAnsiTheme="minorHAnsi" w:cstheme="minorHAnsi"/>
+                <w:bCs/>
+                <w:i/>
+                <w:iCs/>
+                <w:sz w:val="22"/>
+                <w:szCs w:val="22"/>
+              </w:rPr>
+              <w:t>d</w:t>
+            </w:r>
+            <w:r>
+              <w:rPr>
+                <w:rFonts w:asciiTheme="minorHAnsi" w:hAnsiTheme="minorHAnsi" w:cstheme="minorHAnsi"/>
+                <w:bCs/>
+                <w:i/>
+                <w:iCs/>
+                <w:sz w:val="22"/>
+                <w:szCs w:val="22"/>
+              </w:rPr>
+              <w:t>/</w:t>
+            </w:r>
+            <w:r>
+              <w:rPr>
+                <w:rFonts w:asciiTheme="minorHAnsi" w:hAnsiTheme="minorHAnsi" w:cstheme="minorHAnsi"/>
+                <w:bCs/>
+                <w:i/>
+                <w:iCs/>
+                <w:sz w:val="22"/>
+                <w:szCs w:val="22"/>
+              </w:rPr>
+              <w:t>mm</w:t>
+            </w:r>
+            <w:r>
+              <w:rPr>
+                <w:rFonts w:asciiTheme="minorHAnsi" w:hAnsiTheme="minorHAnsi" w:cstheme="minorHAnsi"/>
+                <w:bCs/>
+                <w:i/>
+                <w:iCs/>
+                <w:sz w:val="22"/>
+                <w:szCs w:val="22"/>
+              </w:rPr>
+              <w:t>/</w:t>
+            </w:r>
+            <w:proofErr w:type="spellStart"/>
+            <w:r>
+              <w:rPr>
+                <w:rFonts w:asciiTheme="minorHAnsi" w:hAnsiTheme="minorHAnsi" w:cstheme="minorHAnsi"/>
+                <w:bCs/>
+                <w:i/>
+                <w:iCs/>
+                <w:sz w:val="22"/>
+                <w:szCs w:val="22"/>
+              </w:rPr>
+              <w:t>yyyy</w:t>
+            </w:r>
+            <w:proofErr w:type="spellEnd"/>
           </w:p>
         </w:tc>
         <w:tc>
@@ -15619,52 +17988,103 @@
                 <w:sz w:val="22"/>
                 <w:szCs w:val="22"/>
               </w:rPr>
-              <w:t>The Pitch Fee Year ends each year on:</w:t>
+              <w:t>The Rates Payment Date in future years is:</w:t>
             </w:r>
           </w:p>
         </w:tc>
         <w:tc>
           <w:tcPr>
             <w:tcW w:w="2930" w:type="dxa"/>
-            <w:vAlign w:val="center"/>
           </w:tcPr>
           <w:p>
             <w:pPr>
+              <w:rPr>
+                <w:rFonts w:asciiTheme="minorHAnsi" w:hAnsiTheme="minorHAnsi" w:cstheme="minorHAnsi"/>
+                <w:bCs/>
+                <w:i/>
+                <w:iCs/>
+                <w:sz w:val="22"/>
+                <w:szCs w:val="22"/>
+              </w:rPr>
+            </w:pPr>
+          </w:p>
+          <w:p>
+            <w:pPr>
               <w:jc w:val="center"/>
               <w:rPr>
                 <w:rFonts w:asciiTheme="minorHAnsi" w:hAnsiTheme="minorHAnsi" w:cstheme="minorHAnsi"/>
-                <w:b/>
-                <w:sz w:val="22"/>
-                <w:szCs w:val="22"/>
-              </w:rPr>
-            </w:pPr>
-            <w:r>
-              <w:rPr>
-                <w:rFonts w:asciiTheme="minorHAnsi" w:hAnsiTheme="minorHAnsi" w:cstheme="minorHAnsi"/>
-                <w:b/>
-                <w:sz w:val="22"/>
-                <w:szCs w:val="22"/>
-              </w:rPr>
-              <w:t>7</w:t>
-            </w:r>
-            <w:r>
-              <w:rPr>
-                <w:rFonts w:asciiTheme="minorHAnsi" w:hAnsiTheme="minorHAnsi" w:cstheme="minorHAnsi"/>
-                <w:b/>
-                <w:sz w:val="22"/>
-                <w:szCs w:val="22"/>
-                <w:vertAlign w:val="superscript"/>
-              </w:rPr>
-              <w:t>th</w:t>
-            </w:r>
-            <w:r>
-              <w:rPr>
-                <w:rFonts w:asciiTheme="minorHAnsi" w:hAnsiTheme="minorHAnsi" w:cstheme="minorHAnsi"/>
-                <w:b/>
-                <w:sz w:val="22"/>
-                <w:szCs w:val="22"/>
-              </w:rPr>
-              <w:t xml:space="preserve"> December</w:t>
+                <w:bCs/>
+                <w:i/>
+                <w:iCs/>
+                <w:sz w:val="22"/>
+                <w:szCs w:val="22"/>
+              </w:rPr>
+            </w:pPr>
+            <w:r>
+              <w:rPr>
+                <w:rFonts w:asciiTheme="minorHAnsi" w:hAnsiTheme="minorHAnsi" w:cstheme="minorHAnsi"/>
+                <w:bCs/>
+                <w:i/>
+                <w:iCs/>
+                <w:sz w:val="22"/>
+                <w:szCs w:val="22"/>
+              </w:rPr>
+              <w:t>01-07</w:t>
+            </w:r>
+          </w:p>
+          <w:p>
+            <w:pPr>
+              <w:jc w:val="right"/>
+              <w:rPr>
+                <w:rFonts w:asciiTheme="minorHAnsi" w:hAnsiTheme="minorHAnsi" w:cstheme="minorHAnsi"/>
+                <w:b/>
+                <w:sz w:val="22"/>
+                <w:szCs w:val="22"/>
+              </w:rPr>
+            </w:pPr>
+            <w:r>
+              <w:rPr>
+                <w:rFonts w:asciiTheme="minorHAnsi" w:hAnsiTheme="minorHAnsi" w:cstheme="minorHAnsi"/>
+                <w:bCs/>
+                <w:i/>
+                <w:iCs/>
+                <w:sz w:val="22"/>
+                <w:szCs w:val="22"/>
+              </w:rPr>
+              <w:t>d</w:t>
+            </w:r>
+            <w:r>
+              <w:rPr>
+                <w:rFonts w:asciiTheme="minorHAnsi" w:hAnsiTheme="minorHAnsi" w:cstheme="minorHAnsi"/>
+                <w:bCs/>
+                <w:i/>
+                <w:iCs/>
+                <w:sz w:val="22"/>
+                <w:szCs w:val="22"/>
+              </w:rPr>
+              <w:t>d</w:t>
+            </w:r>
+            <w:r>
+              <w:rPr>
+                <w:rFonts w:asciiTheme="minorHAnsi" w:hAnsiTheme="minorHAnsi" w:cstheme="minorHAnsi"/>
+                <w:bCs/>
+                <w:i/>
+                <w:iCs/>
+                <w:sz w:val="22"/>
+                <w:szCs w:val="22"/>
+              </w:rPr>
+              <w:t>/</w:t>
+            </w:r>
+            <w:r>
+              <w:rPr>
+                <w:rFonts w:asciiTheme="minorHAnsi" w:hAnsiTheme="minorHAnsi" w:cstheme="minorHAnsi"/>
+                <w:bCs/>
+                <w:i/>
+                <w:iCs/>
+                <w:sz w:val="22"/>
+                <w:szCs w:val="22"/>
+              </w:rPr>
+              <w:t>mm</w:t>
             </w:r>
           </w:p>
         </w:tc>
@@ -15695,8 +18115,7 @@
                 <w:sz w:val="22"/>
                 <w:szCs w:val="22"/>
               </w:rPr>
-              <w:lastRenderedPageBreak/>
-              <w:t>The Pitch Fee Payment Date for this year is:</w:t>
+              <w:t>The Rates payable until the end of the current Rates Year will be, including VAT:</w:t>
             </w:r>
           </w:p>
         </w:tc>
@@ -15710,61 +18129,20 @@
               <w:jc w:val="center"/>
               <w:rPr>
                 <w:rFonts w:asciiTheme="minorHAnsi" w:hAnsiTheme="minorHAnsi" w:cstheme="minorHAnsi"/>
-                <w:bCs/>
-                <w:i/>
-                <w:iCs/>
-                <w:sz w:val="22"/>
-                <w:szCs w:val="22"/>
-              </w:rPr>
-            </w:pPr>
-            <w:r>
-              <w:rPr>
-                <w:rFonts w:asciiTheme="minorHAnsi" w:hAnsiTheme="minorHAnsi" w:cstheme="minorHAnsi"/>
-                <w:bCs/>
-                <w:i/>
-                <w:iCs/>
-                <w:sz w:val="22"/>
-                <w:szCs w:val="22"/>
-              </w:rPr>
-              <w:t>12-02-2025</w:t>
-            </w:r>
-          </w:p>
-          <w:p>
-            <w:pPr>
-              <w:jc w:val="center"/>
-              <w:rPr>
-                <w:rFonts w:asciiTheme="minorHAnsi" w:hAnsiTheme="minorHAnsi" w:cstheme="minorHAnsi"/>
-                <w:bCs/>
-                <w:i/>
-                <w:iCs/>
-                <w:sz w:val="22"/>
-                <w:szCs w:val="22"/>
-              </w:rPr>
-            </w:pPr>
-            <w:r>
-              <w:rPr>
-                <w:rFonts w:asciiTheme="minorHAnsi" w:hAnsiTheme="minorHAnsi" w:cstheme="minorHAnsi"/>
-                <w:bCs/>
-                <w:i/>
-                <w:iCs/>
-                <w:sz w:val="22"/>
-                <w:szCs w:val="22"/>
-              </w:rPr>
-              <w:t>dd/mm/</w:t>
-            </w:r>
-            <w:proofErr w:type="spellStart"/>
-            <w:r>
-              <w:rPr>
-                <w:rFonts w:asciiTheme="minorHAnsi" w:hAnsiTheme="minorHAnsi" w:cstheme="minorHAnsi"/>
-                <w:bCs/>
-                <w:i/>
-                <w:iCs/>
-                <w:sz w:val="22"/>
-                <w:szCs w:val="22"/>
-              </w:rPr>
-              <w:t>yyyy</w:t>
-            </w:r>
-            <w:proofErr w:type="spellEnd"/>
+                <w:b/>
+                <w:sz w:val="22"/>
+                <w:szCs w:val="22"/>
+              </w:rPr>
+            </w:pPr>
+            <w:r>
+              <w:rPr>
+                <w:rFonts w:asciiTheme="minorHAnsi" w:hAnsiTheme="minorHAnsi" w:cstheme="minorHAnsi"/>
+                <w:b/>
+                <w:sz w:val="22"/>
+                <w:szCs w:val="22"/>
+              </w:rPr>
+              <w:t>£{rates_current_year}</w:t>
+            </w:r>
           </w:p>
         </w:tc>
         <w:tc>
@@ -15788,7 +18166,7 @@
                 <w:sz w:val="22"/>
                 <w:szCs w:val="22"/>
               </w:rPr>
-              <w:t>The Pitch Fee Payment Date in future years will be:</w:t>
+              <w:t>The Rates per full year are currently, including VAT:</w:t>
             </w:r>
           </w:p>
         </w:tc>
@@ -15802,2420 +18180,19 @@
               <w:jc w:val="center"/>
               <w:rPr>
                 <w:rFonts w:asciiTheme="minorHAnsi" w:hAnsiTheme="minorHAnsi" w:cstheme="minorHAnsi"/>
-                <w:bCs/>
-                <w:i/>
-                <w:iCs/>
-                <w:sz w:val="22"/>
-                <w:szCs w:val="22"/>
-              </w:rPr>
-            </w:pPr>
-            <w:r>
-              <w:rPr>
-                <w:rFonts w:asciiTheme="minorHAnsi" w:hAnsiTheme="minorHAnsi" w:cstheme="minorHAnsi"/>
-                <w:bCs/>
-                <w:i/>
-                <w:iCs/>
-                <w:sz w:val="22"/>
-                <w:szCs w:val="22"/>
-              </w:rPr>
-              <w:t>12-02</w:t>
-            </w:r>
-          </w:p>
-          <w:p>
-            <w:pPr>
-              <w:jc w:val="center"/>
-              <w:rPr>
-                <w:rFonts w:asciiTheme="minorHAnsi" w:hAnsiTheme="minorHAnsi" w:cstheme="minorHAnsi"/>
-                <w:bCs/>
-                <w:i/>
-                <w:iCs/>
-                <w:sz w:val="22"/>
-                <w:szCs w:val="22"/>
-              </w:rPr>
-            </w:pPr>
-            <w:r>
-              <w:rPr>
-                <w:rFonts w:asciiTheme="minorHAnsi" w:hAnsiTheme="minorHAnsi" w:cstheme="minorHAnsi"/>
-                <w:bCs/>
-                <w:i/>
-                <w:iCs/>
-                <w:sz w:val="22"/>
-                <w:szCs w:val="22"/>
-              </w:rPr>
-              <w:t>dd</w:t>
-            </w:r>
-            <w:r>
-              <w:rPr>
-                <w:rFonts w:asciiTheme="minorHAnsi" w:hAnsiTheme="minorHAnsi" w:cstheme="minorHAnsi"/>
-                <w:bCs/>
-                <w:i/>
-                <w:iCs/>
-                <w:sz w:val="22"/>
-                <w:szCs w:val="22"/>
-              </w:rPr>
-              <w:t>/m</w:t>
-            </w:r>
-            <w:r>
-              <w:rPr>
-                <w:rFonts w:asciiTheme="minorHAnsi" w:hAnsiTheme="minorHAnsi" w:cstheme="minorHAnsi"/>
-                <w:bCs/>
-                <w:i/>
-                <w:iCs/>
-                <w:sz w:val="22"/>
-                <w:szCs w:val="22"/>
-              </w:rPr>
-              <w:t>m</w:t>
-            </w:r>
-          </w:p>
-        </w:tc>
-      </w:tr>
-      <w:tr>
-        <w:trPr>
-          <w:trHeight w:val="527"/>
-        </w:trPr>
-        <w:tc>
-          <w:tcPr>
-            <w:tcW w:w="2798" w:type="dxa"/>
-            <w:shd w:val="clear" w:color="auto" w:fill="F2F2F2" w:themeFill="background1" w:themeFillShade="F2"/>
-            <w:vAlign w:val="center"/>
-          </w:tcPr>
-          <w:p>
-            <w:pPr>
-              <w:rPr>
-                <w:rFonts w:asciiTheme="minorHAnsi" w:hAnsiTheme="minorHAnsi" w:cstheme="minorHAnsi"/>
-                <w:b/>
-                <w:sz w:val="22"/>
-                <w:szCs w:val="22"/>
-              </w:rPr>
-            </w:pPr>
-            <w:r>
-              <w:rPr>
-                <w:rFonts w:asciiTheme="minorHAnsi" w:hAnsiTheme="minorHAnsi" w:cstheme="minorHAnsi"/>
-                <w:b/>
-                <w:sz w:val="22"/>
-                <w:szCs w:val="22"/>
-              </w:rPr>
-              <w:t>The Pitch Fee until the end of the current Pitch Fee Year will be, including any VAT:</w:t>
-            </w:r>
-          </w:p>
-        </w:tc>
-        <w:tc>
-          <w:tcPr>
-            <w:tcW w:w="2364" w:type="dxa"/>
-            <w:vAlign w:val="center"/>
-          </w:tcPr>
-          <w:p>
-            <w:pPr>
-              <w:jc w:val="center"/>
-              <w:rPr>
-                <w:rFonts w:asciiTheme="minorHAnsi" w:hAnsiTheme="minorHAnsi" w:cstheme="minorHAnsi"/>
-                <w:b/>
-                <w:sz w:val="22"/>
-                <w:szCs w:val="22"/>
-              </w:rPr>
-            </w:pPr>
-            <w:r>
-              <w:rPr>
-                <w:rFonts w:asciiTheme="minorHAnsi" w:hAnsiTheme="minorHAnsi" w:cstheme="minorHAnsi"/>
-                <w:b/>
-                <w:sz w:val="22"/>
-                <w:szCs w:val="22"/>
-              </w:rPr>
-              <w:t xml:space="preserve">£{pitch_fee_current_year} </w:t>
-            </w:r>
-            <w:proofErr w:type="spellStart"/>
-            <w:r>
-              <w:rPr>
-                <w:rFonts w:asciiTheme="minorHAnsi" w:hAnsiTheme="minorHAnsi" w:cstheme="minorHAnsi"/>
-                <w:b/>
-                <w:sz w:val="22"/>
-                <w:szCs w:val="22"/>
-              </w:rPr>
-              <w:t>inc</w:t>
-            </w:r>
-            <w:proofErr w:type="spellEnd"/>
-            <w:r>
-              <w:rPr>
-                <w:rFonts w:asciiTheme="minorHAnsi" w:hAnsiTheme="minorHAnsi" w:cstheme="minorHAnsi"/>
-                <w:b/>
-                <w:sz w:val="22"/>
-                <w:szCs w:val="22"/>
-              </w:rPr>
-              <w:t xml:space="preserve"> VAT</w:t>
-            </w:r>
-          </w:p>
-        </w:tc>
-        <w:tc>
-          <w:tcPr>
-            <w:tcW w:w="2364" w:type="dxa"/>
-            <w:vAlign w:val="center"/>
-          </w:tcPr>
-          <w:p>
-            <w:pPr>
-              <w:rPr>
-                <w:rFonts w:asciiTheme="minorHAnsi" w:hAnsiTheme="minorHAnsi" w:cstheme="minorHAnsi"/>
-                <w:b/>
-                <w:sz w:val="22"/>
-                <w:szCs w:val="22"/>
-              </w:rPr>
-            </w:pPr>
-            <w:r>
-              <w:rPr>
-                <w:rFonts w:asciiTheme="minorHAnsi" w:hAnsiTheme="minorHAnsi" w:cstheme="minorHAnsi"/>
-                <w:b/>
-                <w:sz w:val="22"/>
-                <w:szCs w:val="22"/>
-              </w:rPr>
-              <w:t>The Pitch Fee per full year is currently, including any VAT:</w:t>
-            </w:r>
-          </w:p>
-        </w:tc>
-        <w:tc>
-          <w:tcPr>
-            <w:tcW w:w="2930" w:type="dxa"/>
-            <w:vAlign w:val="center"/>
-          </w:tcPr>
-          <w:p>
-            <w:pPr>
-              <w:jc w:val="center"/>
-              <w:rPr>
-                <w:rFonts w:asciiTheme="minorHAnsi" w:hAnsiTheme="minorHAnsi" w:cstheme="minorHAnsi"/>
-                <w:b/>
-                <w:sz w:val="22"/>
-                <w:szCs w:val="22"/>
-              </w:rPr>
-            </w:pPr>
-            <w:r>
-              <w:rPr>
-                <w:rFonts w:asciiTheme="minorHAnsi" w:hAnsiTheme="minorHAnsi" w:cstheme="minorHAnsi"/>
-                <w:b/>
-                <w:sz w:val="22"/>
-                <w:szCs w:val="22"/>
-              </w:rPr>
-              <w:t xml:space="preserve">£{pitch_fee_full_year} </w:t>
-            </w:r>
-            <w:proofErr w:type="spellStart"/>
-            <w:r>
-              <w:rPr>
-                <w:rFonts w:asciiTheme="minorHAnsi" w:hAnsiTheme="minorHAnsi" w:cstheme="minorHAnsi"/>
-                <w:b/>
-                <w:sz w:val="22"/>
-                <w:szCs w:val="22"/>
-              </w:rPr>
-              <w:t>inc</w:t>
-            </w:r>
-            <w:proofErr w:type="spellEnd"/>
-            <w:r>
-              <w:rPr>
-                <w:rFonts w:asciiTheme="minorHAnsi" w:hAnsiTheme="minorHAnsi" w:cstheme="minorHAnsi"/>
-                <w:b/>
-                <w:sz w:val="22"/>
-                <w:szCs w:val="22"/>
-              </w:rPr>
-              <w:t xml:space="preserve"> VAT</w:t>
-            </w:r>
-          </w:p>
-        </w:tc>
-      </w:tr>
-    </w:tbl>
-    <w:p>
-      <w:pPr>
-        <w:shd w:val="clear" w:color="auto" w:fill="000000" w:themeFill="text1"/>
-        <w:jc w:val="center"/>
-        <w:rPr>
-          <w:rFonts w:asciiTheme="minorHAnsi" w:hAnsiTheme="minorHAnsi" w:cstheme="minorHAnsi"/>
-          <w:b/>
-          <w:color w:val="FFFFFF" w:themeColor="background1"/>
-          <w:sz w:val="28"/>
-          <w:szCs w:val="28"/>
-        </w:rPr>
-      </w:pPr>
-      <w:r>
-        <w:rPr>
-          <w:rFonts w:asciiTheme="minorHAnsi" w:hAnsiTheme="minorHAnsi" w:cstheme="minorHAnsi"/>
-          <w:b/>
-          <w:color w:val="FFFFFF" w:themeColor="background1"/>
-          <w:sz w:val="28"/>
-          <w:szCs w:val="28"/>
-          <w:highlight w:val="black"/>
-        </w:rPr>
-        <w:t>OUR OTHER CHARGES</w:t>
-      </w:r>
-    </w:p>
-    <w:p>
-      <w:pPr>
-        <w:rPr>
-          <w:rFonts w:asciiTheme="minorHAnsi" w:hAnsiTheme="minorHAnsi" w:cstheme="minorHAnsi"/>
-          <w:b/>
-          <w:i/>
-          <w:iCs/>
-          <w:color w:val="800000"/>
-          <w:sz w:val="22"/>
-          <w:szCs w:val="22"/>
-        </w:rPr>
-      </w:pPr>
-    </w:p>
-    <w:p>
-      <w:pPr>
-        <w:shd w:val="clear" w:color="auto" w:fill="808080" w:themeFill="background1" w:themeFillShade="80"/>
-        <w:rPr>
-          <w:rFonts w:asciiTheme="minorHAnsi" w:hAnsiTheme="minorHAnsi" w:cstheme="minorHAnsi"/>
-          <w:b/>
-          <w:color w:val="FFFFFF" w:themeColor="background1"/>
-          <w:sz w:val="22"/>
-          <w:szCs w:val="22"/>
-        </w:rPr>
-      </w:pPr>
-      <w:r>
-        <w:rPr>
-          <w:rFonts w:asciiTheme="minorHAnsi" w:hAnsiTheme="minorHAnsi" w:cstheme="minorHAnsi"/>
-          <w:b/>
-          <w:color w:val="FFFFFF" w:themeColor="background1"/>
-          <w:sz w:val="22"/>
-          <w:szCs w:val="22"/>
-        </w:rPr>
-        <w:t xml:space="preserve">6. Transfer Fee, selling </w:t>
-      </w:r>
-      <w:r>
-        <w:rPr>
-          <w:rFonts w:asciiTheme="minorHAnsi" w:hAnsiTheme="minorHAnsi" w:cstheme="minorHAnsi"/>
-          <w:b/>
-          <w:color w:val="FFFFFF" w:themeColor="background1"/>
-          <w:sz w:val="22"/>
-          <w:szCs w:val="22"/>
-        </w:rPr>
-        <w:t xml:space="preserve">or giving away </w:t>
-      </w:r>
-      <w:r>
-        <w:rPr>
-          <w:rFonts w:asciiTheme="minorHAnsi" w:hAnsiTheme="minorHAnsi" w:cstheme="minorHAnsi"/>
-          <w:b/>
-          <w:color w:val="FFFFFF" w:themeColor="background1"/>
-          <w:sz w:val="22"/>
-          <w:szCs w:val="22"/>
-        </w:rPr>
-        <w:t>your Holiday Caravan</w:t>
-      </w:r>
-    </w:p>
-    <w:p>
-      <w:pPr>
-        <w:rPr>
-          <w:rFonts w:asciiTheme="minorHAnsi" w:hAnsiTheme="minorHAnsi" w:cstheme="minorHAnsi"/>
-          <w:b/>
-          <w:i/>
-          <w:iCs/>
-          <w:color w:val="800000"/>
-          <w:sz w:val="22"/>
-          <w:szCs w:val="22"/>
-        </w:rPr>
-      </w:pPr>
-      <w:r>
-        <w:rPr>
-          <w:rFonts w:asciiTheme="minorHAnsi" w:hAnsiTheme="minorHAnsi" w:cstheme="minorHAnsi"/>
-          <w:sz w:val="22"/>
-          <w:szCs w:val="22"/>
-        </w:rPr>
-        <w:t xml:space="preserve"> </w:t>
-      </w:r>
-    </w:p>
-    <w:tbl>
-      <w:tblPr>
-        <w:tblW w:w="10486" w:type="dxa"/>
-        <w:tblBorders>
-          <w:top w:val="single" w:sz="4" w:space="0" w:color="auto"/>
-          <w:left w:val="single" w:sz="4" w:space="0" w:color="auto"/>
-          <w:bottom w:val="single" w:sz="4" w:space="0" w:color="auto"/>
-          <w:right w:val="single" w:sz="4" w:space="0" w:color="auto"/>
-          <w:insideH w:val="single" w:sz="4" w:space="0" w:color="auto"/>
-          <w:insideV w:val="single" w:sz="4" w:space="0" w:color="auto"/>
-        </w:tblBorders>
-        <w:tblLook w:val="01E0" w:firstRow="1" w:lastRow="1" w:firstColumn="1" w:lastColumn="1" w:noHBand="0" w:noVBand="0"/>
-      </w:tblPr>
-      <w:tblGrid>
-        <w:gridCol w:w="2802"/>
-        <w:gridCol w:w="7684"/>
-      </w:tblGrid>
-      <w:tr>
-        <w:trPr>
-          <w:trHeight w:val="845"/>
-        </w:trPr>
-        <w:tc>
-          <w:tcPr>
-            <w:tcW w:w="2802" w:type="dxa"/>
-            <w:shd w:val="clear" w:color="auto" w:fill="F2F2F2" w:themeFill="background1" w:themeFillShade="F2"/>
-            <w:vAlign w:val="center"/>
-          </w:tcPr>
-          <w:p>
-            <w:pPr>
-              <w:rPr>
-                <w:rFonts w:asciiTheme="minorHAnsi" w:hAnsiTheme="minorHAnsi" w:cstheme="minorHAnsi"/>
-                <w:b/>
-                <w:bCs/>
-                <w:sz w:val="22"/>
-                <w:szCs w:val="22"/>
-              </w:rPr>
-            </w:pPr>
-            <w:r>
-              <w:rPr>
-                <w:rFonts w:asciiTheme="minorHAnsi" w:hAnsiTheme="minorHAnsi" w:cstheme="minorHAnsi"/>
-                <w:b/>
-                <w:bCs/>
-                <w:sz w:val="22"/>
-                <w:szCs w:val="22"/>
-              </w:rPr>
-              <w:t>The Transfer Fee</w:t>
-            </w:r>
-          </w:p>
-        </w:tc>
-        <w:tc>
-          <w:tcPr>
-            <w:tcW w:w="7684" w:type="dxa"/>
-          </w:tcPr>
-          <w:p>
-            <w:pPr>
-              <w:rPr>
-                <w:rFonts w:asciiTheme="minorHAnsi" w:hAnsiTheme="minorHAnsi" w:cstheme="minorHAnsi"/>
-                <w:bCs/>
-                <w:sz w:val="22"/>
-                <w:szCs w:val="22"/>
-              </w:rPr>
-            </w:pPr>
-            <w:r>
-              <w:rPr>
-                <w:rFonts w:asciiTheme="minorHAnsi" w:hAnsiTheme="minorHAnsi" w:cstheme="minorHAnsi"/>
-                <w:sz w:val="22"/>
-                <w:szCs w:val="22"/>
-              </w:rPr>
-              <w:t xml:space="preserve">The Transfer Fee is </w:t>
-            </w:r>
-            <w:r>
-              <w:rPr>
-                <w:rFonts w:asciiTheme="minorHAnsi" w:hAnsiTheme="minorHAnsi" w:cstheme="minorHAnsi"/>
-                <w:sz w:val="22"/>
-                <w:szCs w:val="22"/>
-              </w:rPr>
-              <w:t xml:space="preserve">what you pay us </w:t>
-            </w:r>
-            <w:r>
-              <w:rPr>
-                <w:rFonts w:asciiTheme="minorHAnsi" w:hAnsiTheme="minorHAnsi" w:cstheme="minorHAnsi"/>
-                <w:sz w:val="22"/>
-                <w:szCs w:val="22"/>
-              </w:rPr>
-              <w:t>for the right</w:t>
-            </w:r>
-            <w:r>
-              <w:rPr>
-                <w:rFonts w:asciiTheme="minorHAnsi" w:hAnsiTheme="minorHAnsi" w:cstheme="minorHAnsi"/>
-                <w:sz w:val="22"/>
-                <w:szCs w:val="22"/>
-              </w:rPr>
-              <w:t xml:space="preserve"> we are giving you</w:t>
-            </w:r>
-            <w:r>
-              <w:rPr>
-                <w:rFonts w:asciiTheme="minorHAnsi" w:hAnsiTheme="minorHAnsi" w:cstheme="minorHAnsi"/>
-                <w:sz w:val="22"/>
-                <w:szCs w:val="22"/>
-              </w:rPr>
-              <w:t xml:space="preserve"> to sell your </w:t>
-            </w:r>
-            <w:r>
-              <w:rPr>
-                <w:rFonts w:asciiTheme="minorHAnsi" w:hAnsiTheme="minorHAnsi" w:cstheme="minorHAnsi"/>
-                <w:sz w:val="22"/>
-                <w:szCs w:val="22"/>
-              </w:rPr>
-              <w:t>Holiday Caravan</w:t>
-            </w:r>
-            <w:r>
-              <w:rPr>
-                <w:rFonts w:asciiTheme="minorHAnsi" w:hAnsiTheme="minorHAnsi" w:cstheme="minorHAnsi"/>
-                <w:sz w:val="22"/>
-                <w:szCs w:val="22"/>
-              </w:rPr>
-              <w:t xml:space="preserve"> on the Park, instead of having to remove it.</w:t>
-            </w:r>
-            <w:r>
-              <w:rPr>
-                <w:rFonts w:asciiTheme="minorHAnsi" w:hAnsiTheme="minorHAnsi" w:cstheme="minorHAnsi"/>
-                <w:bCs/>
-                <w:sz w:val="22"/>
-                <w:szCs w:val="22"/>
-              </w:rPr>
-              <w:t xml:space="preserve"> You may give </w:t>
-            </w:r>
-            <w:r>
-              <w:rPr>
-                <w:rFonts w:asciiTheme="minorHAnsi" w:hAnsiTheme="minorHAnsi" w:cstheme="minorHAnsi"/>
-                <w:bCs/>
-                <w:sz w:val="22"/>
-                <w:szCs w:val="22"/>
-              </w:rPr>
-              <w:t>your Holiday Caravan</w:t>
-            </w:r>
-            <w:r>
-              <w:rPr>
-                <w:rFonts w:asciiTheme="minorHAnsi" w:hAnsiTheme="minorHAnsi" w:cstheme="minorHAnsi"/>
-                <w:bCs/>
-                <w:sz w:val="22"/>
-                <w:szCs w:val="22"/>
-              </w:rPr>
-              <w:t xml:space="preserve"> to a Family Member without paying th</w:t>
-            </w:r>
-            <w:r>
-              <w:rPr>
-                <w:rFonts w:asciiTheme="minorHAnsi" w:hAnsiTheme="minorHAnsi" w:cstheme="minorHAnsi"/>
-                <w:bCs/>
-                <w:sz w:val="22"/>
-                <w:szCs w:val="22"/>
-              </w:rPr>
-              <w:t>is f</w:t>
-            </w:r>
-            <w:r>
-              <w:rPr>
-                <w:rFonts w:asciiTheme="minorHAnsi" w:hAnsiTheme="minorHAnsi" w:cstheme="minorHAnsi"/>
-                <w:bCs/>
-                <w:sz w:val="22"/>
-                <w:szCs w:val="22"/>
-              </w:rPr>
-              <w:t>ee.</w:t>
-            </w:r>
-          </w:p>
-        </w:tc>
-      </w:tr>
-      <w:tr>
-        <w:tc>
-          <w:tcPr>
-            <w:tcW w:w="2802" w:type="dxa"/>
-            <w:shd w:val="clear" w:color="auto" w:fill="F2F2F2" w:themeFill="background1" w:themeFillShade="F2"/>
-            <w:vAlign w:val="center"/>
-          </w:tcPr>
-          <w:p>
-            <w:pPr>
-              <w:rPr>
-                <w:rFonts w:asciiTheme="minorHAnsi" w:hAnsiTheme="minorHAnsi" w:cstheme="minorHAnsi"/>
-                <w:b/>
-              </w:rPr>
-            </w:pPr>
-            <w:r>
-              <w:rPr>
-                <w:rFonts w:asciiTheme="minorHAnsi" w:hAnsiTheme="minorHAnsi" w:cstheme="minorHAnsi"/>
-                <w:b/>
-              </w:rPr>
-              <w:t>Selling the Holiday Caravan</w:t>
-            </w:r>
-          </w:p>
-        </w:tc>
-        <w:tc>
-          <w:tcPr>
-            <w:tcW w:w="7684" w:type="dxa"/>
-          </w:tcPr>
-          <w:p>
-            <w:pPr>
-              <w:rPr>
-                <w:rFonts w:asciiTheme="minorHAnsi" w:hAnsiTheme="minorHAnsi" w:cstheme="minorHAnsi"/>
-                <w:b/>
-                <w:sz w:val="22"/>
-                <w:szCs w:val="22"/>
-              </w:rPr>
-            </w:pPr>
-            <w:r>
-              <w:rPr>
-                <w:rFonts w:asciiTheme="minorHAnsi" w:hAnsiTheme="minorHAnsi" w:cstheme="minorHAnsi"/>
-                <w:sz w:val="22"/>
-                <w:szCs w:val="22"/>
-              </w:rPr>
-              <w:t xml:space="preserve">You can sell </w:t>
-            </w:r>
-            <w:r>
-              <w:rPr>
-                <w:rFonts w:asciiTheme="minorHAnsi" w:hAnsiTheme="minorHAnsi" w:cstheme="minorHAnsi"/>
-                <w:sz w:val="22"/>
-                <w:szCs w:val="22"/>
-              </w:rPr>
-              <w:t>your Holiday Caravan</w:t>
-            </w:r>
-            <w:r>
-              <w:rPr>
-                <w:rFonts w:asciiTheme="minorHAnsi" w:hAnsiTheme="minorHAnsi" w:cstheme="minorHAnsi"/>
-                <w:sz w:val="22"/>
-                <w:szCs w:val="22"/>
-              </w:rPr>
-              <w:t>:</w:t>
-            </w:r>
-          </w:p>
-          <w:p>
-            <w:pPr>
-              <w:pStyle w:val="ListParagraph"/>
-              <w:ind w:left="792"/>
-              <w:rPr>
-                <w:rFonts w:asciiTheme="minorHAnsi" w:hAnsiTheme="minorHAnsi" w:cstheme="minorHAnsi"/>
-                <w:b/>
-              </w:rPr>
-            </w:pPr>
-          </w:p>
-          <w:p>
-            <w:pPr>
-              <w:pStyle w:val="ListParagraph"/>
-              <w:numPr>
-                <w:ilvl w:val="0"/>
-                <w:numId w:val="11"/>
-              </w:numPr>
-              <w:rPr>
-                <w:rFonts w:asciiTheme="minorHAnsi" w:hAnsiTheme="minorHAnsi" w:cstheme="minorHAnsi"/>
-                <w:b/>
-              </w:rPr>
-            </w:pPr>
-            <w:r>
-              <w:rPr>
-                <w:rFonts w:asciiTheme="minorHAnsi" w:hAnsiTheme="minorHAnsi" w:cstheme="minorHAnsi"/>
-              </w:rPr>
-              <w:t>To us, with our agreement.</w:t>
-            </w:r>
-          </w:p>
-          <w:p>
-            <w:pPr>
-              <w:pStyle w:val="ListParagraph"/>
-              <w:ind w:left="1224"/>
-              <w:rPr>
-                <w:rFonts w:asciiTheme="minorHAnsi" w:hAnsiTheme="minorHAnsi" w:cstheme="minorHAnsi"/>
-                <w:b/>
-              </w:rPr>
-            </w:pPr>
-          </w:p>
-          <w:p>
-            <w:pPr>
-              <w:pStyle w:val="ListParagraph"/>
-              <w:numPr>
-                <w:ilvl w:val="0"/>
-                <w:numId w:val="11"/>
-              </w:numPr>
-              <w:rPr>
-                <w:rFonts w:asciiTheme="minorHAnsi" w:hAnsiTheme="minorHAnsi" w:cstheme="minorHAnsi"/>
-                <w:b/>
-              </w:rPr>
-            </w:pPr>
-            <w:r>
-              <w:rPr>
-                <w:rFonts w:asciiTheme="minorHAnsi" w:hAnsiTheme="minorHAnsi" w:cstheme="minorHAnsi"/>
-              </w:rPr>
-              <w:t>On the Pitch to an approved buyer, as explained below.</w:t>
-            </w:r>
-          </w:p>
-          <w:p>
-            <w:pPr>
-              <w:pStyle w:val="ListParagraph"/>
-              <w:rPr>
-                <w:rFonts w:asciiTheme="minorHAnsi" w:hAnsiTheme="minorHAnsi" w:cstheme="minorHAnsi"/>
-                <w:b/>
-              </w:rPr>
-            </w:pPr>
-          </w:p>
-          <w:p>
-            <w:pPr>
-              <w:pStyle w:val="ListParagraph"/>
-              <w:numPr>
-                <w:ilvl w:val="0"/>
-                <w:numId w:val="11"/>
-              </w:numPr>
-              <w:rPr>
-                <w:rFonts w:asciiTheme="minorHAnsi" w:hAnsiTheme="minorHAnsi" w:cstheme="minorHAnsi"/>
-                <w:b/>
-              </w:rPr>
-            </w:pPr>
-            <w:r>
-              <w:rPr>
-                <w:rFonts w:asciiTheme="minorHAnsi" w:hAnsiTheme="minorHAnsi" w:cstheme="minorHAnsi"/>
-              </w:rPr>
-              <w:t xml:space="preserve">Off the Park, if you arrange removal through us and pay our disconnection and removal charges (see Part 2 </w:t>
-            </w:r>
-            <w:r>
-              <w:rPr>
-                <w:rFonts w:asciiTheme="minorHAnsi" w:hAnsiTheme="minorHAnsi" w:cstheme="minorHAnsi"/>
-              </w:rPr>
-              <w:t>C</w:t>
-            </w:r>
-            <w:r>
-              <w:rPr>
-                <w:rFonts w:asciiTheme="minorHAnsi" w:hAnsiTheme="minorHAnsi" w:cstheme="minorHAnsi"/>
-              </w:rPr>
-              <w:t xml:space="preserve">lause </w:t>
-            </w:r>
-            <w:r>
-              <w:rPr>
-                <w:rFonts w:asciiTheme="minorHAnsi" w:hAnsiTheme="minorHAnsi" w:cstheme="minorHAnsi"/>
-              </w:rPr>
-              <w:t>2</w:t>
-            </w:r>
-            <w:r>
-              <w:rPr>
-                <w:rFonts w:asciiTheme="minorHAnsi" w:hAnsiTheme="minorHAnsi" w:cstheme="minorHAnsi"/>
-              </w:rPr>
-              <w:t>.9).</w:t>
-            </w:r>
-          </w:p>
-          <w:p>
-            <w:pPr>
-              <w:rPr>
-                <w:rFonts w:asciiTheme="minorHAnsi" w:hAnsiTheme="minorHAnsi" w:cstheme="minorHAnsi"/>
-                <w:sz w:val="22"/>
-                <w:szCs w:val="22"/>
-              </w:rPr>
-            </w:pPr>
-          </w:p>
-          <w:p>
-            <w:pPr>
-              <w:rPr>
-                <w:rFonts w:asciiTheme="minorHAnsi" w:hAnsiTheme="minorHAnsi" w:cstheme="minorHAnsi"/>
-                <w:sz w:val="22"/>
-                <w:szCs w:val="22"/>
-              </w:rPr>
-            </w:pPr>
-            <w:r>
-              <w:rPr>
-                <w:rFonts w:asciiTheme="minorHAnsi" w:hAnsiTheme="minorHAnsi" w:cstheme="minorHAnsi"/>
-                <w:sz w:val="22"/>
-                <w:szCs w:val="22"/>
-              </w:rPr>
-              <w:t>To sell on the Pitch you must:</w:t>
-            </w:r>
-          </w:p>
-          <w:p>
-            <w:pPr>
-              <w:pStyle w:val="ListParagraph"/>
-              <w:ind w:left="792"/>
-              <w:rPr>
-                <w:rFonts w:asciiTheme="minorHAnsi" w:hAnsiTheme="minorHAnsi" w:cstheme="minorHAnsi"/>
-              </w:rPr>
-            </w:pPr>
-          </w:p>
-          <w:p>
-            <w:pPr>
-              <w:pStyle w:val="ListParagraph"/>
-              <w:numPr>
-                <w:ilvl w:val="0"/>
-                <w:numId w:val="11"/>
-              </w:numPr>
-              <w:rPr>
-                <w:rFonts w:asciiTheme="minorHAnsi" w:hAnsiTheme="minorHAnsi" w:cstheme="minorHAnsi"/>
-              </w:rPr>
-            </w:pPr>
-            <w:r>
-              <w:rPr>
-                <w:rFonts w:asciiTheme="minorHAnsi" w:hAnsiTheme="minorHAnsi" w:cstheme="minorHAnsi"/>
-              </w:rPr>
-              <w:t xml:space="preserve">Notify us in writing that you are selling </w:t>
-            </w:r>
-            <w:r>
-              <w:rPr>
-                <w:rFonts w:asciiTheme="minorHAnsi" w:hAnsiTheme="minorHAnsi" w:cstheme="minorHAnsi"/>
-              </w:rPr>
-              <w:t>your Holiday Caravan</w:t>
-            </w:r>
-            <w:r>
-              <w:rPr>
-                <w:rFonts w:asciiTheme="minorHAnsi" w:hAnsiTheme="minorHAnsi" w:cstheme="minorHAnsi"/>
-              </w:rPr>
-              <w:t>, including any finance provider’s name and the agreement number. Inform us if you change your mind.</w:t>
-            </w:r>
-          </w:p>
-          <w:p>
-            <w:pPr>
-              <w:pStyle w:val="ListParagraph"/>
-              <w:ind w:left="1224"/>
-              <w:rPr>
-                <w:rFonts w:asciiTheme="minorHAnsi" w:hAnsiTheme="minorHAnsi" w:cstheme="minorHAnsi"/>
-              </w:rPr>
-            </w:pPr>
-          </w:p>
-          <w:p>
-            <w:pPr>
-              <w:pStyle w:val="ListParagraph"/>
-              <w:numPr>
-                <w:ilvl w:val="0"/>
-                <w:numId w:val="11"/>
-              </w:numPr>
-              <w:rPr>
-                <w:rFonts w:asciiTheme="minorHAnsi" w:hAnsiTheme="minorHAnsi" w:cstheme="minorHAnsi"/>
-              </w:rPr>
-            </w:pPr>
-            <w:r>
-              <w:rPr>
-                <w:rFonts w:asciiTheme="minorHAnsi" w:hAnsiTheme="minorHAnsi" w:cstheme="minorHAnsi"/>
-              </w:rPr>
-              <w:t>Conduct all relevant safety checks, (including gas, electrical</w:t>
-            </w:r>
-            <w:r>
-              <w:rPr>
-                <w:rFonts w:asciiTheme="minorHAnsi" w:hAnsiTheme="minorHAnsi" w:cstheme="minorHAnsi"/>
-              </w:rPr>
-              <w:t xml:space="preserve"> and any smoke and CO alarms</w:t>
-            </w:r>
-            <w:r>
-              <w:rPr>
-                <w:rFonts w:asciiTheme="minorHAnsi" w:hAnsiTheme="minorHAnsi" w:cstheme="minorHAnsi"/>
-              </w:rPr>
-              <w:t xml:space="preserve">) using competent contractors (see Part 2 </w:t>
-            </w:r>
-            <w:r>
-              <w:rPr>
-                <w:rFonts w:asciiTheme="minorHAnsi" w:hAnsiTheme="minorHAnsi" w:cstheme="minorHAnsi"/>
-              </w:rPr>
-              <w:t>C</w:t>
-            </w:r>
-            <w:r>
-              <w:rPr>
-                <w:rFonts w:asciiTheme="minorHAnsi" w:hAnsiTheme="minorHAnsi" w:cstheme="minorHAnsi"/>
-              </w:rPr>
-              <w:t xml:space="preserve">lause </w:t>
-            </w:r>
-            <w:r>
-              <w:rPr>
-                <w:rFonts w:asciiTheme="minorHAnsi" w:hAnsiTheme="minorHAnsi" w:cstheme="minorHAnsi"/>
-              </w:rPr>
-              <w:t>2.8</w:t>
-            </w:r>
-            <w:r>
-              <w:rPr>
-                <w:rFonts w:asciiTheme="minorHAnsi" w:hAnsiTheme="minorHAnsi" w:cstheme="minorHAnsi"/>
-              </w:rPr>
-              <w:t>.2).</w:t>
-            </w:r>
-          </w:p>
-          <w:p>
-            <w:pPr>
-              <w:pStyle w:val="ListParagraph"/>
-              <w:ind w:left="1224"/>
-              <w:rPr>
-                <w:rFonts w:asciiTheme="minorHAnsi" w:hAnsiTheme="minorHAnsi" w:cstheme="minorHAnsi"/>
-              </w:rPr>
-            </w:pPr>
-          </w:p>
-          <w:p>
-            <w:pPr>
-              <w:pStyle w:val="ListParagraph"/>
-              <w:numPr>
-                <w:ilvl w:val="0"/>
-                <w:numId w:val="11"/>
-              </w:numPr>
-              <w:rPr>
-                <w:rFonts w:asciiTheme="minorHAnsi" w:hAnsiTheme="minorHAnsi" w:cstheme="minorHAnsi"/>
-              </w:rPr>
-            </w:pPr>
-            <w:r>
-              <w:rPr>
-                <w:rFonts w:asciiTheme="minorHAnsi" w:hAnsiTheme="minorHAnsi" w:cstheme="minorHAnsi"/>
-              </w:rPr>
-              <w:t xml:space="preserve">Market </w:t>
-            </w:r>
-            <w:r>
-              <w:rPr>
-                <w:rFonts w:asciiTheme="minorHAnsi" w:hAnsiTheme="minorHAnsi" w:cstheme="minorHAnsi"/>
-              </w:rPr>
-              <w:t>your Holiday Caravan</w:t>
-            </w:r>
-            <w:r>
-              <w:rPr>
-                <w:rFonts w:asciiTheme="minorHAnsi" w:hAnsiTheme="minorHAnsi" w:cstheme="minorHAnsi"/>
-              </w:rPr>
-              <w:t xml:space="preserve"> yourself or through an agent. This is not our responsibility under this </w:t>
-            </w:r>
-            <w:r>
-              <w:rPr>
-                <w:rFonts w:asciiTheme="minorHAnsi" w:hAnsiTheme="minorHAnsi" w:cstheme="minorHAnsi"/>
-              </w:rPr>
-              <w:t>Licence Agr</w:t>
-            </w:r>
-            <w:r>
-              <w:rPr>
-                <w:rFonts w:asciiTheme="minorHAnsi" w:hAnsiTheme="minorHAnsi" w:cstheme="minorHAnsi"/>
-              </w:rPr>
-              <w:t xml:space="preserve">eement. If we provide marketing support, we'll explain what it includes and give you the price if you decide to move forward. </w:t>
-            </w:r>
-          </w:p>
-          <w:p>
-            <w:pPr>
-              <w:pStyle w:val="ListParagraph"/>
-              <w:ind w:left="420"/>
-              <w:rPr>
-                <w:rFonts w:asciiTheme="minorHAnsi" w:hAnsiTheme="minorHAnsi" w:cstheme="minorHAnsi"/>
-              </w:rPr>
-            </w:pPr>
-          </w:p>
-          <w:p>
-            <w:pPr>
-              <w:pStyle w:val="ListParagraph"/>
-              <w:numPr>
-                <w:ilvl w:val="0"/>
-                <w:numId w:val="11"/>
-              </w:numPr>
-              <w:rPr>
-                <w:rFonts w:asciiTheme="minorHAnsi" w:hAnsiTheme="minorHAnsi" w:cstheme="minorHAnsi"/>
-              </w:rPr>
-            </w:pPr>
-            <w:r>
-              <w:rPr>
-                <w:rFonts w:asciiTheme="minorHAnsi" w:hAnsiTheme="minorHAnsi" w:cstheme="minorHAnsi"/>
-              </w:rPr>
-              <w:t xml:space="preserve">Inform us of the price at which you are marketing </w:t>
-            </w:r>
-            <w:r>
-              <w:rPr>
-                <w:rFonts w:asciiTheme="minorHAnsi" w:hAnsiTheme="minorHAnsi" w:cstheme="minorHAnsi"/>
-              </w:rPr>
-              <w:t>your Holiday Caravan</w:t>
-            </w:r>
-            <w:r>
-              <w:rPr>
-                <w:rFonts w:asciiTheme="minorHAnsi" w:hAnsiTheme="minorHAnsi" w:cstheme="minorHAnsi"/>
-              </w:rPr>
-              <w:t xml:space="preserve">, and of any subsequent reduction in that price. We have five Working Days from each notification to decide if we want to buy </w:t>
-            </w:r>
-            <w:r>
-              <w:rPr>
-                <w:rFonts w:asciiTheme="minorHAnsi" w:hAnsiTheme="minorHAnsi" w:cstheme="minorHAnsi"/>
-              </w:rPr>
-              <w:t>your Holiday Caravan</w:t>
-            </w:r>
-            <w:r>
-              <w:rPr>
-                <w:rFonts w:asciiTheme="minorHAnsi" w:hAnsiTheme="minorHAnsi" w:cstheme="minorHAnsi"/>
-              </w:rPr>
-              <w:t xml:space="preserve"> at this price without a Transfer Fee. If we do decide to buy </w:t>
-            </w:r>
-            <w:r>
-              <w:rPr>
-                <w:rFonts w:asciiTheme="minorHAnsi" w:hAnsiTheme="minorHAnsi" w:cstheme="minorHAnsi"/>
-              </w:rPr>
-              <w:t>your Holiday Caravan</w:t>
-            </w:r>
-            <w:r>
-              <w:rPr>
-                <w:rFonts w:asciiTheme="minorHAnsi" w:hAnsiTheme="minorHAnsi" w:cstheme="minorHAnsi"/>
-              </w:rPr>
-              <w:t xml:space="preserve">, we will pay you for it within five Working Days of our decision or when </w:t>
-            </w:r>
-            <w:r>
-              <w:rPr>
-                <w:rFonts w:asciiTheme="minorHAnsi" w:hAnsiTheme="minorHAnsi" w:cstheme="minorHAnsi"/>
-              </w:rPr>
-              <w:t>your Holiday Caravan</w:t>
-            </w:r>
-            <w:r>
-              <w:rPr>
-                <w:rFonts w:asciiTheme="minorHAnsi" w:hAnsiTheme="minorHAnsi" w:cstheme="minorHAnsi"/>
-              </w:rPr>
-              <w:t xml:space="preserve"> is vacated, whichever is later. We will deduct any known finance and any other undisputed amounts which you owe us. We will not deduct anything else unless you agree.</w:t>
-            </w:r>
-          </w:p>
-          <w:p>
-            <w:pPr>
-              <w:pStyle w:val="ListParagraph"/>
-              <w:ind w:left="1224"/>
-              <w:rPr>
-                <w:rFonts w:asciiTheme="minorHAnsi" w:hAnsiTheme="minorHAnsi" w:cstheme="minorHAnsi"/>
-              </w:rPr>
-            </w:pPr>
-          </w:p>
-          <w:p>
-            <w:pPr>
-              <w:pStyle w:val="ListParagraph"/>
-              <w:numPr>
-                <w:ilvl w:val="0"/>
-                <w:numId w:val="11"/>
-              </w:numPr>
-              <w:rPr>
-                <w:rFonts w:asciiTheme="minorHAnsi" w:hAnsiTheme="minorHAnsi" w:cstheme="minorHAnsi"/>
-              </w:rPr>
-            </w:pPr>
-            <w:r>
-              <w:rPr>
-                <w:rFonts w:asciiTheme="minorHAnsi" w:hAnsiTheme="minorHAnsi" w:cstheme="minorHAnsi"/>
-              </w:rPr>
-              <w:t xml:space="preserve">If we do not buy it, then when you find a buyer let us know their name and contact details. We will give them a copy of this Licence Agreement and any necessary information, protecting your personal information by removing it from any copy document provided. We will then check the buyer’s credit status and ability to comply with this </w:t>
-            </w:r>
-            <w:r>
-              <w:rPr>
-                <w:rFonts w:asciiTheme="minorHAnsi" w:hAnsiTheme="minorHAnsi" w:cstheme="minorHAnsi"/>
-              </w:rPr>
-              <w:t>Licence A</w:t>
-            </w:r>
-            <w:r>
-              <w:rPr>
-                <w:rFonts w:asciiTheme="minorHAnsi" w:hAnsiTheme="minorHAnsi" w:cstheme="minorHAnsi"/>
-              </w:rPr>
-              <w:t xml:space="preserve">greement and our Park Rules. We will tell you whether we approve the buyer as soon as possible. If we do not approve, we will tell you why in writing and our decision must be reasonable. Part 2 Clause </w:t>
-            </w:r>
-            <w:r>
-              <w:rPr>
-                <w:rFonts w:asciiTheme="minorHAnsi" w:hAnsiTheme="minorHAnsi" w:cstheme="minorHAnsi"/>
-              </w:rPr>
-              <w:t>8</w:t>
-            </w:r>
-            <w:r>
-              <w:rPr>
-                <w:rFonts w:asciiTheme="minorHAnsi" w:hAnsiTheme="minorHAnsi" w:cstheme="minorHAnsi"/>
-              </w:rPr>
-              <w:t xml:space="preserve"> explains your options if you disagree.</w:t>
-            </w:r>
-          </w:p>
-          <w:p>
-            <w:pPr>
-              <w:pStyle w:val="ListParagraph"/>
-              <w:ind w:left="1224"/>
-              <w:rPr>
-                <w:rFonts w:asciiTheme="minorHAnsi" w:hAnsiTheme="minorHAnsi" w:cstheme="minorHAnsi"/>
-              </w:rPr>
-            </w:pPr>
-          </w:p>
-          <w:p>
-            <w:pPr>
-              <w:rPr>
-                <w:rFonts w:asciiTheme="minorHAnsi" w:hAnsiTheme="minorHAnsi" w:cstheme="minorHAnsi"/>
-                <w:sz w:val="22"/>
-                <w:szCs w:val="22"/>
-              </w:rPr>
-            </w:pPr>
-            <w:r>
-              <w:rPr>
-                <w:rFonts w:asciiTheme="minorHAnsi" w:hAnsiTheme="minorHAnsi" w:cstheme="minorHAnsi"/>
-                <w:sz w:val="22"/>
-                <w:szCs w:val="22"/>
-              </w:rPr>
-              <w:lastRenderedPageBreak/>
-              <w:t xml:space="preserve">If we approve the prospective buyer: </w:t>
-            </w:r>
-          </w:p>
-          <w:p>
-            <w:pPr>
-              <w:pStyle w:val="ListParagraph"/>
-              <w:ind w:left="792"/>
-              <w:rPr>
-                <w:rFonts w:asciiTheme="minorHAnsi" w:hAnsiTheme="minorHAnsi" w:cstheme="minorHAnsi"/>
-              </w:rPr>
-            </w:pPr>
-          </w:p>
-          <w:p>
-            <w:pPr>
-              <w:pStyle w:val="ListParagraph"/>
-              <w:numPr>
-                <w:ilvl w:val="0"/>
-                <w:numId w:val="11"/>
-              </w:numPr>
-              <w:rPr>
-                <w:rFonts w:asciiTheme="minorHAnsi" w:hAnsiTheme="minorHAnsi" w:cstheme="minorHAnsi"/>
-              </w:rPr>
-            </w:pPr>
-            <w:r>
-              <w:rPr>
-                <w:rFonts w:asciiTheme="minorHAnsi" w:hAnsiTheme="minorHAnsi" w:cstheme="minorHAnsi"/>
-              </w:rPr>
-              <w:t xml:space="preserve">The transaction must be handled by </w:t>
-            </w:r>
-            <w:proofErr w:type="gramStart"/>
-            <w:r>
-              <w:rPr>
-                <w:rFonts w:asciiTheme="minorHAnsi" w:hAnsiTheme="minorHAnsi" w:cstheme="minorHAnsi"/>
-              </w:rPr>
-              <w:t>us</w:t>
-            </w:r>
-            <w:proofErr w:type="gramEnd"/>
-            <w:r>
-              <w:rPr>
-                <w:rFonts w:asciiTheme="minorHAnsi" w:hAnsiTheme="minorHAnsi" w:cstheme="minorHAnsi"/>
-              </w:rPr>
-              <w:t xml:space="preserve"> and you appoint us to act for you. We will receive all payments from your buyer and pay you within five Working Days of receiving cleared funds. We will first pay off any finance you have notified us about in writing and deduct any Transfer Fee, VAT</w:t>
-            </w:r>
-            <w:r>
-              <w:rPr>
-                <w:rFonts w:asciiTheme="minorHAnsi" w:hAnsiTheme="minorHAnsi" w:cstheme="minorHAnsi"/>
-              </w:rPr>
-              <w:t>,</w:t>
-            </w:r>
-            <w:r>
-              <w:rPr>
-                <w:rFonts w:asciiTheme="minorHAnsi" w:hAnsiTheme="minorHAnsi" w:cstheme="minorHAnsi"/>
-              </w:rPr>
-              <w:t xml:space="preserve"> where charged</w:t>
-            </w:r>
-            <w:r>
-              <w:rPr>
-                <w:rFonts w:asciiTheme="minorHAnsi" w:hAnsiTheme="minorHAnsi" w:cstheme="minorHAnsi"/>
-              </w:rPr>
-              <w:t>,</w:t>
-            </w:r>
-            <w:r>
-              <w:rPr>
-                <w:rFonts w:asciiTheme="minorHAnsi" w:hAnsiTheme="minorHAnsi" w:cstheme="minorHAnsi"/>
-              </w:rPr>
-              <w:t xml:space="preserve"> and any other undisputed amounts you owe us.</w:t>
-            </w:r>
-          </w:p>
-          <w:p>
-            <w:pPr>
-              <w:pStyle w:val="ListParagraph"/>
-              <w:ind w:left="1224"/>
-              <w:rPr>
-                <w:rFonts w:asciiTheme="minorHAnsi" w:hAnsiTheme="minorHAnsi" w:cstheme="minorHAnsi"/>
-              </w:rPr>
-            </w:pPr>
-          </w:p>
-          <w:p>
-            <w:pPr>
-              <w:pStyle w:val="ListParagraph"/>
-              <w:numPr>
-                <w:ilvl w:val="0"/>
-                <w:numId w:val="11"/>
-              </w:numPr>
-              <w:rPr>
-                <w:rFonts w:asciiTheme="minorHAnsi" w:hAnsiTheme="minorHAnsi" w:cstheme="minorHAnsi"/>
-              </w:rPr>
-            </w:pPr>
-            <w:r>
-              <w:rPr>
-                <w:rFonts w:asciiTheme="minorHAnsi" w:hAnsiTheme="minorHAnsi" w:cstheme="minorHAnsi"/>
-              </w:rPr>
-              <w:t>We will not charge the Transfer Fee if you are selling because we are in serious breach of this Licence Agreement.</w:t>
-            </w:r>
-          </w:p>
-          <w:p>
-            <w:pPr>
-              <w:pStyle w:val="ListParagraph"/>
-              <w:rPr>
-                <w:rFonts w:asciiTheme="minorHAnsi" w:hAnsiTheme="minorHAnsi" w:cstheme="minorHAnsi"/>
-              </w:rPr>
-            </w:pPr>
-          </w:p>
-          <w:p>
-            <w:pPr>
-              <w:pStyle w:val="ListParagraph"/>
-              <w:numPr>
-                <w:ilvl w:val="0"/>
-                <w:numId w:val="11"/>
-              </w:numPr>
-              <w:rPr>
-                <w:rFonts w:asciiTheme="minorHAnsi" w:hAnsiTheme="minorHAnsi" w:cstheme="minorHAnsi"/>
-              </w:rPr>
-            </w:pPr>
-            <w:r>
-              <w:rPr>
-                <w:rFonts w:asciiTheme="minorHAnsi" w:hAnsiTheme="minorHAnsi" w:cstheme="minorHAnsi"/>
-              </w:rPr>
-              <w:t xml:space="preserve">Once the sale is complete, we will provide an approved buyer with a new </w:t>
-            </w:r>
-            <w:r>
-              <w:rPr>
-                <w:rFonts w:asciiTheme="minorHAnsi" w:hAnsiTheme="minorHAnsi" w:cstheme="minorHAnsi"/>
-              </w:rPr>
-              <w:t xml:space="preserve">licence </w:t>
-            </w:r>
-            <w:r>
-              <w:rPr>
-                <w:rFonts w:asciiTheme="minorHAnsi" w:hAnsiTheme="minorHAnsi" w:cstheme="minorHAnsi"/>
-              </w:rPr>
-              <w:t xml:space="preserve">agreement for the remaining term of this Licence Agreement. The new </w:t>
-            </w:r>
-            <w:r>
-              <w:rPr>
-                <w:rFonts w:asciiTheme="minorHAnsi" w:hAnsiTheme="minorHAnsi" w:cstheme="minorHAnsi"/>
-              </w:rPr>
-              <w:t xml:space="preserve">licence </w:t>
-            </w:r>
-            <w:r>
-              <w:rPr>
-                <w:rFonts w:asciiTheme="minorHAnsi" w:hAnsiTheme="minorHAnsi" w:cstheme="minorHAnsi"/>
-              </w:rPr>
-              <w:t xml:space="preserve">agreement will not have less favourable terms, and the pitch fee will start at the same amount as the current Pitch Fee, excluding any discounts or free periods. Any payments made for the Pitch Fee and other charges under this Licence Agreement will carry over to the new </w:t>
-            </w:r>
-            <w:r>
-              <w:rPr>
-                <w:rFonts w:asciiTheme="minorHAnsi" w:hAnsiTheme="minorHAnsi" w:cstheme="minorHAnsi"/>
-              </w:rPr>
-              <w:t xml:space="preserve">licence </w:t>
-            </w:r>
-            <w:r>
-              <w:rPr>
-                <w:rFonts w:asciiTheme="minorHAnsi" w:hAnsiTheme="minorHAnsi" w:cstheme="minorHAnsi"/>
-              </w:rPr>
-              <w:t xml:space="preserve">agreement. </w:t>
-            </w:r>
-          </w:p>
-          <w:p>
-            <w:pPr>
-              <w:pStyle w:val="ListParagraph"/>
-              <w:ind w:left="1224"/>
-              <w:rPr>
-                <w:rFonts w:asciiTheme="minorHAnsi" w:hAnsiTheme="minorHAnsi" w:cstheme="minorHAnsi"/>
-              </w:rPr>
-            </w:pPr>
-          </w:p>
-          <w:p>
-            <w:pPr>
-              <w:pStyle w:val="ListParagraph"/>
-              <w:numPr>
-                <w:ilvl w:val="0"/>
-                <w:numId w:val="11"/>
-              </w:numPr>
-              <w:rPr>
-                <w:rFonts w:asciiTheme="minorHAnsi" w:hAnsiTheme="minorHAnsi" w:cstheme="minorHAnsi"/>
-              </w:rPr>
-            </w:pPr>
-            <w:r>
-              <w:rPr>
-                <w:rFonts w:asciiTheme="minorHAnsi" w:hAnsiTheme="minorHAnsi" w:cstheme="minorHAnsi"/>
-              </w:rPr>
-              <w:t>Your personal representative can exercise these rights after your death.</w:t>
-            </w:r>
-          </w:p>
-        </w:tc>
-      </w:tr>
-      <w:tr>
-        <w:tc>
-          <w:tcPr>
-            <w:tcW w:w="2802" w:type="dxa"/>
-            <w:shd w:val="clear" w:color="auto" w:fill="F2F2F2" w:themeFill="background1" w:themeFillShade="F2"/>
-            <w:vAlign w:val="center"/>
-          </w:tcPr>
-          <w:p>
-            <w:pPr>
-              <w:rPr>
-                <w:rFonts w:asciiTheme="minorHAnsi" w:hAnsiTheme="minorHAnsi" w:cstheme="minorHAnsi"/>
-                <w:b/>
-                <w:sz w:val="22"/>
-                <w:szCs w:val="22"/>
-              </w:rPr>
-            </w:pPr>
-            <w:r>
-              <w:rPr>
-                <w:rFonts w:asciiTheme="minorHAnsi" w:hAnsiTheme="minorHAnsi" w:cstheme="minorHAnsi"/>
-                <w:b/>
-                <w:sz w:val="22"/>
-                <w:szCs w:val="22"/>
-              </w:rPr>
-              <w:lastRenderedPageBreak/>
-              <w:t xml:space="preserve">Giving </w:t>
-            </w:r>
-            <w:r>
-              <w:rPr>
-                <w:rFonts w:asciiTheme="minorHAnsi" w:hAnsiTheme="minorHAnsi" w:cstheme="minorHAnsi"/>
-                <w:b/>
-                <w:sz w:val="22"/>
-                <w:szCs w:val="22"/>
-              </w:rPr>
-              <w:t>your Holiday Caravan</w:t>
-            </w:r>
-            <w:r>
-              <w:rPr>
-                <w:rFonts w:asciiTheme="minorHAnsi" w:hAnsiTheme="minorHAnsi" w:cstheme="minorHAnsi"/>
-                <w:b/>
-                <w:sz w:val="22"/>
-                <w:szCs w:val="22"/>
-              </w:rPr>
-              <w:t xml:space="preserve"> Away</w:t>
-            </w:r>
-          </w:p>
-          <w:p>
-            <w:pPr>
-              <w:rPr>
-                <w:rFonts w:asciiTheme="minorHAnsi" w:hAnsiTheme="minorHAnsi" w:cstheme="minorHAnsi"/>
-                <w:b/>
-              </w:rPr>
-            </w:pPr>
-          </w:p>
-        </w:tc>
-        <w:tc>
-          <w:tcPr>
-            <w:tcW w:w="7684" w:type="dxa"/>
-          </w:tcPr>
-          <w:p>
-            <w:pPr>
-              <w:rPr>
-                <w:rFonts w:asciiTheme="minorHAnsi" w:hAnsiTheme="minorHAnsi" w:cstheme="minorHAnsi"/>
-                <w:bCs/>
-                <w:sz w:val="22"/>
-                <w:szCs w:val="22"/>
-              </w:rPr>
-            </w:pPr>
-            <w:r>
-              <w:rPr>
-                <w:rFonts w:asciiTheme="minorHAnsi" w:hAnsiTheme="minorHAnsi" w:cstheme="minorHAnsi"/>
-                <w:bCs/>
-                <w:sz w:val="22"/>
-                <w:szCs w:val="22"/>
-              </w:rPr>
-              <w:t xml:space="preserve">If you give </w:t>
-            </w:r>
-            <w:r>
-              <w:rPr>
-                <w:rFonts w:asciiTheme="minorHAnsi" w:hAnsiTheme="minorHAnsi" w:cstheme="minorHAnsi"/>
-                <w:bCs/>
-                <w:sz w:val="22"/>
-                <w:szCs w:val="22"/>
-              </w:rPr>
-              <w:t>your Holiday Caravan</w:t>
-            </w:r>
-            <w:r>
-              <w:rPr>
-                <w:rFonts w:asciiTheme="minorHAnsi" w:hAnsiTheme="minorHAnsi" w:cstheme="minorHAnsi"/>
-                <w:bCs/>
-                <w:sz w:val="22"/>
-                <w:szCs w:val="22"/>
-              </w:rPr>
-              <w:t xml:space="preserve"> to a Family Member or they inherit it after your death, they can ask us for an agreement to keep it on the </w:t>
-            </w:r>
-            <w:proofErr w:type="gramStart"/>
-            <w:r>
-              <w:rPr>
-                <w:rFonts w:asciiTheme="minorHAnsi" w:hAnsiTheme="minorHAnsi" w:cstheme="minorHAnsi"/>
-                <w:bCs/>
-                <w:sz w:val="22"/>
-                <w:szCs w:val="22"/>
-              </w:rPr>
-              <w:t>Park</w:t>
-            </w:r>
-            <w:proofErr w:type="gramEnd"/>
-            <w:r>
-              <w:rPr>
-                <w:rFonts w:asciiTheme="minorHAnsi" w:hAnsiTheme="minorHAnsi" w:cstheme="minorHAnsi"/>
-                <w:bCs/>
-                <w:sz w:val="22"/>
-                <w:szCs w:val="22"/>
-              </w:rPr>
-              <w:t xml:space="preserve">. We will ask the same questions as if you were selling </w:t>
-            </w:r>
-            <w:r>
-              <w:rPr>
-                <w:rFonts w:asciiTheme="minorHAnsi" w:hAnsiTheme="minorHAnsi" w:cstheme="minorHAnsi"/>
-                <w:bCs/>
-                <w:sz w:val="22"/>
-                <w:szCs w:val="22"/>
-              </w:rPr>
-              <w:t>your Holiday Caravan</w:t>
-            </w:r>
-            <w:r>
-              <w:rPr>
-                <w:rFonts w:asciiTheme="minorHAnsi" w:hAnsiTheme="minorHAnsi" w:cstheme="minorHAnsi"/>
-                <w:bCs/>
-                <w:sz w:val="22"/>
-                <w:szCs w:val="22"/>
-              </w:rPr>
-              <w:t xml:space="preserve">. We need to be reasonably satisfied that they can meet the same obligations you had. We will tell you, or your personal representatives, if we approve the Family Member as soon as possible. If we don’t approve, we’ll explain why in writing and our decision must be reasonable. You, or your personal representatives, can use the options in Part 2 Clause </w:t>
-            </w:r>
-            <w:r>
-              <w:rPr>
-                <w:rFonts w:asciiTheme="minorHAnsi" w:hAnsiTheme="minorHAnsi" w:cstheme="minorHAnsi"/>
-                <w:bCs/>
-                <w:sz w:val="22"/>
-                <w:szCs w:val="22"/>
-              </w:rPr>
-              <w:t>8</w:t>
-            </w:r>
-            <w:r>
-              <w:rPr>
-                <w:rFonts w:asciiTheme="minorHAnsi" w:hAnsiTheme="minorHAnsi" w:cstheme="minorHAnsi"/>
-                <w:bCs/>
-                <w:sz w:val="22"/>
-                <w:szCs w:val="22"/>
-              </w:rPr>
-              <w:t xml:space="preserve"> if you disagree. </w:t>
-            </w:r>
-          </w:p>
-          <w:p>
-            <w:pPr>
-              <w:rPr>
-                <w:rFonts w:asciiTheme="minorHAnsi" w:hAnsiTheme="minorHAnsi" w:cstheme="minorHAnsi"/>
-                <w:b/>
-              </w:rPr>
-            </w:pPr>
-          </w:p>
-          <w:p>
-            <w:pPr>
-              <w:rPr>
-                <w:rFonts w:asciiTheme="minorHAnsi" w:hAnsiTheme="minorHAnsi" w:cstheme="minorHAnsi"/>
-                <w:bCs/>
-                <w:sz w:val="22"/>
-                <w:szCs w:val="22"/>
-              </w:rPr>
-            </w:pPr>
-            <w:r>
-              <w:rPr>
-                <w:rFonts w:asciiTheme="minorHAnsi" w:hAnsiTheme="minorHAnsi" w:cstheme="minorHAnsi"/>
-                <w:bCs/>
-                <w:sz w:val="22"/>
-                <w:szCs w:val="22"/>
-              </w:rPr>
-              <w:t xml:space="preserve">We will give an approved Family Member a copy of this Licence Agreement and all necessary information, removing your personal details. If they decide to proceed, we will give them an agreement on the same basis as an approved buyer above. </w:t>
-            </w:r>
-          </w:p>
-          <w:p>
-            <w:pPr>
-              <w:pStyle w:val="ListParagraph"/>
-              <w:rPr>
-                <w:rFonts w:asciiTheme="minorHAnsi" w:hAnsiTheme="minorHAnsi" w:cstheme="minorHAnsi"/>
-                <w:bCs/>
-              </w:rPr>
-            </w:pPr>
-          </w:p>
-          <w:p>
-            <w:pPr>
-              <w:rPr>
-                <w:rFonts w:asciiTheme="minorHAnsi" w:hAnsiTheme="minorHAnsi" w:cstheme="minorHAnsi"/>
-                <w:sz w:val="22"/>
-                <w:szCs w:val="22"/>
-              </w:rPr>
-            </w:pPr>
-            <w:r>
-              <w:rPr>
-                <w:rFonts w:asciiTheme="minorHAnsi" w:hAnsiTheme="minorHAnsi" w:cstheme="minorHAnsi"/>
-                <w:bCs/>
-                <w:sz w:val="22"/>
-                <w:szCs w:val="22"/>
-              </w:rPr>
-              <w:t>In this Licence Agreement</w:t>
-            </w:r>
-            <w:r>
-              <w:rPr>
-                <w:rFonts w:asciiTheme="minorHAnsi" w:hAnsiTheme="minorHAnsi" w:cstheme="minorHAnsi"/>
-                <w:b/>
-                <w:sz w:val="22"/>
-                <w:szCs w:val="22"/>
-              </w:rPr>
-              <w:t xml:space="preserve"> "Family Member"</w:t>
-            </w:r>
-            <w:r>
-              <w:rPr>
-                <w:rFonts w:asciiTheme="minorHAnsi" w:hAnsiTheme="minorHAnsi" w:cstheme="minorHAnsi"/>
-                <w:sz w:val="22"/>
-                <w:szCs w:val="22"/>
-              </w:rPr>
-              <w:t xml:space="preserve"> means your spouse, civil partner, parent, grandparent, child, grandchild, brother, sister, or their spouse, including stepchildren as children. </w:t>
-            </w:r>
-          </w:p>
-        </w:tc>
-      </w:tr>
-      <w:tr>
-        <w:trPr>
-          <w:trHeight w:val="499"/>
-        </w:trPr>
-        <w:tc>
-          <w:tcPr>
-            <w:tcW w:w="2802" w:type="dxa"/>
-            <w:shd w:val="clear" w:color="auto" w:fill="F2F2F2" w:themeFill="background1" w:themeFillShade="F2"/>
-            <w:vAlign w:val="center"/>
-          </w:tcPr>
-          <w:p>
-            <w:pPr>
-              <w:rPr>
-                <w:rFonts w:asciiTheme="minorHAnsi" w:hAnsiTheme="minorHAnsi" w:cstheme="minorHAnsi"/>
-                <w:b/>
-                <w:sz w:val="22"/>
-                <w:szCs w:val="22"/>
-              </w:rPr>
-            </w:pPr>
-            <w:r>
-              <w:rPr>
-                <w:rFonts w:asciiTheme="minorHAnsi" w:hAnsiTheme="minorHAnsi" w:cstheme="minorHAnsi"/>
-                <w:b/>
-                <w:sz w:val="22"/>
-                <w:szCs w:val="22"/>
-              </w:rPr>
-              <w:t xml:space="preserve">Rate of Transfer Fee </w:t>
-            </w:r>
-          </w:p>
-        </w:tc>
-        <w:tc>
-          <w:tcPr>
-            <w:tcW w:w="7684" w:type="dxa"/>
-          </w:tcPr>
-          <w:p>
-            <w:pPr>
-              <w:rPr>
-                <w:rFonts w:asciiTheme="minorHAnsi" w:hAnsiTheme="minorHAnsi" w:cstheme="minorHAnsi"/>
-                <w:i/>
-                <w:iCs/>
-                <w:sz w:val="22"/>
-                <w:szCs w:val="22"/>
-              </w:rPr>
-            </w:pPr>
-          </w:p>
-          <w:p>
-            <w:pPr>
-              <w:rPr>
-                <w:rFonts w:asciiTheme="minorHAnsi" w:hAnsiTheme="minorHAnsi" w:cstheme="minorHAnsi"/>
-                <w:sz w:val="22"/>
-                <w:szCs w:val="22"/>
-              </w:rPr>
-            </w:pPr>
-            <w:r>
-              <w:rPr>
-                <w:rFonts w:asciiTheme="minorHAnsi" w:hAnsiTheme="minorHAnsi" w:cstheme="minorHAnsi"/>
-                <w:b/>
-                <w:bCs/>
-                <w:sz w:val="22"/>
-                <w:szCs w:val="22"/>
-              </w:rPr>
-              <w:t>15</w:t>
-            </w:r>
-            <w:r>
-              <w:rPr>
-                <w:rFonts w:asciiTheme="minorHAnsi" w:hAnsiTheme="minorHAnsi" w:cstheme="minorHAnsi"/>
-                <w:b/>
-                <w:bCs/>
-                <w:sz w:val="22"/>
-                <w:szCs w:val="22"/>
-              </w:rPr>
-              <w:t>%</w:t>
-            </w:r>
-            <w:r>
-              <w:rPr>
-                <w:rFonts w:asciiTheme="minorHAnsi" w:hAnsiTheme="minorHAnsi" w:cstheme="minorHAnsi"/>
-                <w:sz w:val="22"/>
-                <w:szCs w:val="22"/>
-              </w:rPr>
-              <w:t xml:space="preserve"> of Resale</w:t>
-            </w:r>
-            <w:r>
-              <w:rPr>
-                <w:rFonts w:asciiTheme="minorHAnsi" w:hAnsiTheme="minorHAnsi" w:cstheme="minorHAnsi"/>
-                <w:b/>
-                <w:color w:val="FF0000"/>
-                <w:sz w:val="22"/>
-                <w:szCs w:val="22"/>
-              </w:rPr>
-              <w:t xml:space="preserve"> </w:t>
-            </w:r>
-            <w:r>
-              <w:rPr>
-                <w:rFonts w:asciiTheme="minorHAnsi" w:hAnsiTheme="minorHAnsi" w:cstheme="minorHAnsi"/>
-                <w:bCs/>
-                <w:sz w:val="22"/>
-                <w:szCs w:val="22"/>
-              </w:rPr>
-              <w:t>Pri</w:t>
-            </w:r>
-            <w:r>
-              <w:rPr>
-                <w:rFonts w:asciiTheme="minorHAnsi" w:hAnsiTheme="minorHAnsi" w:cstheme="minorHAnsi"/>
-                <w:sz w:val="22"/>
-                <w:szCs w:val="22"/>
-              </w:rPr>
-              <w:t>ce plus VAT.</w:t>
-            </w:r>
-          </w:p>
-          <w:p>
-            <w:pPr>
-              <w:rPr>
-                <w:rFonts w:asciiTheme="minorHAnsi" w:hAnsiTheme="minorHAnsi" w:cstheme="minorHAnsi"/>
-                <w:i/>
-                <w:iCs/>
-                <w:sz w:val="22"/>
-                <w:szCs w:val="22"/>
-              </w:rPr>
-            </w:pPr>
-          </w:p>
-        </w:tc>
-      </w:tr>
-    </w:tbl>
-    <w:p>
-      <w:pPr>
-        <w:rPr>
-          <w:rFonts w:asciiTheme="minorHAnsi" w:hAnsiTheme="minorHAnsi" w:cstheme="minorHAnsi"/>
-          <w:b/>
-          <w:i/>
-          <w:iCs/>
-          <w:color w:val="800000"/>
-          <w:sz w:val="22"/>
-          <w:szCs w:val="22"/>
-        </w:rPr>
-      </w:pPr>
-    </w:p>
-    <w:p>
-      <w:pPr>
-        <w:shd w:val="clear" w:color="auto" w:fill="808080" w:themeFill="background1" w:themeFillShade="80"/>
-        <w:rPr>
-          <w:rFonts w:asciiTheme="minorHAnsi" w:hAnsiTheme="minorHAnsi" w:cstheme="minorHAnsi"/>
-          <w:color w:val="FFFFFF" w:themeColor="background1"/>
-          <w:sz w:val="22"/>
-          <w:szCs w:val="22"/>
-        </w:rPr>
-      </w:pPr>
-      <w:r>
-        <w:rPr>
-          <w:rFonts w:asciiTheme="minorHAnsi" w:hAnsiTheme="minorHAnsi" w:cstheme="minorHAnsi"/>
-          <w:b/>
-          <w:color w:val="FFFFFF" w:themeColor="background1"/>
-          <w:sz w:val="22"/>
-          <w:szCs w:val="22"/>
-        </w:rPr>
-        <w:t xml:space="preserve">7. Rates </w:t>
-      </w:r>
-    </w:p>
-    <w:p>
-      <w:pPr>
-        <w:rPr>
-          <w:rFonts w:asciiTheme="minorHAnsi" w:hAnsiTheme="minorHAnsi" w:cstheme="minorHAnsi"/>
-          <w:sz w:val="22"/>
-          <w:szCs w:val="22"/>
-        </w:rPr>
-      </w:pPr>
-    </w:p>
-    <w:tbl>
-      <w:tblPr>
-        <w:tblW w:w="10456" w:type="dxa"/>
-        <w:tblBorders>
-          <w:top w:val="single" w:sz="4" w:space="0" w:color="auto"/>
-          <w:left w:val="single" w:sz="4" w:space="0" w:color="auto"/>
-          <w:bottom w:val="single" w:sz="4" w:space="0" w:color="auto"/>
-          <w:right w:val="single" w:sz="4" w:space="0" w:color="auto"/>
-          <w:insideH w:val="single" w:sz="4" w:space="0" w:color="auto"/>
-          <w:insideV w:val="single" w:sz="4" w:space="0" w:color="auto"/>
-        </w:tblBorders>
-        <w:tblLook w:val="01E0" w:firstRow="1" w:lastRow="1" w:firstColumn="1" w:lastColumn="1" w:noHBand="0" w:noVBand="0"/>
-      </w:tblPr>
-      <w:tblGrid>
-        <w:gridCol w:w="2802"/>
-        <w:gridCol w:w="7654"/>
-      </w:tblGrid>
-      <w:tr>
-        <w:trPr>
-          <w:trHeight w:val="527"/>
-        </w:trPr>
-        <w:tc>
-          <w:tcPr>
-            <w:tcW w:w="2802" w:type="dxa"/>
-            <w:shd w:val="clear" w:color="auto" w:fill="F2F2F2" w:themeFill="background1" w:themeFillShade="F2"/>
-            <w:vAlign w:val="center"/>
-          </w:tcPr>
-          <w:p>
-            <w:pPr>
-              <w:rPr>
-                <w:rFonts w:asciiTheme="minorHAnsi" w:hAnsiTheme="minorHAnsi" w:cstheme="minorHAnsi"/>
-                <w:b/>
-                <w:sz w:val="22"/>
-                <w:szCs w:val="22"/>
-              </w:rPr>
-            </w:pPr>
-            <w:r>
-              <w:rPr>
-                <w:rFonts w:asciiTheme="minorHAnsi" w:hAnsiTheme="minorHAnsi" w:cstheme="minorHAnsi"/>
-                <w:b/>
-                <w:sz w:val="22"/>
-                <w:szCs w:val="22"/>
-              </w:rPr>
-              <w:t>The Rates</w:t>
-            </w:r>
-          </w:p>
-        </w:tc>
-        <w:tc>
-          <w:tcPr>
-            <w:tcW w:w="7654" w:type="dxa"/>
-            <w:vAlign w:val="center"/>
-          </w:tcPr>
-          <w:p>
-            <w:pPr>
-              <w:rPr>
-                <w:rFonts w:asciiTheme="minorHAnsi" w:hAnsiTheme="minorHAnsi" w:cstheme="minorHAnsi"/>
-                <w:sz w:val="22"/>
-                <w:szCs w:val="22"/>
-              </w:rPr>
-            </w:pPr>
-            <w:r>
-              <w:rPr>
-                <w:rFonts w:asciiTheme="minorHAnsi" w:hAnsiTheme="minorHAnsi" w:cstheme="minorHAnsi"/>
-                <w:sz w:val="22"/>
-                <w:szCs w:val="22"/>
-              </w:rPr>
-              <w:t>The Rates</w:t>
-            </w:r>
-            <w:r>
-              <w:rPr>
-                <w:rFonts w:asciiTheme="minorHAnsi" w:hAnsiTheme="minorHAnsi" w:cstheme="minorHAnsi"/>
-                <w:b/>
-                <w:bCs/>
-                <w:sz w:val="22"/>
-                <w:szCs w:val="22"/>
-              </w:rPr>
-              <w:t xml:space="preserve"> </w:t>
-            </w:r>
-            <w:r>
-              <w:rPr>
-                <w:rFonts w:asciiTheme="minorHAnsi" w:hAnsiTheme="minorHAnsi" w:cstheme="minorHAnsi"/>
-                <w:sz w:val="22"/>
-                <w:szCs w:val="22"/>
-              </w:rPr>
-              <w:t>are</w:t>
-            </w:r>
-            <w:r>
-              <w:rPr>
-                <w:rFonts w:asciiTheme="minorHAnsi" w:hAnsiTheme="minorHAnsi" w:cstheme="minorHAnsi"/>
-                <w:b/>
-                <w:bCs/>
-                <w:sz w:val="22"/>
-                <w:szCs w:val="22"/>
-              </w:rPr>
-              <w:t xml:space="preserve"> </w:t>
-            </w:r>
-            <w:r>
-              <w:rPr>
-                <w:rFonts w:asciiTheme="minorHAnsi" w:hAnsiTheme="minorHAnsi" w:cstheme="minorHAnsi"/>
-                <w:sz w:val="22"/>
-                <w:szCs w:val="22"/>
-              </w:rPr>
-              <w:t>your share of the following charges</w:t>
-            </w:r>
-            <w:r>
-              <w:rPr>
-                <w:rFonts w:asciiTheme="minorHAnsi" w:hAnsiTheme="minorHAnsi" w:cstheme="minorHAnsi"/>
-                <w:sz w:val="22"/>
-                <w:szCs w:val="22"/>
-              </w:rPr>
-              <w:t>, plus VAT</w:t>
-            </w:r>
-            <w:r>
-              <w:rPr>
-                <w:rFonts w:asciiTheme="minorHAnsi" w:hAnsiTheme="minorHAnsi" w:cstheme="minorHAnsi"/>
-                <w:sz w:val="22"/>
-                <w:szCs w:val="22"/>
-              </w:rPr>
-              <w:t>: our business rates, our water rates and any charges we pay to the local authority</w:t>
-            </w:r>
-            <w:r>
-              <w:rPr>
-                <w:rFonts w:asciiTheme="minorHAnsi" w:hAnsiTheme="minorHAnsi" w:cstheme="minorHAnsi"/>
-                <w:sz w:val="22"/>
-                <w:szCs w:val="22"/>
-              </w:rPr>
-              <w:t xml:space="preserve"> and any waste disposal company</w:t>
-            </w:r>
-            <w:r>
-              <w:rPr>
-                <w:rFonts w:asciiTheme="minorHAnsi" w:hAnsiTheme="minorHAnsi" w:cstheme="minorHAnsi"/>
-                <w:sz w:val="22"/>
-                <w:szCs w:val="22"/>
-              </w:rPr>
-              <w:t xml:space="preserve">. </w:t>
-            </w:r>
-            <w:r>
-              <w:rPr>
-                <w:rFonts w:asciiTheme="minorHAnsi" w:hAnsiTheme="minorHAnsi" w:cstheme="minorHAnsi"/>
-                <w:sz w:val="22"/>
-                <w:szCs w:val="22"/>
-              </w:rPr>
-              <w:t xml:space="preserve">Your share is the total of these charges for the </w:t>
-            </w:r>
-            <w:proofErr w:type="gramStart"/>
-            <w:r>
-              <w:rPr>
-                <w:rFonts w:asciiTheme="minorHAnsi" w:hAnsiTheme="minorHAnsi" w:cstheme="minorHAnsi"/>
-                <w:sz w:val="22"/>
-                <w:szCs w:val="22"/>
-              </w:rPr>
-              <w:t>Park</w:t>
-            </w:r>
-            <w:proofErr w:type="gramEnd"/>
-            <w:r>
-              <w:rPr>
-                <w:rFonts w:asciiTheme="minorHAnsi" w:hAnsiTheme="minorHAnsi" w:cstheme="minorHAnsi"/>
-                <w:sz w:val="22"/>
-                <w:szCs w:val="22"/>
-              </w:rPr>
-              <w:t xml:space="preserve"> for the previous Rates Year</w:t>
-            </w:r>
-            <w:r>
-              <w:rPr>
-                <w:rFonts w:asciiTheme="minorHAnsi" w:hAnsiTheme="minorHAnsi" w:cstheme="minorHAnsi"/>
-                <w:sz w:val="22"/>
-                <w:szCs w:val="22"/>
-              </w:rPr>
-              <w:t>,</w:t>
-            </w:r>
-            <w:r>
-              <w:rPr>
-                <w:rFonts w:asciiTheme="minorHAnsi" w:hAnsiTheme="minorHAnsi" w:cstheme="minorHAnsi"/>
-                <w:sz w:val="22"/>
-                <w:szCs w:val="22"/>
-              </w:rPr>
-              <w:t xml:space="preserve"> divided by the number of </w:t>
-            </w:r>
-            <w:r>
-              <w:rPr>
-                <w:rFonts w:asciiTheme="minorHAnsi" w:hAnsiTheme="minorHAnsi" w:cstheme="minorHAnsi"/>
-                <w:sz w:val="22"/>
-                <w:szCs w:val="22"/>
-              </w:rPr>
-              <w:t xml:space="preserve">occupied </w:t>
-            </w:r>
-            <w:r>
-              <w:rPr>
-                <w:rFonts w:asciiTheme="minorHAnsi" w:hAnsiTheme="minorHAnsi" w:cstheme="minorHAnsi"/>
-                <w:sz w:val="22"/>
-                <w:szCs w:val="22"/>
-              </w:rPr>
-              <w:t>pitches at the start of that Rates Year.</w:t>
-            </w:r>
-          </w:p>
-        </w:tc>
-      </w:tr>
-      <w:tr>
-        <w:trPr>
-          <w:trHeight w:val="527"/>
-        </w:trPr>
-        <w:tc>
-          <w:tcPr>
-            <w:tcW w:w="2802" w:type="dxa"/>
-            <w:shd w:val="clear" w:color="auto" w:fill="F2F2F2" w:themeFill="background1" w:themeFillShade="F2"/>
-            <w:vAlign w:val="center"/>
-          </w:tcPr>
-          <w:p>
-            <w:pPr>
-              <w:rPr>
-                <w:rFonts w:asciiTheme="minorHAnsi" w:hAnsiTheme="minorHAnsi" w:cstheme="minorHAnsi"/>
-                <w:b/>
-                <w:sz w:val="22"/>
-                <w:szCs w:val="22"/>
-              </w:rPr>
-            </w:pPr>
-            <w:r>
-              <w:rPr>
-                <w:rFonts w:asciiTheme="minorHAnsi" w:hAnsiTheme="minorHAnsi" w:cstheme="minorHAnsi"/>
-                <w:b/>
-                <w:sz w:val="22"/>
-                <w:szCs w:val="22"/>
-              </w:rPr>
-              <w:t>Changing the Rates</w:t>
-            </w:r>
-          </w:p>
-        </w:tc>
-        <w:tc>
-          <w:tcPr>
-            <w:tcW w:w="7654" w:type="dxa"/>
-            <w:vAlign w:val="center"/>
-          </w:tcPr>
-          <w:p>
-            <w:pPr>
-              <w:rPr>
-                <w:rFonts w:asciiTheme="minorHAnsi" w:hAnsiTheme="minorHAnsi" w:cstheme="minorHAnsi"/>
-              </w:rPr>
-            </w:pPr>
-            <w:r>
-              <w:rPr>
-                <w:rFonts w:asciiTheme="minorHAnsi" w:hAnsiTheme="minorHAnsi" w:cstheme="minorHAnsi"/>
-                <w:sz w:val="22"/>
-                <w:szCs w:val="22"/>
-              </w:rPr>
-              <w:t xml:space="preserve">The Rates </w:t>
-            </w:r>
-            <w:r>
-              <w:rPr>
-                <w:rFonts w:asciiTheme="minorHAnsi" w:hAnsiTheme="minorHAnsi" w:cstheme="minorHAnsi"/>
-                <w:sz w:val="22"/>
-                <w:szCs w:val="22"/>
-              </w:rPr>
-              <w:t>might</w:t>
-            </w:r>
-            <w:r>
-              <w:rPr>
-                <w:rFonts w:asciiTheme="minorHAnsi" w:hAnsiTheme="minorHAnsi" w:cstheme="minorHAnsi"/>
-                <w:sz w:val="22"/>
-                <w:szCs w:val="22"/>
-              </w:rPr>
-              <w:t xml:space="preserve"> change each year</w:t>
-            </w:r>
-            <w:r>
-              <w:rPr>
-                <w:rFonts w:asciiTheme="minorHAnsi" w:hAnsiTheme="minorHAnsi" w:cstheme="minorHAnsi"/>
-                <w:sz w:val="22"/>
-                <w:szCs w:val="22"/>
-              </w:rPr>
-              <w:t xml:space="preserve"> if your share of the </w:t>
-            </w:r>
-            <w:r>
-              <w:rPr>
-                <w:rFonts w:asciiTheme="minorHAnsi" w:hAnsiTheme="minorHAnsi" w:cstheme="minorHAnsi"/>
-                <w:sz w:val="22"/>
-                <w:szCs w:val="22"/>
-              </w:rPr>
-              <w:t>R</w:t>
-            </w:r>
-            <w:r>
-              <w:rPr>
-                <w:rFonts w:asciiTheme="minorHAnsi" w:hAnsiTheme="minorHAnsi" w:cstheme="minorHAnsi"/>
-                <w:sz w:val="22"/>
-                <w:szCs w:val="22"/>
-              </w:rPr>
-              <w:t xml:space="preserve">ates we pay to </w:t>
-            </w:r>
-            <w:r>
-              <w:rPr>
-                <w:rFonts w:asciiTheme="minorHAnsi" w:hAnsiTheme="minorHAnsi" w:cstheme="minorHAnsi"/>
-                <w:sz w:val="22"/>
-                <w:szCs w:val="22"/>
-              </w:rPr>
-              <w:t xml:space="preserve">a relevant </w:t>
-            </w:r>
-            <w:r>
-              <w:rPr>
-                <w:rFonts w:asciiTheme="minorHAnsi" w:hAnsiTheme="minorHAnsi" w:cstheme="minorHAnsi"/>
-                <w:sz w:val="22"/>
-                <w:szCs w:val="22"/>
-              </w:rPr>
-              <w:t xml:space="preserve">authority </w:t>
-            </w:r>
-            <w:proofErr w:type="gramStart"/>
-            <w:r>
-              <w:rPr>
-                <w:rFonts w:asciiTheme="minorHAnsi" w:hAnsiTheme="minorHAnsi" w:cstheme="minorHAnsi"/>
-                <w:sz w:val="22"/>
-                <w:szCs w:val="22"/>
-              </w:rPr>
-              <w:t>changes</w:t>
-            </w:r>
-            <w:proofErr w:type="gramEnd"/>
-            <w:r>
-              <w:rPr>
-                <w:rFonts w:asciiTheme="minorHAnsi" w:hAnsiTheme="minorHAnsi" w:cstheme="minorHAnsi"/>
-                <w:sz w:val="22"/>
-                <w:szCs w:val="22"/>
-              </w:rPr>
-              <w:t>. We must give you one month</w:t>
-            </w:r>
-            <w:r>
-              <w:rPr>
-                <w:rFonts w:asciiTheme="minorHAnsi" w:hAnsiTheme="minorHAnsi" w:cstheme="minorHAnsi"/>
-                <w:sz w:val="22"/>
-                <w:szCs w:val="22"/>
-              </w:rPr>
-              <w:t>’</w:t>
-            </w:r>
-            <w:r>
-              <w:rPr>
-                <w:rFonts w:asciiTheme="minorHAnsi" w:hAnsiTheme="minorHAnsi" w:cstheme="minorHAnsi"/>
-                <w:sz w:val="22"/>
-                <w:szCs w:val="22"/>
-              </w:rPr>
-              <w:t xml:space="preserve">s written notice before the Rates Payment Date. </w:t>
-            </w:r>
-          </w:p>
-          <w:p>
-            <w:pPr>
-              <w:pStyle w:val="ListParagraph"/>
-              <w:ind w:left="792"/>
-              <w:rPr>
-                <w:rFonts w:asciiTheme="minorHAnsi" w:hAnsiTheme="minorHAnsi" w:cstheme="minorHAnsi"/>
-              </w:rPr>
-            </w:pPr>
-          </w:p>
-          <w:p>
-            <w:pPr>
-              <w:rPr>
-                <w:rFonts w:asciiTheme="minorHAnsi" w:hAnsiTheme="minorHAnsi" w:cstheme="minorHAnsi"/>
-                <w:sz w:val="22"/>
-                <w:szCs w:val="22"/>
-              </w:rPr>
-            </w:pPr>
-            <w:r>
-              <w:rPr>
-                <w:rFonts w:asciiTheme="minorHAnsi" w:hAnsiTheme="minorHAnsi" w:cstheme="minorHAnsi"/>
-                <w:sz w:val="22"/>
-                <w:szCs w:val="22"/>
-              </w:rPr>
-              <w:t>If you dis</w:t>
-            </w:r>
-            <w:r>
-              <w:rPr>
-                <w:rFonts w:asciiTheme="minorHAnsi" w:hAnsiTheme="minorHAnsi" w:cstheme="minorHAnsi"/>
-                <w:sz w:val="22"/>
-                <w:szCs w:val="22"/>
-              </w:rPr>
-              <w:t xml:space="preserve">agree with </w:t>
-            </w:r>
-            <w:r>
-              <w:rPr>
-                <w:rFonts w:asciiTheme="minorHAnsi" w:hAnsiTheme="minorHAnsi" w:cstheme="minorHAnsi"/>
-                <w:sz w:val="22"/>
-                <w:szCs w:val="22"/>
-              </w:rPr>
-              <w:t>any change</w:t>
-            </w:r>
-            <w:r>
-              <w:rPr>
-                <w:rFonts w:asciiTheme="minorHAnsi" w:hAnsiTheme="minorHAnsi" w:cstheme="minorHAnsi"/>
-                <w:sz w:val="22"/>
-                <w:szCs w:val="22"/>
-              </w:rPr>
-              <w:t>s</w:t>
-            </w:r>
-            <w:r>
-              <w:rPr>
-                <w:rFonts w:asciiTheme="minorHAnsi" w:hAnsiTheme="minorHAnsi" w:cstheme="minorHAnsi"/>
-                <w:sz w:val="22"/>
-                <w:szCs w:val="22"/>
-              </w:rPr>
-              <w:t xml:space="preserve"> to our charges for Rates</w:t>
-            </w:r>
-            <w:r>
-              <w:rPr>
-                <w:rFonts w:asciiTheme="minorHAnsi" w:hAnsiTheme="minorHAnsi" w:cstheme="minorHAnsi"/>
-                <w:sz w:val="22"/>
-                <w:szCs w:val="22"/>
-              </w:rPr>
-              <w:t>,</w:t>
-            </w:r>
-            <w:r>
-              <w:rPr>
-                <w:rFonts w:asciiTheme="minorHAnsi" w:hAnsiTheme="minorHAnsi" w:cstheme="minorHAnsi"/>
-                <w:sz w:val="22"/>
-                <w:szCs w:val="22"/>
-              </w:rPr>
-              <w:t xml:space="preserve"> </w:t>
-            </w:r>
-            <w:r>
-              <w:rPr>
-                <w:rFonts w:asciiTheme="minorHAnsi" w:hAnsiTheme="minorHAnsi" w:cstheme="minorHAnsi"/>
-                <w:sz w:val="22"/>
-                <w:szCs w:val="22"/>
-              </w:rPr>
-              <w:t xml:space="preserve">Part 2 </w:t>
-            </w:r>
-            <w:r>
-              <w:rPr>
-                <w:rFonts w:asciiTheme="minorHAnsi" w:hAnsiTheme="minorHAnsi" w:cstheme="minorHAnsi"/>
-                <w:sz w:val="22"/>
-                <w:szCs w:val="22"/>
-              </w:rPr>
-              <w:t>C</w:t>
-            </w:r>
-            <w:r>
-              <w:rPr>
-                <w:rFonts w:asciiTheme="minorHAnsi" w:hAnsiTheme="minorHAnsi" w:cstheme="minorHAnsi"/>
-                <w:sz w:val="22"/>
-                <w:szCs w:val="22"/>
-              </w:rPr>
-              <w:t xml:space="preserve">lause </w:t>
-            </w:r>
-            <w:r>
-              <w:rPr>
-                <w:rFonts w:asciiTheme="minorHAnsi" w:hAnsiTheme="minorHAnsi" w:cstheme="minorHAnsi"/>
-                <w:sz w:val="22"/>
-                <w:szCs w:val="22"/>
-              </w:rPr>
-              <w:t>8</w:t>
-            </w:r>
-            <w:r>
-              <w:rPr>
-                <w:rFonts w:asciiTheme="minorHAnsi" w:hAnsiTheme="minorHAnsi" w:cstheme="minorHAnsi"/>
-                <w:sz w:val="22"/>
-                <w:szCs w:val="22"/>
-              </w:rPr>
-              <w:t xml:space="preserve"> </w:t>
-            </w:r>
-            <w:r>
-              <w:rPr>
-                <w:rFonts w:asciiTheme="minorHAnsi" w:hAnsiTheme="minorHAnsi" w:cstheme="minorHAnsi"/>
-                <w:sz w:val="22"/>
-                <w:szCs w:val="22"/>
-              </w:rPr>
-              <w:t xml:space="preserve">explains your options. </w:t>
-            </w:r>
-          </w:p>
-        </w:tc>
-      </w:tr>
-    </w:tbl>
-    <w:p>
-      <w:pPr>
-        <w:rPr>
-          <w:rFonts w:asciiTheme="minorHAnsi" w:hAnsiTheme="minorHAnsi" w:cstheme="minorHAnsi"/>
-          <w:sz w:val="22"/>
-          <w:szCs w:val="22"/>
-        </w:rPr>
-      </w:pPr>
-    </w:p>
-    <w:tbl>
-      <w:tblPr>
-        <w:tblW w:w="10456" w:type="dxa"/>
-        <w:tblBorders>
-          <w:top w:val="single" w:sz="4" w:space="0" w:color="auto"/>
-          <w:left w:val="single" w:sz="4" w:space="0" w:color="auto"/>
-          <w:bottom w:val="single" w:sz="4" w:space="0" w:color="auto"/>
-          <w:right w:val="single" w:sz="4" w:space="0" w:color="auto"/>
-          <w:insideH w:val="single" w:sz="4" w:space="0" w:color="auto"/>
-          <w:insideV w:val="single" w:sz="4" w:space="0" w:color="auto"/>
-        </w:tblBorders>
-        <w:tblLook w:val="01E0" w:firstRow="1" w:lastRow="1" w:firstColumn="1" w:lastColumn="1" w:noHBand="0" w:noVBand="0"/>
-      </w:tblPr>
-      <w:tblGrid>
-        <w:gridCol w:w="2798"/>
-        <w:gridCol w:w="2364"/>
-        <w:gridCol w:w="2364"/>
-        <w:gridCol w:w="2930"/>
-      </w:tblGrid>
-      <w:tr>
-        <w:trPr>
-          <w:trHeight w:val="435"/>
-        </w:trPr>
-        <w:tc>
-          <w:tcPr>
-            <w:tcW w:w="2798" w:type="dxa"/>
-            <w:shd w:val="clear" w:color="auto" w:fill="F2F2F2" w:themeFill="background1" w:themeFillShade="F2"/>
-            <w:vAlign w:val="center"/>
-          </w:tcPr>
-          <w:p>
-            <w:pPr>
-              <w:rPr>
-                <w:rFonts w:asciiTheme="minorHAnsi" w:hAnsiTheme="minorHAnsi" w:cstheme="minorHAnsi"/>
-                <w:sz w:val="22"/>
-                <w:szCs w:val="22"/>
-              </w:rPr>
-            </w:pPr>
-            <w:r>
-              <w:rPr>
-                <w:rFonts w:asciiTheme="minorHAnsi" w:hAnsiTheme="minorHAnsi" w:cstheme="minorHAnsi"/>
-                <w:b/>
-                <w:sz w:val="22"/>
-                <w:szCs w:val="22"/>
-              </w:rPr>
-              <w:t>The Rates Payment Date in the current year is:</w:t>
-            </w:r>
-          </w:p>
-        </w:tc>
-        <w:tc>
-          <w:tcPr>
-            <w:tcW w:w="2364" w:type="dxa"/>
-            <w:vAlign w:val="center"/>
-          </w:tcPr>
-          <w:p>
-            <w:pPr>
-              <w:jc w:val="center"/>
-              <w:rPr>
-                <w:rFonts w:asciiTheme="minorHAnsi" w:hAnsiTheme="minorHAnsi" w:cstheme="minorHAnsi"/>
-                <w:bCs/>
-                <w:i/>
-                <w:iCs/>
-                <w:sz w:val="22"/>
-                <w:szCs w:val="22"/>
-              </w:rPr>
-            </w:pPr>
-            <w:r>
-              <w:rPr>
-                <w:rFonts w:asciiTheme="minorHAnsi" w:hAnsiTheme="minorHAnsi" w:cstheme="minorHAnsi"/>
-                <w:bCs/>
-                <w:i/>
-                <w:iCs/>
-                <w:sz w:val="22"/>
-                <w:szCs w:val="22"/>
-              </w:rPr>
-              <w:t xml:space="preserve">01-07-{rates_payment_year}</w:t>
-            </w:r>
-          </w:p>
-          <w:p>
-            <w:pPr>
-              <w:jc w:val="right"/>
-              <w:rPr>
-                <w:rFonts w:asciiTheme="minorHAnsi" w:hAnsiTheme="minorHAnsi" w:cstheme="minorHAnsi"/>
-                <w:b/>
-                <w:sz w:val="22"/>
-                <w:szCs w:val="22"/>
-              </w:rPr>
-            </w:pPr>
-            <w:r>
-              <w:rPr>
-                <w:rFonts w:asciiTheme="minorHAnsi" w:hAnsiTheme="minorHAnsi" w:cstheme="minorHAnsi"/>
-                <w:bCs/>
-                <w:i/>
-                <w:iCs/>
-                <w:sz w:val="22"/>
-                <w:szCs w:val="22"/>
-              </w:rPr>
-              <w:t>d</w:t>
-            </w:r>
-            <w:r>
-              <w:rPr>
-                <w:rFonts w:asciiTheme="minorHAnsi" w:hAnsiTheme="minorHAnsi" w:cstheme="minorHAnsi"/>
-                <w:bCs/>
-                <w:i/>
-                <w:iCs/>
-                <w:sz w:val="22"/>
-                <w:szCs w:val="22"/>
-              </w:rPr>
-              <w:t>d</w:t>
-            </w:r>
-            <w:r>
-              <w:rPr>
-                <w:rFonts w:asciiTheme="minorHAnsi" w:hAnsiTheme="minorHAnsi" w:cstheme="minorHAnsi"/>
-                <w:bCs/>
-                <w:i/>
-                <w:iCs/>
-                <w:sz w:val="22"/>
-                <w:szCs w:val="22"/>
-              </w:rPr>
-              <w:t>/</w:t>
-            </w:r>
-            <w:r>
-              <w:rPr>
-                <w:rFonts w:asciiTheme="minorHAnsi" w:hAnsiTheme="minorHAnsi" w:cstheme="minorHAnsi"/>
-                <w:bCs/>
-                <w:i/>
-                <w:iCs/>
-                <w:sz w:val="22"/>
-                <w:szCs w:val="22"/>
-              </w:rPr>
-              <w:t>mm</w:t>
-            </w:r>
-            <w:r>
-              <w:rPr>
-                <w:rFonts w:asciiTheme="minorHAnsi" w:hAnsiTheme="minorHAnsi" w:cstheme="minorHAnsi"/>
-                <w:bCs/>
-                <w:i/>
-                <w:iCs/>
-                <w:sz w:val="22"/>
-                <w:szCs w:val="22"/>
-              </w:rPr>
-              <w:t>/</w:t>
-            </w:r>
-            <w:proofErr w:type="spellStart"/>
-            <w:r>
-              <w:rPr>
-                <w:rFonts w:asciiTheme="minorHAnsi" w:hAnsiTheme="minorHAnsi" w:cstheme="minorHAnsi"/>
-                <w:bCs/>
-                <w:i/>
-                <w:iCs/>
-                <w:sz w:val="22"/>
-                <w:szCs w:val="22"/>
-              </w:rPr>
-              <w:t>yyyy</w:t>
-            </w:r>
-            <w:proofErr w:type="spellEnd"/>
-          </w:p>
-        </w:tc>
-        <w:tc>
-          <w:tcPr>
-            <w:tcW w:w="2364" w:type="dxa"/>
-            <w:vAlign w:val="center"/>
-          </w:tcPr>
-          <w:p>
-            <w:pPr>
-              <w:rPr>
-                <w:rFonts w:asciiTheme="minorHAnsi" w:hAnsiTheme="minorHAnsi" w:cstheme="minorHAnsi"/>
-                <w:b/>
-                <w:sz w:val="22"/>
-                <w:szCs w:val="22"/>
-              </w:rPr>
-            </w:pPr>
-            <w:r>
-              <w:rPr>
-                <w:rFonts w:asciiTheme="minorHAnsi" w:hAnsiTheme="minorHAnsi" w:cstheme="minorHAnsi"/>
-                <w:b/>
-                <w:sz w:val="22"/>
-                <w:szCs w:val="22"/>
-              </w:rPr>
-              <w:t>The Rates Payment Date in future years is:</w:t>
-            </w:r>
-          </w:p>
-        </w:tc>
-        <w:tc>
-          <w:tcPr>
-            <w:tcW w:w="2930" w:type="dxa"/>
-          </w:tcPr>
-          <w:p>
-            <w:pPr>
-              <w:rPr>
-                <w:rFonts w:asciiTheme="minorHAnsi" w:hAnsiTheme="minorHAnsi" w:cstheme="minorHAnsi"/>
-                <w:bCs/>
-                <w:i/>
-                <w:iCs/>
-                <w:sz w:val="22"/>
-                <w:szCs w:val="22"/>
-              </w:rPr>
-            </w:pPr>
-          </w:p>
-          <w:p>
-            <w:pPr>
-              <w:jc w:val="center"/>
-              <w:rPr>
-                <w:rFonts w:asciiTheme="minorHAnsi" w:hAnsiTheme="minorHAnsi" w:cstheme="minorHAnsi"/>
-                <w:bCs/>
-                <w:i/>
-                <w:iCs/>
-                <w:sz w:val="22"/>
-                <w:szCs w:val="22"/>
-              </w:rPr>
-            </w:pPr>
-            <w:r>
-              <w:rPr>
-                <w:rFonts w:asciiTheme="minorHAnsi" w:hAnsiTheme="minorHAnsi" w:cstheme="minorHAnsi"/>
-                <w:bCs/>
-                <w:i/>
-                <w:iCs/>
-                <w:sz w:val="22"/>
-                <w:szCs w:val="22"/>
-              </w:rPr>
-              <w:t>01-07</w:t>
-            </w:r>
-          </w:p>
-          <w:p>
-            <w:pPr>
-              <w:jc w:val="right"/>
-              <w:rPr>
-                <w:rFonts w:asciiTheme="minorHAnsi" w:hAnsiTheme="minorHAnsi" w:cstheme="minorHAnsi"/>
-                <w:b/>
-                <w:sz w:val="22"/>
-                <w:szCs w:val="22"/>
-              </w:rPr>
-            </w:pPr>
-            <w:r>
-              <w:rPr>
-                <w:rFonts w:asciiTheme="minorHAnsi" w:hAnsiTheme="minorHAnsi" w:cstheme="minorHAnsi"/>
-                <w:bCs/>
-                <w:i/>
-                <w:iCs/>
-                <w:sz w:val="22"/>
-                <w:szCs w:val="22"/>
-              </w:rPr>
-              <w:lastRenderedPageBreak/>
-              <w:t>d</w:t>
-            </w:r>
-            <w:r>
-              <w:rPr>
-                <w:rFonts w:asciiTheme="minorHAnsi" w:hAnsiTheme="minorHAnsi" w:cstheme="minorHAnsi"/>
-                <w:bCs/>
-                <w:i/>
-                <w:iCs/>
-                <w:sz w:val="22"/>
-                <w:szCs w:val="22"/>
-              </w:rPr>
-              <w:t>d</w:t>
-            </w:r>
-            <w:r>
-              <w:rPr>
-                <w:rFonts w:asciiTheme="minorHAnsi" w:hAnsiTheme="minorHAnsi" w:cstheme="minorHAnsi"/>
-                <w:bCs/>
-                <w:i/>
-                <w:iCs/>
-                <w:sz w:val="22"/>
-                <w:szCs w:val="22"/>
-              </w:rPr>
-              <w:t>/</w:t>
-            </w:r>
-            <w:r>
-              <w:rPr>
-                <w:rFonts w:asciiTheme="minorHAnsi" w:hAnsiTheme="minorHAnsi" w:cstheme="minorHAnsi"/>
-                <w:bCs/>
-                <w:i/>
-                <w:iCs/>
-                <w:sz w:val="22"/>
-                <w:szCs w:val="22"/>
-              </w:rPr>
-              <w:t>mm</w:t>
-            </w:r>
-          </w:p>
-        </w:tc>
-      </w:tr>
-      <w:tr>
-        <w:trPr>
-          <w:trHeight w:val="527"/>
-        </w:trPr>
-        <w:tc>
-          <w:tcPr>
-            <w:tcW w:w="2798" w:type="dxa"/>
-            <w:shd w:val="clear" w:color="auto" w:fill="F2F2F2" w:themeFill="background1" w:themeFillShade="F2"/>
-            <w:vAlign w:val="center"/>
-          </w:tcPr>
-          <w:p>
-            <w:pPr>
-              <w:rPr>
-                <w:rFonts w:asciiTheme="minorHAnsi" w:hAnsiTheme="minorHAnsi" w:cstheme="minorHAnsi"/>
-                <w:b/>
-                <w:sz w:val="22"/>
-                <w:szCs w:val="22"/>
-              </w:rPr>
-            </w:pPr>
-            <w:r>
-              <w:rPr>
-                <w:rFonts w:asciiTheme="minorHAnsi" w:hAnsiTheme="minorHAnsi" w:cstheme="minorHAnsi"/>
-                <w:b/>
-                <w:sz w:val="22"/>
-                <w:szCs w:val="22"/>
-              </w:rPr>
-              <w:lastRenderedPageBreak/>
-              <w:t>The Rates payable until the end of the current Rates Year will be, including VAT:</w:t>
-            </w:r>
-          </w:p>
-        </w:tc>
-        <w:tc>
-          <w:tcPr>
-            <w:tcW w:w="2364" w:type="dxa"/>
-            <w:vAlign w:val="center"/>
-          </w:tcPr>
-          <w:p>
-            <w:pPr>
-              <w:jc w:val="center"/>
-              <w:rPr>
-                <w:rFonts w:asciiTheme="minorHAnsi" w:hAnsiTheme="minorHAnsi" w:cstheme="minorHAnsi"/>
-                <w:b/>
-                <w:sz w:val="22"/>
-                <w:szCs w:val="22"/>
-              </w:rPr>
-            </w:pPr>
-            <w:r>
-              <w:rPr>
-                <w:rFonts w:asciiTheme="minorHAnsi" w:hAnsiTheme="minorHAnsi" w:cstheme="minorHAnsi"/>
-                <w:b/>
-                <w:sz w:val="22"/>
-                <w:szCs w:val="22"/>
-              </w:rPr>
-              <w:t xml:space="preserve">£{rates_current_year}</w:t>
-            </w:r>
-          </w:p>
-        </w:tc>
-        <w:tc>
-          <w:tcPr>
-            <w:tcW w:w="2364" w:type="dxa"/>
-            <w:vAlign w:val="center"/>
-          </w:tcPr>
-          <w:p>
-            <w:pPr>
-              <w:rPr>
-                <w:rFonts w:asciiTheme="minorHAnsi" w:hAnsiTheme="minorHAnsi" w:cstheme="minorHAnsi"/>
-                <w:b/>
-                <w:sz w:val="22"/>
-                <w:szCs w:val="22"/>
-              </w:rPr>
-            </w:pPr>
-            <w:r>
-              <w:rPr>
-                <w:rFonts w:asciiTheme="minorHAnsi" w:hAnsiTheme="minorHAnsi" w:cstheme="minorHAnsi"/>
-                <w:b/>
-                <w:sz w:val="22"/>
-                <w:szCs w:val="22"/>
-              </w:rPr>
-              <w:t>The Rates per full year are currently, including VAT:</w:t>
-            </w:r>
-          </w:p>
-        </w:tc>
-        <w:tc>
-          <w:tcPr>
-            <w:tcW w:w="2930" w:type="dxa"/>
-            <w:vAlign w:val="center"/>
-          </w:tcPr>
-          <w:p>
-            <w:pPr>
-              <w:jc w:val="center"/>
-              <w:rPr>
-                <w:rFonts w:asciiTheme="minorHAnsi" w:hAnsiTheme="minorHAnsi" w:cstheme="minorHAnsi"/>
-                <w:b/>
-                <w:sz w:val="22"/>
-                <w:szCs w:val="22"/>
-              </w:rPr>
-            </w:pPr>
-            <w:r>
-              <w:rPr>
-                <w:rFonts w:asciiTheme="minorHAnsi" w:hAnsiTheme="minorHAnsi" w:cstheme="minorHAnsi"/>
-                <w:b/>
-                <w:sz w:val="22"/>
-                <w:szCs w:val="22"/>
-              </w:rPr>
-              <w:t xml:space="preserve">£{rates_full_year}</w:t>
+                <w:b/>
+                <w:sz w:val="22"/>
+                <w:szCs w:val="22"/>
+              </w:rPr>
+            </w:pPr>
+            <w:r>
+              <w:rPr>
+                <w:rFonts w:asciiTheme="minorHAnsi" w:hAnsiTheme="minorHAnsi" w:cstheme="minorHAnsi"/>
+                <w:b/>
+                <w:sz w:val="22"/>
+                <w:szCs w:val="22"/>
+              </w:rPr>
+              <w:t>£{rates_full_year}</w:t>
             </w:r>
           </w:p>
         </w:tc>
@@ -24754,12 +24731,6 @@
           <w:lang w:eastAsia="en-GB"/>
         </w:rPr>
       </w:pPr>
-      <w:r>
-        <w:rPr>
-          <w:rFonts w:asciiTheme="minorHAnsi" w:hAnsiTheme="minorHAnsi" w:cstheme="minorHAnsi"/>
-        </w:rPr>
-        <w:br w:type="page"/>
-      </w:r>
     </w:p>
     <w:p>
       <w:pPr>
@@ -24781,7 +24752,6 @@
           <w:b/>
           <w:color w:val="FFFFFF" w:themeColor="background1"/>
         </w:rPr>
-        <w:lastRenderedPageBreak/>
         <w:t xml:space="preserve">Complaints and disputes </w:t>
       </w:r>
     </w:p>
@@ -25458,12 +25428,6 @@
           <w:lang w:eastAsia="en-GB"/>
         </w:rPr>
       </w:pPr>
-      <w:r>
-        <w:rPr>
-          <w:rFonts w:asciiTheme="minorHAnsi" w:hAnsiTheme="minorHAnsi" w:cstheme="minorHAnsi"/>
-        </w:rPr>
-        <w:br w:type="page"/>
-      </w:r>
     </w:p>
     <w:p>
       <w:pPr>
@@ -26528,6 +26492,7 @@
           <w:sz w:val="22"/>
           <w:szCs w:val="22"/>
         </w:rPr>
+        <w:lastRenderedPageBreak/>
         <w:t>Deliver</w:t>
       </w:r>
       <w:r>
@@ -26684,7 +26649,6 @@
           <w:sz w:val="22"/>
           <w:szCs w:val="22"/>
         </w:rPr>
-        <w:lastRenderedPageBreak/>
         <w:t>Council Tax and Housing Benefit</w:t>
       </w:r>
       <w:r>
@@ -27285,7 +27249,7 @@
                 <w:sz w:val="22"/>
                 <w:szCs w:val="22"/>
               </w:rPr>
-              <w:t xml:space="preserve">Name: {.}</w:t>
+              <w:t>Name: {.}</w:t>
             </w:r>
           </w:p>
           <w:p>

--- a/public/license-agreement/template.docx
+++ b/public/license-agreement/template.docx
@@ -4091,58 +4091,16 @@
           <w:szCs w:val="22"/>
           <w:u w:val="single"/>
         </w:rPr>
-        <w:t xml:space="preserve">Again, make sure that you fully understand and agree to our </w:t>
-      </w:r>
-      <w:proofErr w:type="gramStart"/>
-      <w:r>
-        <w:rPr>
-          <w:rFonts w:asciiTheme="minorHAnsi" w:hAnsiTheme="minorHAnsi" w:cstheme="minorHAnsi"/>
-          <w:b/>
-          <w:sz w:val="22"/>
-          <w:szCs w:val="22"/>
-          <w:u w:val="single"/>
-        </w:rPr>
-        <w:t>Park</w:t>
-      </w:r>
-      <w:proofErr w:type="gramEnd"/>
-      <w:r>
-        <w:rPr>
-          <w:rFonts w:asciiTheme="minorHAnsi" w:hAnsiTheme="minorHAnsi" w:cstheme="minorHAnsi"/>
-          <w:b/>
-          <w:sz w:val="22"/>
-          <w:szCs w:val="22"/>
-          <w:u w:val="single"/>
-        </w:rPr>
-        <w:t xml:space="preserve"> Rules before you sign this Purchase Agreement.</w:t>
-      </w:r>
-      <w:r>
-        <w:rPr>
-          <w:rFonts w:asciiTheme="minorHAnsi" w:hAnsiTheme="minorHAnsi" w:cstheme="minorHAnsi"/>
-          <w:b/>
-          <w:sz w:val="22"/>
-          <w:szCs w:val="22"/>
-        </w:rPr>
-        <w:t xml:space="preserve"> Note also that the Licence Agreement allows us to make changes to the </w:t>
-      </w:r>
-      <w:proofErr w:type="gramStart"/>
-      <w:r>
-        <w:rPr>
-          <w:rFonts w:asciiTheme="minorHAnsi" w:hAnsiTheme="minorHAnsi" w:cstheme="minorHAnsi"/>
-          <w:b/>
-          <w:sz w:val="22"/>
-          <w:szCs w:val="22"/>
-        </w:rPr>
-        <w:t>Park</w:t>
-      </w:r>
-      <w:proofErr w:type="gramEnd"/>
-      <w:r>
-        <w:rPr>
-          <w:rFonts w:asciiTheme="minorHAnsi" w:hAnsiTheme="minorHAnsi" w:cstheme="minorHAnsi"/>
-          <w:b/>
-          <w:sz w:val="22"/>
-          <w:szCs w:val="22"/>
-        </w:rPr>
-        <w:t xml:space="preserve"> Rules.</w:t>
+        <w:t>Again, make sure that you fully understand and agree to our Park Rules before you sign this Purchase Agreement.</w:t>
+      </w:r>
+      <w:r>
+        <w:rPr>
+          <w:rFonts w:asciiTheme="minorHAnsi" w:hAnsiTheme="minorHAnsi" w:cstheme="minorHAnsi"/>
+          <w:b/>
+          <w:sz w:val="22"/>
+          <w:szCs w:val="22"/>
+        </w:rPr>
+        <w:t xml:space="preserve"> Note also that the Licence Agreement allows us to make changes to the Park Rules.</w:t>
       </w:r>
     </w:p>
     <w:p>
@@ -4409,43 +4367,7 @@
           <w:sz w:val="22"/>
           <w:szCs w:val="22"/>
         </w:rPr>
-        <w:t xml:space="preserve">If we're unable to collect any payment you owe </w:t>
-      </w:r>
-      <w:proofErr w:type="gramStart"/>
-      <w:r>
-        <w:rPr>
-          <w:rFonts w:asciiTheme="minorHAnsi" w:hAnsiTheme="minorHAnsi" w:cstheme="minorHAnsi"/>
-          <w:sz w:val="22"/>
-          <w:szCs w:val="22"/>
-        </w:rPr>
-        <w:t>us</w:t>
-      </w:r>
-      <w:proofErr w:type="gramEnd"/>
-      <w:r>
-        <w:rPr>
-          <w:rFonts w:asciiTheme="minorHAnsi" w:hAnsiTheme="minorHAnsi" w:cstheme="minorHAnsi"/>
-          <w:sz w:val="22"/>
-          <w:szCs w:val="22"/>
-        </w:rPr>
-        <w:t xml:space="preserve"> we charge interest on the overdue amount at the rate of 3% a year above the Barclays Bank PLC base rate from time to time. This interest accrues </w:t>
-      </w:r>
-      <w:proofErr w:type="gramStart"/>
-      <w:r>
-        <w:rPr>
-          <w:rFonts w:asciiTheme="minorHAnsi" w:hAnsiTheme="minorHAnsi" w:cstheme="minorHAnsi"/>
-          <w:sz w:val="22"/>
-          <w:szCs w:val="22"/>
-        </w:rPr>
-        <w:t>on a daily basis</w:t>
-      </w:r>
-      <w:proofErr w:type="gramEnd"/>
-      <w:r>
-        <w:rPr>
-          <w:rFonts w:asciiTheme="minorHAnsi" w:hAnsiTheme="minorHAnsi" w:cstheme="minorHAnsi"/>
-          <w:sz w:val="22"/>
-          <w:szCs w:val="22"/>
-        </w:rPr>
-        <w:t xml:space="preserve"> from the due date until the date of actual payment of the overdue amount, whether before or after judgment. You pay us the interest together with any overdue amount.</w:t>
+        <w:t>If we're unable to collect any payment you owe us we charge interest on the overdue amount at the rate of 3% a year above the Barclays Bank PLC base rate from time to time. This interest accrues on a daily basis from the due date until the date of actual payment of the overdue amount, whether before or after judgment. You pay us the interest together with any overdue amount.</w:t>
       </w:r>
     </w:p>
     <w:p>
@@ -4535,25 +4457,7 @@
           <w:sz w:val="22"/>
           <w:szCs w:val="22"/>
         </w:rPr>
-        <w:t xml:space="preserve">If our supply of your Holiday Caravan is delayed by an event outside our control, we will contact you as soon as possible to let you know and do what we can to reduce the delay. </w:t>
-      </w:r>
-      <w:proofErr w:type="gramStart"/>
-      <w:r>
-        <w:rPr>
-          <w:rFonts w:asciiTheme="minorHAnsi" w:hAnsiTheme="minorHAnsi" w:cstheme="minorHAnsi"/>
-          <w:sz w:val="22"/>
-          <w:szCs w:val="22"/>
-        </w:rPr>
-        <w:t>As long as</w:t>
-      </w:r>
-      <w:proofErr w:type="gramEnd"/>
-      <w:r>
-        <w:rPr>
-          <w:rFonts w:asciiTheme="minorHAnsi" w:hAnsiTheme="minorHAnsi" w:cstheme="minorHAnsi"/>
-          <w:sz w:val="22"/>
-          <w:szCs w:val="22"/>
-        </w:rPr>
-        <w:t xml:space="preserve"> we do this, we won't compensate you for the delay. We explain below when you may cancel.</w:t>
+        <w:t>If our supply of your Holiday Caravan is delayed by an event outside our control, we will contact you as soon as possible to let you know and do what we can to reduce the delay. As long as we do this, we won't compensate you for the delay. We explain below when you may cancel.</w:t>
       </w:r>
     </w:p>
     <w:p>
@@ -5265,25 +5169,7 @@
           <w:sz w:val="22"/>
           <w:szCs w:val="22"/>
         </w:rPr>
-        <w:t xml:space="preserve">We contact you in advance to tell you we're suspending supply, unless the problem is urgent or an emergency. If we suspend supply, or tell you we're going to suspend supply, for more than 3 months, or if we change the </w:t>
-      </w:r>
-      <w:proofErr w:type="gramStart"/>
-      <w:r>
-        <w:rPr>
-          <w:rFonts w:asciiTheme="minorHAnsi" w:hAnsiTheme="minorHAnsi" w:cstheme="minorHAnsi"/>
-          <w:sz w:val="22"/>
-          <w:szCs w:val="22"/>
-        </w:rPr>
-        <w:t>price</w:t>
-      </w:r>
-      <w:proofErr w:type="gramEnd"/>
-      <w:r>
-        <w:rPr>
-          <w:rFonts w:asciiTheme="minorHAnsi" w:hAnsiTheme="minorHAnsi" w:cstheme="minorHAnsi"/>
-          <w:sz w:val="22"/>
-          <w:szCs w:val="22"/>
-        </w:rPr>
-        <w:t xml:space="preserve"> you can contact us to end the Agreement, and we'll refund any sums you've paid in advance for the Holiday Caravan. </w:t>
+        <w:t xml:space="preserve">We contact you in advance to tell you we're suspending supply, unless the problem is urgent or an emergency. If we suspend supply, or tell you we're going to suspend supply, for more than 3 months, or if we change the price you can contact us to end the Agreement, and we'll refund any sums you've paid in advance for the Holiday Caravan. </w:t>
       </w:r>
     </w:p>
     <w:p>
@@ -5579,43 +5465,7 @@
           <w:sz w:val="22"/>
           <w:szCs w:val="22"/>
         </w:rPr>
-        <w:t xml:space="preserve">Caused by a delaying event outside our control. </w:t>
-      </w:r>
-      <w:proofErr w:type="gramStart"/>
-      <w:r>
-        <w:rPr>
-          <w:rFonts w:asciiTheme="minorHAnsi" w:hAnsiTheme="minorHAnsi" w:cstheme="minorHAnsi"/>
-          <w:sz w:val="22"/>
-          <w:szCs w:val="22"/>
-        </w:rPr>
-        <w:t>As long as</w:t>
-      </w:r>
-      <w:proofErr w:type="gramEnd"/>
-      <w:r>
-        <w:rPr>
-          <w:rFonts w:asciiTheme="minorHAnsi" w:hAnsiTheme="minorHAnsi" w:cstheme="minorHAnsi"/>
-          <w:sz w:val="22"/>
-          <w:szCs w:val="22"/>
-        </w:rPr>
-        <w:t xml:space="preserve"> we have taken any steps required by General Term </w:t>
-      </w:r>
-      <w:proofErr w:type="gramStart"/>
-      <w:r>
-        <w:rPr>
-          <w:rFonts w:asciiTheme="minorHAnsi" w:hAnsiTheme="minorHAnsi" w:cstheme="minorHAnsi"/>
-          <w:sz w:val="22"/>
-          <w:szCs w:val="22"/>
-        </w:rPr>
-        <w:t>16</w:t>
-      </w:r>
-      <w:proofErr w:type="gramEnd"/>
-      <w:r>
-        <w:rPr>
-          <w:rFonts w:asciiTheme="minorHAnsi" w:hAnsiTheme="minorHAnsi" w:cstheme="minorHAnsi"/>
-          <w:sz w:val="22"/>
-          <w:szCs w:val="22"/>
-        </w:rPr>
-        <w:t xml:space="preserve"> we're not responsible for delays outside our control. </w:t>
+        <w:t xml:space="preserve">Caused by a delaying event outside our control. As long as we have taken any steps required by General Term 16 we're not responsible for delays outside our control. </w:t>
       </w:r>
     </w:p>
     <w:p>
@@ -6425,7 +6275,6 @@
                 <w:szCs w:val="22"/>
               </w:rPr>
             </w:pPr>
-            <w:proofErr w:type="gramStart"/>
             <w:r>
               <w:rPr>
                 <w:rFonts w:asciiTheme="minorHAnsi" w:hAnsiTheme="minorHAnsi" w:cstheme="minorHAnsi"/>
@@ -6433,17 +6282,7 @@
                 <w:sz w:val="22"/>
                 <w:szCs w:val="22"/>
               </w:rPr>
-              <w:t>Signed:_</w:t>
-            </w:r>
-            <w:proofErr w:type="gramEnd"/>
-            <w:r>
-              <w:rPr>
-                <w:rFonts w:asciiTheme="minorHAnsi" w:hAnsiTheme="minorHAnsi" w:cstheme="minorHAnsi"/>
-                <w:i/>
-                <w:sz w:val="22"/>
-                <w:szCs w:val="22"/>
-              </w:rPr>
-              <w:t>____________________________________________</w:t>
+              <w:t>Signed:_____________________________________________</w:t>
             </w:r>
           </w:p>
           <w:p>
@@ -6580,7 +6419,6 @@
                 <w:szCs w:val="22"/>
               </w:rPr>
             </w:pPr>
-            <w:proofErr w:type="gramStart"/>
             <w:r>
               <w:rPr>
                 <w:rFonts w:asciiTheme="minorHAnsi" w:hAnsiTheme="minorHAnsi" w:cstheme="minorHAnsi"/>
@@ -6588,17 +6426,7 @@
                 <w:sz w:val="22"/>
                 <w:szCs w:val="22"/>
               </w:rPr>
-              <w:t>Signed:_</w:t>
-            </w:r>
-            <w:proofErr w:type="gramEnd"/>
-            <w:r>
-              <w:rPr>
-                <w:rFonts w:asciiTheme="minorHAnsi" w:hAnsiTheme="minorHAnsi" w:cstheme="minorHAnsi"/>
-                <w:i/>
-                <w:sz w:val="22"/>
-                <w:szCs w:val="22"/>
-              </w:rPr>
-              <w:t>____________________________________________</w:t>
+              <w:t>Signed:_____________________________________________</w:t>
             </w:r>
           </w:p>
           <w:p>
@@ -6964,7 +6792,6 @@
         <w:tab/>
         <w:t xml:space="preserve">Please tick here if you do not want us to use your personal data to contact you by electronic means (email or SMS) with information about goods and services </w:t>
       </w:r>
-      <w:proofErr w:type="gramStart"/>
       <w:r>
         <w:rPr>
           <w:rFonts w:asciiTheme="minorHAnsi" w:hAnsiTheme="minorHAnsi" w:cstheme="minorHAnsi"/>
@@ -6975,7 +6802,6 @@
         </w:rPr>
         <w:t>similar to</w:t>
       </w:r>
-      <w:proofErr w:type="gramEnd"/>
       <w:r>
         <w:rPr>
           <w:rFonts w:asciiTheme="minorHAnsi" w:hAnsiTheme="minorHAnsi" w:cstheme="minorHAnsi"/>
@@ -9057,27 +8883,7 @@
                 <w:sz w:val="22"/>
                 <w:szCs w:val="22"/>
               </w:rPr>
-              <w:t xml:space="preserve"> on the Pitch at the Park and use it for holidays when the Park is open, </w:t>
-            </w:r>
-            <w:proofErr w:type="gramStart"/>
-            <w:r>
-              <w:rPr>
-                <w:rFonts w:asciiTheme="minorHAnsi" w:hAnsiTheme="minorHAnsi" w:cstheme="minorHAnsi"/>
-                <w:color w:val="auto"/>
-                <w:sz w:val="22"/>
-                <w:szCs w:val="22"/>
-              </w:rPr>
-              <w:t>as long as</w:t>
-            </w:r>
-            <w:proofErr w:type="gramEnd"/>
-            <w:r>
-              <w:rPr>
-                <w:rFonts w:asciiTheme="minorHAnsi" w:hAnsiTheme="minorHAnsi" w:cstheme="minorHAnsi"/>
-                <w:color w:val="auto"/>
-                <w:sz w:val="22"/>
-                <w:szCs w:val="22"/>
-              </w:rPr>
-              <w:t xml:space="preserve"> you follow this Licence Agreement.</w:t>
+              <w:t xml:space="preserve"> on the Pitch at the Park and use it for holidays when the Park is open, as long as you follow this Licence Agreement.</w:t>
             </w:r>
           </w:p>
           <w:p>
@@ -9117,16 +8923,7 @@
                 <w:sz w:val="22"/>
                 <w:szCs w:val="22"/>
               </w:rPr>
-              <w:t xml:space="preserve"> just because we are open. It is for holidays </w:t>
-            </w:r>
-            <w:proofErr w:type="gramStart"/>
-            <w:r>
-              <w:rPr>
-                <w:rFonts w:asciiTheme="minorHAnsi" w:hAnsiTheme="minorHAnsi" w:cstheme="minorHAnsi"/>
-                <w:sz w:val="22"/>
-                <w:szCs w:val="22"/>
-              </w:rPr>
-              <w:t>only.</w:t>
+              <w:t xml:space="preserve"> just because we are open. It is for holidays only.</w:t>
             </w:r>
             <w:r>
               <w:rPr>
@@ -9137,7 +8934,6 @@
               </w:rPr>
               <w:t>*</w:t>
             </w:r>
-            <w:proofErr w:type="gramEnd"/>
           </w:p>
         </w:tc>
       </w:tr>
@@ -11137,25 +10933,7 @@
                 <w:sz w:val="22"/>
                 <w:szCs w:val="22"/>
               </w:rPr>
-              <w:t xml:space="preserve"> is the part of the </w:t>
-            </w:r>
-            <w:proofErr w:type="gramStart"/>
-            <w:r>
-              <w:rPr>
-                <w:rFonts w:asciiTheme="minorHAnsi" w:hAnsiTheme="minorHAnsi" w:cstheme="minorHAnsi"/>
-                <w:sz w:val="22"/>
-                <w:szCs w:val="22"/>
-              </w:rPr>
-              <w:t>Park</w:t>
-            </w:r>
-            <w:proofErr w:type="gramEnd"/>
-            <w:r>
-              <w:rPr>
-                <w:rFonts w:asciiTheme="minorHAnsi" w:hAnsiTheme="minorHAnsi" w:cstheme="minorHAnsi"/>
-                <w:sz w:val="22"/>
-                <w:szCs w:val="22"/>
-              </w:rPr>
-              <w:t xml:space="preserve"> on which </w:t>
+              <w:t xml:space="preserve"> is the part of the Park on which </w:t>
             </w:r>
             <w:r>
               <w:rPr>
@@ -11857,21 +11635,7 @@
               <w:rPr>
                 <w:rFonts w:asciiTheme="minorHAnsi" w:hAnsiTheme="minorHAnsi" w:cstheme="minorHAnsi"/>
               </w:rPr>
-              <w:t xml:space="preserve">been </w:t>
-            </w:r>
-            <w:proofErr w:type="gramStart"/>
-            <w:r>
-              <w:rPr>
-                <w:rFonts w:asciiTheme="minorHAnsi" w:hAnsiTheme="minorHAnsi" w:cstheme="minorHAnsi"/>
-              </w:rPr>
-              <w:t>taken into account</w:t>
-            </w:r>
-            <w:proofErr w:type="gramEnd"/>
-            <w:r>
-              <w:rPr>
-                <w:rFonts w:asciiTheme="minorHAnsi" w:hAnsiTheme="minorHAnsi" w:cstheme="minorHAnsi"/>
-              </w:rPr>
-              <w:t xml:space="preserve"> </w:t>
+              <w:t xml:space="preserve">been taken into account </w:t>
             </w:r>
             <w:r>
               <w:rPr>
@@ -11971,6 +11735,7 @@
                 <w:sz w:val="22"/>
                 <w:szCs w:val="22"/>
               </w:rPr>
+              <w:lastRenderedPageBreak/>
               <w:t>Insurance Check Fee</w:t>
             </w:r>
           </w:p>
@@ -12292,18 +12057,8 @@
                 <w:sz w:val="22"/>
                 <w:szCs w:val="22"/>
               </w:rPr>
-              <w:t xml:space="preserve"> to another part of the </w:t>
-            </w:r>
-            <w:proofErr w:type="gramStart"/>
-            <w:r>
-              <w:rPr>
-                <w:rFonts w:asciiTheme="minorHAnsi" w:hAnsiTheme="minorHAnsi" w:cstheme="minorHAnsi"/>
-                <w:sz w:val="22"/>
-                <w:szCs w:val="22"/>
-              </w:rPr>
-              <w:t>Park</w:t>
-            </w:r>
-            <w:proofErr w:type="gramEnd"/>
+              <w:t xml:space="preserve"> to another part of the Park</w:t>
+            </w:r>
             <w:r>
               <w:rPr>
                 <w:rFonts w:asciiTheme="minorHAnsi" w:hAnsiTheme="minorHAnsi" w:cstheme="minorHAnsi"/>
@@ -12564,23 +12319,13 @@
               </w:rPr>
               <w:t xml:space="preserve">, </w:t>
             </w:r>
-            <w:proofErr w:type="gramStart"/>
-            <w:r>
-              <w:rPr>
-                <w:rFonts w:asciiTheme="minorHAnsi" w:hAnsiTheme="minorHAnsi" w:cstheme="minorHAnsi"/>
-                <w:sz w:val="22"/>
-                <w:szCs w:val="22"/>
-              </w:rPr>
-              <w:t>similar to</w:t>
-            </w:r>
-            <w:proofErr w:type="gramEnd"/>
-            <w:r>
-              <w:rPr>
-                <w:rFonts w:asciiTheme="minorHAnsi" w:hAnsiTheme="minorHAnsi" w:cstheme="minorHAnsi"/>
-                <w:sz w:val="22"/>
-                <w:szCs w:val="22"/>
-              </w:rPr>
-              <w:t xml:space="preserve"> </w:t>
+            <w:r>
+              <w:rPr>
+                <w:rFonts w:asciiTheme="minorHAnsi" w:hAnsiTheme="minorHAnsi" w:cstheme="minorHAnsi"/>
+                <w:sz w:val="22"/>
+                <w:szCs w:val="22"/>
+              </w:rPr>
+              <w:t xml:space="preserve">similar to </w:t>
             </w:r>
             <w:r>
               <w:rPr>
@@ -13214,7 +12959,6 @@
               </w:rPr>
               <w:t xml:space="preserve">fully </w:t>
             </w:r>
-            <w:proofErr w:type="gramStart"/>
             <w:r>
               <w:rPr>
                 <w:rFonts w:asciiTheme="minorHAnsi" w:hAnsiTheme="minorHAnsi" w:cstheme="minorHAnsi"/>
@@ -13222,17 +12966,7 @@
                 <w:sz w:val="22"/>
                 <w:szCs w:val="22"/>
               </w:rPr>
-              <w:t>taken into account</w:t>
-            </w:r>
-            <w:proofErr w:type="gramEnd"/>
-            <w:r>
-              <w:rPr>
-                <w:rFonts w:asciiTheme="minorHAnsi" w:hAnsiTheme="minorHAnsi" w:cstheme="minorHAnsi"/>
-                <w:bCs/>
-                <w:sz w:val="22"/>
-                <w:szCs w:val="22"/>
-              </w:rPr>
-              <w:t xml:space="preserve"> previous</w:t>
+              <w:t>taken into account previous</w:t>
             </w:r>
             <w:r>
               <w:rPr>
@@ -13614,21 +13348,7 @@
               <w:rPr>
                 <w:rFonts w:asciiTheme="minorHAnsi" w:hAnsiTheme="minorHAnsi" w:cstheme="minorHAnsi"/>
               </w:rPr>
-              <w:t xml:space="preserve">Money we’ve spent for the benefit of holiday caravan owners on the </w:t>
-            </w:r>
-            <w:proofErr w:type="gramStart"/>
-            <w:r>
-              <w:rPr>
-                <w:rFonts w:asciiTheme="minorHAnsi" w:hAnsiTheme="minorHAnsi" w:cstheme="minorHAnsi"/>
-              </w:rPr>
-              <w:t>Park</w:t>
-            </w:r>
-            <w:proofErr w:type="gramEnd"/>
-            <w:r>
-              <w:rPr>
-                <w:rFonts w:asciiTheme="minorHAnsi" w:hAnsiTheme="minorHAnsi" w:cstheme="minorHAnsi"/>
-              </w:rPr>
-              <w:t xml:space="preserve">, and any Pitch Services and Park Facilities. </w:t>
+              <w:t xml:space="preserve">Money we’ve spent for the benefit of holiday caravan owners on the Park, and any Pitch Services and Park Facilities. </w:t>
             </w:r>
           </w:p>
           <w:p>
@@ -15218,25 +14938,7 @@
                 <w:sz w:val="22"/>
                 <w:szCs w:val="22"/>
               </w:rPr>
-              <w:t xml:space="preserve">greement ends you only need to pay at the rate of the Last Pitch </w:t>
-            </w:r>
-            <w:proofErr w:type="gramStart"/>
-            <w:r>
-              <w:rPr>
-                <w:rFonts w:asciiTheme="minorHAnsi" w:hAnsiTheme="minorHAnsi" w:cstheme="minorHAnsi"/>
-                <w:sz w:val="22"/>
-                <w:szCs w:val="22"/>
-              </w:rPr>
-              <w:t>Fee</w:t>
-            </w:r>
-            <w:proofErr w:type="gramEnd"/>
-            <w:r>
-              <w:rPr>
-                <w:rFonts w:asciiTheme="minorHAnsi" w:hAnsiTheme="minorHAnsi" w:cstheme="minorHAnsi"/>
-                <w:sz w:val="22"/>
-                <w:szCs w:val="22"/>
-              </w:rPr>
-              <w:t xml:space="preserve"> and we will reimburse any excess payment. </w:t>
+              <w:t xml:space="preserve">greement ends you only need to pay at the rate of the Last Pitch Fee and we will reimburse any excess payment. </w:t>
             </w:r>
             <w:r>
               <w:rPr>
@@ -16791,21 +16493,7 @@
               <w:rPr>
                 <w:rFonts w:asciiTheme="minorHAnsi" w:hAnsiTheme="minorHAnsi" w:cstheme="minorHAnsi"/>
               </w:rPr>
-              <w:t xml:space="preserve">The transaction must be handled by </w:t>
-            </w:r>
-            <w:proofErr w:type="gramStart"/>
-            <w:r>
-              <w:rPr>
-                <w:rFonts w:asciiTheme="minorHAnsi" w:hAnsiTheme="minorHAnsi" w:cstheme="minorHAnsi"/>
-              </w:rPr>
-              <w:t>us</w:t>
-            </w:r>
-            <w:proofErr w:type="gramEnd"/>
-            <w:r>
-              <w:rPr>
-                <w:rFonts w:asciiTheme="minorHAnsi" w:hAnsiTheme="minorHAnsi" w:cstheme="minorHAnsi"/>
-              </w:rPr>
-              <w:t xml:space="preserve"> and you appoint us to act for you. We will receive all payments from your buyer and pay you within five Working Days of receiving cleared funds. We will first pay off any finance you have notified us about in writing and deduct any Transfer Fee, VAT</w:t>
+              <w:t>The transaction must be handled by us and you appoint us to act for you. We will receive all payments from your buyer and pay you within five Working Days of receiving cleared funds. We will first pay off any finance you have notified us about in writing and deduct any Transfer Fee, VAT</w:t>
             </w:r>
             <w:r>
               <w:rPr>
@@ -16973,6 +16661,7 @@
                 <w:sz w:val="22"/>
                 <w:szCs w:val="22"/>
               </w:rPr>
+              <w:lastRenderedPageBreak/>
               <w:t xml:space="preserve">Giving </w:t>
             </w:r>
             <w:r>
@@ -17041,27 +16730,7 @@
                 <w:sz w:val="22"/>
                 <w:szCs w:val="22"/>
               </w:rPr>
-              <w:t xml:space="preserve"> to a Family Member or they inherit it after your death, they can ask us for an agreement to keep it on the </w:t>
-            </w:r>
-            <w:proofErr w:type="gramStart"/>
-            <w:r>
-              <w:rPr>
-                <w:rFonts w:asciiTheme="minorHAnsi" w:hAnsiTheme="minorHAnsi" w:cstheme="minorHAnsi"/>
-                <w:bCs/>
-                <w:sz w:val="22"/>
-                <w:szCs w:val="22"/>
-              </w:rPr>
-              <w:t>Park</w:t>
-            </w:r>
-            <w:proofErr w:type="gramEnd"/>
-            <w:r>
-              <w:rPr>
-                <w:rFonts w:asciiTheme="minorHAnsi" w:hAnsiTheme="minorHAnsi" w:cstheme="minorHAnsi"/>
-                <w:bCs/>
-                <w:sz w:val="22"/>
-                <w:szCs w:val="22"/>
-              </w:rPr>
-              <w:t xml:space="preserve">. We will ask the same questions as if you were selling </w:t>
+              <w:t xml:space="preserve"> to a Family Member or they inherit it after your death, they can ask us for an agreement to keep it on the Park. We will ask the same questions as if you were selling </w:t>
             </w:r>
             <w:r>
               <w:rPr>
@@ -17481,25 +17150,7 @@
                 <w:sz w:val="22"/>
                 <w:szCs w:val="22"/>
               </w:rPr>
-              <w:t xml:space="preserve">Your share is the total of these charges for the </w:t>
-            </w:r>
-            <w:proofErr w:type="gramStart"/>
-            <w:r>
-              <w:rPr>
-                <w:rFonts w:asciiTheme="minorHAnsi" w:hAnsiTheme="minorHAnsi" w:cstheme="minorHAnsi"/>
-                <w:sz w:val="22"/>
-                <w:szCs w:val="22"/>
-              </w:rPr>
-              <w:t>Park</w:t>
-            </w:r>
-            <w:proofErr w:type="gramEnd"/>
-            <w:r>
-              <w:rPr>
-                <w:rFonts w:asciiTheme="minorHAnsi" w:hAnsiTheme="minorHAnsi" w:cstheme="minorHAnsi"/>
-                <w:sz w:val="22"/>
-                <w:szCs w:val="22"/>
-              </w:rPr>
-              <w:t xml:space="preserve"> for the previous Rates Year</w:t>
+              <w:t>Your share is the total of these charges for the Park for the previous Rates Year</w:t>
             </w:r>
             <w:r>
               <w:rPr>
@@ -17639,18 +17290,8 @@
                 <w:sz w:val="22"/>
                 <w:szCs w:val="22"/>
               </w:rPr>
-              <w:t xml:space="preserve">authority </w:t>
-            </w:r>
-            <w:proofErr w:type="gramStart"/>
-            <w:r>
-              <w:rPr>
-                <w:rFonts w:asciiTheme="minorHAnsi" w:hAnsiTheme="minorHAnsi" w:cstheme="minorHAnsi"/>
-                <w:sz w:val="22"/>
-                <w:szCs w:val="22"/>
-              </w:rPr>
-              <w:t>changes</w:t>
-            </w:r>
-            <w:proofErr w:type="gramEnd"/>
+              <w:t>authority changes</w:t>
+            </w:r>
             <w:r>
               <w:rPr>
                 <w:rFonts w:asciiTheme="minorHAnsi" w:hAnsiTheme="minorHAnsi" w:cstheme="minorHAnsi"/>
@@ -19086,6 +18727,47 @@
                 </w:rPr>
                 <w:id w:val="-1317949022"/>
                 <w14:checkbox>
+                  <w14:checked w14:val="0"/>
+                  <w14:checkedState w14:val="0052" w14:font="Wingdings 2"/>
+                  <w14:uncheckedState w14:val="2610" w14:font="MS Gothic"/>
+                </w14:checkbox>
+              </w:sdtPr>
+              <w:sdtEndPr/>
+              <w:sdtContent>
+                <w:r>
+                  <w:rPr>
+                    <w:rFonts w:ascii="MS Gothic" w:eastAsia="MS Gothic" w:hAnsi="MS Gothic" w:cstheme="minorHAnsi" w:hint="eastAsia"/>
+                    <w:sz w:val="22"/>
+                    <w:szCs w:val="22"/>
+                  </w:rPr>
+                  <w:t>☐</w:t>
+                </w:r>
+              </w:sdtContent>
+            </w:sdt>
+          </w:p>
+        </w:tc>
+        <w:tc>
+          <w:tcPr>
+            <w:tcW w:w="4111" w:type="dxa"/>
+          </w:tcPr>
+          <w:p>
+            <w:pPr>
+              <w:jc w:val="center"/>
+              <w:rPr>
+                <w:rFonts w:asciiTheme="minorHAnsi" w:hAnsiTheme="minorHAnsi" w:cstheme="minorHAnsi"/>
+                <w:sz w:val="22"/>
+                <w:szCs w:val="22"/>
+              </w:rPr>
+            </w:pPr>
+            <w:sdt>
+              <w:sdtPr>
+                <w:rPr>
+                  <w:rFonts w:asciiTheme="minorHAnsi" w:hAnsiTheme="minorHAnsi" w:cstheme="minorHAnsi"/>
+                  <w:sz w:val="22"/>
+                  <w:szCs w:val="22"/>
+                </w:rPr>
+                <w:id w:val="1800178981"/>
+                <w14:checkbox>
                   <w14:checked w14:val="1"/>
                   <w14:checkedState w14:val="0052" w14:font="Wingdings 2"/>
                   <w14:uncheckedState w14:val="2610" w14:font="MS Gothic"/>
@@ -19100,47 +18782,6 @@
                     <w:szCs w:val="22"/>
                   </w:rPr>
                   <w:sym w:font="Wingdings 2" w:char="F052"/>
-                </w:r>
-              </w:sdtContent>
-            </w:sdt>
-          </w:p>
-        </w:tc>
-        <w:tc>
-          <w:tcPr>
-            <w:tcW w:w="4111" w:type="dxa"/>
-          </w:tcPr>
-          <w:p>
-            <w:pPr>
-              <w:jc w:val="center"/>
-              <w:rPr>
-                <w:rFonts w:asciiTheme="minorHAnsi" w:hAnsiTheme="minorHAnsi" w:cstheme="minorHAnsi"/>
-                <w:sz w:val="22"/>
-                <w:szCs w:val="22"/>
-              </w:rPr>
-            </w:pPr>
-            <w:sdt>
-              <w:sdtPr>
-                <w:rPr>
-                  <w:rFonts w:asciiTheme="minorHAnsi" w:hAnsiTheme="minorHAnsi" w:cstheme="minorHAnsi"/>
-                  <w:sz w:val="22"/>
-                  <w:szCs w:val="22"/>
-                </w:rPr>
-                <w:id w:val="1800178981"/>
-                <w14:checkbox>
-                  <w14:checked w14:val="0"/>
-                  <w14:checkedState w14:val="0052" w14:font="Wingdings 2"/>
-                  <w14:uncheckedState w14:val="2610" w14:font="MS Gothic"/>
-                </w14:checkbox>
-              </w:sdtPr>
-              <w:sdtEndPr/>
-              <w:sdtContent>
-                <w:r>
-                  <w:rPr>
-                    <w:rFonts w:ascii="Segoe UI Symbol" w:eastAsia="MS Gothic" w:hAnsi="Segoe UI Symbol" w:cs="Segoe UI Symbol"/>
-                    <w:sz w:val="22"/>
-                    <w:szCs w:val="22"/>
-                  </w:rPr>
-                  <w:t>☐</w:t>
                 </w:r>
               </w:sdtContent>
             </w:sdt>

--- a/public/license-agreement/template.docx
+++ b/public/license-agreement/template.docx
@@ -6306,30 +6306,31 @@
             </w:r>
           </w:p>
           <w:p>
+            <w:pPr>
+              <w:jc w:val="center"/>
+              <w:rPr>
+                <w:rFonts w:asciiTheme="minorHAnsi" w:hAnsiTheme="minorHAnsi" w:cstheme="minorHAnsi"/>
+                <w:i/>
+                <w:sz w:val="22"/>
+                <w:szCs w:val="22"/>
+              </w:rPr>
+            </w:pPr>
+          </w:p>
+          <w:p>
+            <w:pPr>
+              <w:jc w:val="center"/>
+              <w:rPr>
+                <w:rFonts w:asciiTheme="minorHAnsi" w:hAnsiTheme="minorHAnsi" w:cstheme="minorHAnsi"/>
+                <w:i/>
+                <w:sz w:val="22"/>
+                <w:szCs w:val="22"/>
+              </w:rPr>
+            </w:pPr>
+          </w:p>
+          <w:p>
             <w:r>
               <w:t>{/signees}</w:t>
             </w:r>
-          </w:p>
-          <w:p>
-            <w:pPr>
-              <w:rPr>
-                <w:rFonts w:asciiTheme="minorHAnsi" w:hAnsiTheme="minorHAnsi" w:cstheme="minorHAnsi"/>
-                <w:i/>
-                <w:sz w:val="22"/>
-                <w:szCs w:val="22"/>
-              </w:rPr>
-            </w:pPr>
-          </w:p>
-          <w:p>
-            <w:pPr>
-              <w:jc w:val="right"/>
-              <w:rPr>
-                <w:rFonts w:asciiTheme="minorHAnsi" w:hAnsiTheme="minorHAnsi" w:cstheme="minorHAnsi"/>
-                <w:i/>
-                <w:sz w:val="22"/>
-                <w:szCs w:val="22"/>
-              </w:rPr>
-            </w:pPr>
           </w:p>
         </w:tc>
       </w:tr>
@@ -6635,6 +6636,7 @@
     </w:p>
     <w:p>
       <w:pPr>
+        <w:ind w:left="720" w:firstLine="720"/>
         <w:rPr>
           <w:rFonts w:asciiTheme="minorHAnsi" w:hAnsiTheme="minorHAnsi" w:cstheme="minorHAnsi"/>
           <w:b/>
@@ -6654,6 +6656,7 @@
     </w:p>
     <w:p>
       <w:pPr>
+        <w:ind w:left="720" w:firstLine="720"/>
         <w:rPr>
           <w:rFonts w:asciiTheme="minorHAnsi" w:hAnsiTheme="minorHAnsi" w:cstheme="minorHAnsi"/>
           <w:b/>
@@ -15581,7 +15584,6 @@
                 <w:b/>
                 <w:i/>
                 <w:sz w:val="20"/>
-                <w:szCs w:val="20"/>
               </w:rPr>
             </w:pPr>
             <w:r>
@@ -15590,9 +15592,8 @@
                 <w:b/>
                 <w:i/>
                 <w:sz w:val="20"/>
-                <w:szCs w:val="20"/>
-              </w:rPr>
-              <w:t xml:space="preserve">Pro-rata until {pro_rata_end_date}</w:t>
+              </w:rPr>
+              <w:t>Pro-rata until {pro_rata_end_date}</w:t>
             </w:r>
           </w:p>
           <w:p>
@@ -16409,7 +16410,14 @@
               <w:rPr>
                 <w:rFonts w:asciiTheme="minorHAnsi" w:hAnsiTheme="minorHAnsi" w:cstheme="minorHAnsi"/>
               </w:rPr>
-              <w:t xml:space="preserve">If we do not buy it, then when you find a buyer let us know their name and contact details. We will give them a copy of this Licence Agreement and any necessary information, protecting your personal information by removing it from any copy document provided. We will then check the buyer’s credit status and ability to comply with this </w:t>
+              <w:t xml:space="preserve">If we do not buy it, then when you find a buyer let us know their name and contact details. We will give them a copy of this Licence Agreement and any necessary information, protecting your personal information by removing it from any copy document provided. We will then check the buyer’s credit </w:t>
+            </w:r>
+            <w:r>
+              <w:rPr>
+                <w:rFonts w:asciiTheme="minorHAnsi" w:hAnsiTheme="minorHAnsi" w:cstheme="minorHAnsi"/>
+              </w:rPr>
+              <w:lastRenderedPageBreak/>
+              <w:t xml:space="preserve">status and ability to comply with this </w:t>
             </w:r>
             <w:r>
               <w:rPr>
@@ -16421,14 +16429,7 @@
               <w:rPr>
                 <w:rFonts w:asciiTheme="minorHAnsi" w:hAnsiTheme="minorHAnsi" w:cstheme="minorHAnsi"/>
               </w:rPr>
-              <w:t xml:space="preserve">greement and our Park Rules. We will tell you whether we approve the buyer as soon as possible. If we do </w:t>
-            </w:r>
-            <w:r>
-              <w:rPr>
-                <w:rFonts w:asciiTheme="minorHAnsi" w:hAnsiTheme="minorHAnsi" w:cstheme="minorHAnsi"/>
-              </w:rPr>
-              <w:lastRenderedPageBreak/>
-              <w:t xml:space="preserve">not approve, we will tell you why in writing and our decision must be reasonable. Part 2 Clause </w:t>
+              <w:t xml:space="preserve">greement and our Park Rules. We will tell you whether we approve the buyer as soon as possible. If we do not approve, we will tell you why in writing and our decision must be reasonable. Part 2 Clause </w:t>
             </w:r>
             <w:r>
               <w:rPr>
@@ -17340,6 +17341,7 @@
                 <w:sz w:val="22"/>
                 <w:szCs w:val="22"/>
               </w:rPr>
+              <w:lastRenderedPageBreak/>
               <w:t>If you dis</w:t>
             </w:r>
             <w:r>
@@ -26894,6 +26896,28 @@
             </w:r>
           </w:p>
           <w:p>
+            <w:pPr>
+              <w:jc w:val="center"/>
+              <w:rPr>
+                <w:rFonts w:asciiTheme="minorHAnsi" w:hAnsiTheme="minorHAnsi" w:cstheme="minorHAnsi"/>
+                <w:i/>
+                <w:sz w:val="22"/>
+                <w:szCs w:val="22"/>
+              </w:rPr>
+            </w:pPr>
+          </w:p>
+          <w:p>
+            <w:pPr>
+              <w:jc w:val="center"/>
+              <w:rPr>
+                <w:rFonts w:asciiTheme="minorHAnsi" w:hAnsiTheme="minorHAnsi" w:cstheme="minorHAnsi"/>
+                <w:i/>
+                <w:sz w:val="22"/>
+                <w:szCs w:val="22"/>
+              </w:rPr>
+            </w:pPr>
+          </w:p>
+          <w:p>
             <w:r>
               <w:t>{/signees}</w:t>
             </w:r>
@@ -26912,39 +26936,6 @@
           <w:p>
             <w:pPr>
               <w:jc w:val="center"/>
-              <w:rPr>
-                <w:rFonts w:asciiTheme="minorHAnsi" w:hAnsiTheme="minorHAnsi" w:cstheme="minorHAnsi"/>
-                <w:i/>
-                <w:sz w:val="22"/>
-                <w:szCs w:val="22"/>
-              </w:rPr>
-            </w:pPr>
-          </w:p>
-          <w:p>
-            <w:pPr>
-              <w:jc w:val="center"/>
-              <w:rPr>
-                <w:rFonts w:asciiTheme="minorHAnsi" w:hAnsiTheme="minorHAnsi" w:cstheme="minorHAnsi"/>
-                <w:i/>
-                <w:sz w:val="22"/>
-                <w:szCs w:val="22"/>
-              </w:rPr>
-            </w:pPr>
-          </w:p>
-          <w:p>
-            <w:pPr>
-              <w:jc w:val="center"/>
-              <w:rPr>
-                <w:rFonts w:asciiTheme="minorHAnsi" w:hAnsiTheme="minorHAnsi" w:cstheme="minorHAnsi"/>
-                <w:i/>
-                <w:sz w:val="22"/>
-                <w:szCs w:val="22"/>
-              </w:rPr>
-            </w:pPr>
-          </w:p>
-          <w:p>
-            <w:pPr>
-              <w:jc w:val="right"/>
               <w:rPr>
                 <w:rFonts w:asciiTheme="minorHAnsi" w:hAnsiTheme="minorHAnsi" w:cstheme="minorHAnsi"/>
                 <w:i/>

--- a/public/license-agreement/template.docx
+++ b/public/license-agreement/template.docx
@@ -2227,24 +2227,24 @@
                 <w:sz w:val="22"/>
                 <w:szCs w:val="18"/>
               </w:rPr>
+              <w:t xml:space="preserve">We may offer to buy your Holiday Caravan back from you. However, we cannot promise to do so or guarantee our offer price because the market and our business needs change from time to time. </w:t>
+            </w:r>
+          </w:p>
+          <w:p>
+            <w:pPr>
+              <w:rPr>
+                <w:rFonts w:asciiTheme="minorHAnsi" w:hAnsiTheme="minorHAnsi" w:cstheme="minorHAnsi"/>
+                <w:sz w:val="22"/>
+                <w:szCs w:val="18"/>
+              </w:rPr>
+            </w:pPr>
+            <w:r>
+              <w:rPr>
+                <w:rFonts w:asciiTheme="minorHAnsi" w:hAnsiTheme="minorHAnsi" w:cstheme="minorHAnsi"/>
+                <w:sz w:val="22"/>
+                <w:szCs w:val="18"/>
+              </w:rPr>
               <w:lastRenderedPageBreak/>
-              <w:t xml:space="preserve">We may offer to buy your Holiday Caravan back from you. However, we cannot promise to do so or guarantee our offer price because the market and our business needs change from time to time. </w:t>
-            </w:r>
-          </w:p>
-          <w:p>
-            <w:pPr>
-              <w:rPr>
-                <w:rFonts w:asciiTheme="minorHAnsi" w:hAnsiTheme="minorHAnsi" w:cstheme="minorHAnsi"/>
-                <w:sz w:val="22"/>
-                <w:szCs w:val="18"/>
-              </w:rPr>
-            </w:pPr>
-            <w:r>
-              <w:rPr>
-                <w:rFonts w:asciiTheme="minorHAnsi" w:hAnsiTheme="minorHAnsi" w:cstheme="minorHAnsi"/>
-                <w:sz w:val="22"/>
-                <w:szCs w:val="18"/>
-              </w:rPr>
               <w:t> </w:t>
             </w:r>
           </w:p>
@@ -6772,7 +6772,6 @@
             <w14:uncheckedState w14:val="2610" w14:font="MS Gothic"/>
           </w14:checkbox>
         </w:sdtPr>
-        <w:sdtEndPr/>
         <w:sdtContent>
           <w:r>
             <w:rPr>
@@ -6897,7 +6896,6 @@
             <w14:uncheckedState w14:val="2610" w14:font="MS Gothic"/>
           </w14:checkbox>
         </w:sdtPr>
-        <w:sdtEndPr/>
         <w:sdtContent>
           <w:r>
             <w:rPr>
@@ -6945,7 +6943,6 @@
             <w14:uncheckedState w14:val="2610" w14:font="MS Gothic"/>
           </w14:checkbox>
         </w:sdtPr>
-        <w:sdtEndPr/>
         <w:sdtContent>
           <w:r>
             <w:rPr>
@@ -6993,7 +6990,6 @@
             <w14:uncheckedState w14:val="2610" w14:font="MS Gothic"/>
           </w14:checkbox>
         </w:sdtPr>
-        <w:sdtEndPr/>
         <w:sdtContent>
           <w:r>
             <w:rPr>
@@ -7094,12 +7090,7 @@
           <w:szCs w:val="22"/>
         </w:rPr>
         <w:sectPr>
-          <w:headerReference w:type="even" r:id="rId11"/>
-          <w:headerReference w:type="default" r:id="rId12"/>
-          <w:footerReference w:type="even" r:id="rId13"/>
-          <w:footerReference w:type="default" r:id="rId14"/>
-          <w:headerReference w:type="first" r:id="rId15"/>
-          <w:footerReference w:type="first" r:id="rId16"/>
+          <w:footerReference w:type="default" r:id="rId11"/>
           <w:pgSz w:w="11907" w:h="16840"/>
           <w:pgMar w:top="720" w:right="720" w:bottom="720" w:left="720" w:header="709" w:footer="0" w:gutter="0"/>
           <w:paperSrc w:first="258" w:other="257"/>
@@ -9184,27 +9175,25 @@
                 <w:sz w:val="22"/>
                 <w:szCs w:val="22"/>
               </w:rPr>
-              <w:t xml:space="preserve">Gwespyr, Nr </w:t>
-            </w:r>
-            <w:proofErr w:type="spellStart"/>
-            <w:r>
-              <w:rPr>
-                <w:rFonts w:asciiTheme="minorHAnsi" w:hAnsiTheme="minorHAnsi" w:cstheme="minorHAnsi"/>
-                <w:b/>
-                <w:sz w:val="22"/>
-                <w:szCs w:val="22"/>
-              </w:rPr>
-              <w:t>HolywellFlintshire</w:t>
-            </w:r>
-            <w:proofErr w:type="spellEnd"/>
-            <w:r>
-              <w:rPr>
-                <w:rFonts w:asciiTheme="minorHAnsi" w:hAnsiTheme="minorHAnsi" w:cstheme="minorHAnsi"/>
-                <w:b/>
-                <w:sz w:val="22"/>
-                <w:szCs w:val="22"/>
-              </w:rPr>
-              <w:t>, H89JP</w:t>
+              <w:t>Gwespyr, Nr Holywell</w:t>
+            </w:r>
+            <w:r>
+              <w:rPr>
+                <w:rFonts w:asciiTheme="minorHAnsi" w:hAnsiTheme="minorHAnsi" w:cstheme="minorHAnsi"/>
+                <w:b/>
+                <w:sz w:val="22"/>
+                <w:szCs w:val="22"/>
+              </w:rPr>
+              <w:t xml:space="preserve">, </w:t>
+            </w:r>
+            <w:r>
+              <w:rPr>
+                <w:rFonts w:asciiTheme="minorHAnsi" w:hAnsiTheme="minorHAnsi" w:cstheme="minorHAnsi"/>
+                <w:b/>
+                <w:sz w:val="22"/>
+                <w:szCs w:val="22"/>
+              </w:rPr>
+              <w:t>Flintshire, CH89JP</w:t>
             </w:r>
           </w:p>
         </w:tc>
@@ -18289,7 +18278,6 @@
                   <w14:uncheckedState w14:val="2610" w14:font="MS Gothic"/>
                 </w14:checkbox>
               </w:sdtPr>
-              <w:sdtEndPr/>
               <w:sdtContent>
                 <w:r>
                   <w:rPr>
@@ -18330,7 +18318,6 @@
                   <w14:uncheckedState w14:val="2610" w14:font="MS Gothic"/>
                 </w14:checkbox>
               </w:sdtPr>
-              <w:sdtEndPr/>
               <w:sdtContent>
                 <w:r>
                   <w:rPr>
@@ -18371,7 +18358,6 @@
                   <w14:uncheckedState w14:val="2610" w14:font="MS Gothic"/>
                 </w14:checkbox>
               </w:sdtPr>
-              <w:sdtEndPr/>
               <w:sdtContent>
                 <w:r>
                   <w:rPr>
@@ -18437,7 +18423,6 @@
                   <w14:uncheckedState w14:val="2610" w14:font="MS Gothic"/>
                 </w14:checkbox>
               </w:sdtPr>
-              <w:sdtEndPr/>
               <w:sdtContent>
                 <w:r>
                   <w:rPr>
@@ -18478,7 +18463,6 @@
                   <w14:uncheckedState w14:val="2610" w14:font="MS Gothic"/>
                 </w14:checkbox>
               </w:sdtPr>
-              <w:sdtEndPr/>
               <w:sdtContent>
                 <w:r>
                   <w:rPr>
@@ -18519,7 +18503,6 @@
                   <w14:uncheckedState w14:val="2610" w14:font="MS Gothic"/>
                 </w14:checkbox>
               </w:sdtPr>
-              <w:sdtEndPr/>
               <w:sdtContent>
                 <w:r>
                   <w:rPr>
@@ -18585,7 +18568,6 @@
                   <w14:uncheckedState w14:val="2610" w14:font="MS Gothic"/>
                 </w14:checkbox>
               </w:sdtPr>
-              <w:sdtEndPr/>
               <w:sdtContent>
                 <w:r>
                   <w:rPr>
@@ -18626,7 +18608,6 @@
                   <w14:uncheckedState w14:val="2610" w14:font="MS Gothic"/>
                 </w14:checkbox>
               </w:sdtPr>
-              <w:sdtEndPr/>
               <w:sdtContent>
                 <w:r>
                   <w:rPr>
@@ -18667,7 +18648,6 @@
                   <w14:uncheckedState w14:val="2610" w14:font="MS Gothic"/>
                 </w14:checkbox>
               </w:sdtPr>
-              <w:sdtEndPr/>
               <w:sdtContent>
                 <w:r>
                   <w:rPr>
@@ -18734,7 +18714,6 @@
                   <w14:uncheckedState w14:val="2610" w14:font="MS Gothic"/>
                 </w14:checkbox>
               </w:sdtPr>
-              <w:sdtEndPr/>
               <w:sdtContent>
                 <w:r>
                   <w:rPr>
@@ -18775,7 +18754,6 @@
                   <w14:uncheckedState w14:val="2610" w14:font="MS Gothic"/>
                 </w14:checkbox>
               </w:sdtPr>
-              <w:sdtEndPr/>
               <w:sdtContent>
                 <w:r>
                   <w:rPr>
@@ -18816,7 +18794,6 @@
                   <w14:uncheckedState w14:val="2610" w14:font="MS Gothic"/>
                 </w14:checkbox>
               </w:sdtPr>
-              <w:sdtEndPr/>
               <w:sdtContent>
                 <w:r>
                   <w:rPr>
@@ -18882,7 +18859,6 @@
                   <w14:uncheckedState w14:val="2610" w14:font="MS Gothic"/>
                 </w14:checkbox>
               </w:sdtPr>
-              <w:sdtEndPr/>
               <w:sdtContent>
                 <w:r>
                   <w:rPr>
@@ -18923,7 +18899,6 @@
                   <w14:uncheckedState w14:val="2610" w14:font="MS Gothic"/>
                 </w14:checkbox>
               </w:sdtPr>
-              <w:sdtEndPr/>
               <w:sdtContent>
                 <w:r>
                   <w:rPr>
@@ -18964,7 +18939,6 @@
                   <w14:uncheckedState w14:val="2610" w14:font="MS Gothic"/>
                 </w14:checkbox>
               </w:sdtPr>
-              <w:sdtEndPr/>
               <w:sdtContent>
                 <w:r>
                   <w:rPr>
@@ -19030,7 +19004,6 @@
                   <w14:uncheckedState w14:val="2610" w14:font="MS Gothic"/>
                 </w14:checkbox>
               </w:sdtPr>
-              <w:sdtEndPr/>
               <w:sdtContent>
                 <w:r>
                   <w:rPr>
@@ -19071,7 +19044,6 @@
                   <w14:uncheckedState w14:val="2610" w14:font="MS Gothic"/>
                 </w14:checkbox>
               </w:sdtPr>
-              <w:sdtEndPr/>
               <w:sdtContent>
                 <w:r>
                   <w:rPr>
@@ -19112,7 +19084,6 @@
                   <w14:uncheckedState w14:val="2610" w14:font="MS Gothic"/>
                 </w14:checkbox>
               </w:sdtPr>
-              <w:sdtEndPr/>
               <w:sdtContent>
                 <w:r>
                   <w:rPr>
@@ -19178,7 +19149,6 @@
                   <w14:uncheckedState w14:val="2610" w14:font="MS Gothic"/>
                 </w14:checkbox>
               </w:sdtPr>
-              <w:sdtEndPr/>
               <w:sdtContent>
                 <w:r>
                   <w:rPr>
@@ -19219,7 +19189,6 @@
                   <w14:uncheckedState w14:val="2610" w14:font="MS Gothic"/>
                 </w14:checkbox>
               </w:sdtPr>
-              <w:sdtEndPr/>
               <w:sdtContent>
                 <w:r>
                   <w:rPr>
@@ -19260,7 +19229,6 @@
                   <w14:uncheckedState w14:val="2610" w14:font="MS Gothic"/>
                 </w14:checkbox>
               </w:sdtPr>
-              <w:sdtEndPr/>
               <w:sdtContent>
                 <w:r>
                   <w:rPr>
@@ -27337,7 +27305,6 @@
             <w14:uncheckedState w14:val="2610" w14:font="MS Gothic"/>
           </w14:checkbox>
         </w:sdtPr>
-        <w:sdtEndPr/>
         <w:sdtContent>
           <w:r>
             <w:rPr>
@@ -27503,7 +27470,6 @@
             <w14:uncheckedState w14:val="2610" w14:font="MS Gothic"/>
           </w14:checkbox>
         </w:sdtPr>
-        <w:sdtEndPr/>
         <w:sdtContent>
           <w:r>
             <w:rPr>
@@ -27547,7 +27513,6 @@
             <w14:uncheckedState w14:val="2610" w14:font="MS Gothic"/>
           </w14:checkbox>
         </w:sdtPr>
-        <w:sdtEndPr/>
         <w:sdtContent>
           <w:r>
             <w:rPr>
@@ -27591,7 +27556,6 @@
             <w14:uncheckedState w14:val="2610" w14:font="MS Gothic"/>
           </w14:checkbox>
         </w:sdtPr>
-        <w:sdtEndPr/>
         <w:sdtContent>
           <w:r>
             <w:rPr>
@@ -27690,12 +27654,12 @@
       </w:r>
     </w:p>
     <w:sectPr>
-      <w:headerReference w:type="even" r:id="rId17"/>
-      <w:headerReference w:type="default" r:id="rId18"/>
-      <w:footerReference w:type="even" r:id="rId19"/>
-      <w:footerReference w:type="default" r:id="rId20"/>
-      <w:headerReference w:type="first" r:id="rId21"/>
-      <w:footerReference w:type="first" r:id="rId22"/>
+      <w:headerReference w:type="even" r:id="rId12"/>
+      <w:headerReference w:type="default" r:id="rId13"/>
+      <w:footerReference w:type="even" r:id="rId14"/>
+      <w:footerReference w:type="default" r:id="rId15"/>
+      <w:headerReference w:type="first" r:id="rId16"/>
+      <w:footerReference w:type="first" r:id="rId17"/>
       <w:pgSz w:w="11907" w:h="16840" w:code="9"/>
       <w:pgMar w:top="720" w:right="720" w:bottom="720" w:left="720" w:header="709" w:footer="0" w:gutter="0"/>
       <w:paperSrc w:first="257" w:other="257"/>
@@ -27728,16 +27692,6 @@
 </file>
 
 <file path=word/footer1.xml><?xml version="1.0" encoding="utf-8"?>
-<w:ftr xmlns:wpc="http://schemas.microsoft.com/office/word/2010/wordprocessingCanvas" xmlns:cx="http://schemas.microsoft.com/office/drawing/2014/chartex" xmlns:cx1="http://schemas.microsoft.com/office/drawing/2015/9/8/chartex" xmlns:cx2="http://schemas.microsoft.com/office/drawing/2015/10/21/chartex" xmlns:cx3="http://schemas.microsoft.com/office/drawing/2016/5/9/chartex" xmlns:cx4="http://schemas.microsoft.com/office/drawing/2016/5/10/chartex" xmlns:cx5="http://schemas.microsoft.com/office/drawing/2016/5/11/chartex" xmlns:cx6="http://schemas.microsoft.com/office/drawing/2016/5/12/chartex" xmlns:cx7="http://schemas.microsoft.com/office/drawing/2016/5/13/chartex" xmlns:cx8="http://schemas.microsoft.com/office/drawing/2016/5/14/chartex" xmlns:mc="http://schemas.openxmlformats.org/markup-compatibility/2006" xmlns:aink="http://schemas.microsoft.com/office/drawing/2016/ink" xmlns:am3d="http://schemas.microsoft.com/office/drawing/2017/model3d" xmlns:o="urn:schemas-microsoft-com:office:office" xmlns:oel="http://schemas.microsoft.com/office/2019/extlst" xmlns:r="http://schemas.openxmlformats.org/officeDocument/2006/relationships" xmlns:m="http://schemas.openxmlformats.org/officeDocument/2006/math" xmlns:v="urn:schemas-microsoft-com:vml" xmlns:wp14="http://schemas.microsoft.com/office/word/2010/wordprocessingDrawing" xmlns:wp="http://schemas.openxmlformats.org/drawingml/2006/wordprocessingDrawing" xmlns:w10="urn:schemas-microsoft-com:office:word" xmlns:w="http://schemas.openxmlformats.org/wordprocessingml/2006/main" xmlns:w14="http://schemas.microsoft.com/office/word/2010/wordml" xmlns:w15="http://schemas.microsoft.com/office/word/2012/wordml" xmlns:w16cex="http://schemas.microsoft.com/office/word/2018/wordml/cex" xmlns:w16cid="http://schemas.microsoft.com/office/word/2016/wordml/cid" xmlns:w16="http://schemas.microsoft.com/office/word/2018/wordml" xmlns:w16du="http://schemas.microsoft.com/office/word/2023/wordml/word16du" xmlns:w16sdtdh="http://schemas.microsoft.com/office/word/2020/wordml/sdtdatahash" xmlns:w16sdtfl="http://schemas.microsoft.com/office/word/2024/wordml/sdtformatlock" xmlns:w16se="http://schemas.microsoft.com/office/word/2015/wordml/symex" xmlns:wpg="http://schemas.microsoft.com/office/word/2010/wordprocessingGroup" xmlns:wpi="http://schemas.microsoft.com/office/word/2010/wordprocessingInk" xmlns:wne="http://schemas.microsoft.com/office/word/2006/wordml" xmlns:wps="http://schemas.microsoft.com/office/word/2010/wordprocessingShape" mc:Ignorable="w14 w15 w16se w16cid w16 w16cex w16sdtdh w16sdtfl w16du wp14">
-  <w:p>
-    <w:pPr>
-      <w:pStyle w:val="Footer"/>
-    </w:pPr>
-  </w:p>
-</w:ftr>
-</file>
-
-<file path=word/footer2.xml><?xml version="1.0" encoding="utf-8"?>
 <w:ftr xmlns:wpc="http://schemas.microsoft.com/office/word/2010/wordprocessingCanvas" xmlns:cx="http://schemas.microsoft.com/office/drawing/2014/chartex" xmlns:cx1="http://schemas.microsoft.com/office/drawing/2015/9/8/chartex" xmlns:cx2="http://schemas.microsoft.com/office/drawing/2015/10/21/chartex" xmlns:cx3="http://schemas.microsoft.com/office/drawing/2016/5/9/chartex" xmlns:cx4="http://schemas.microsoft.com/office/drawing/2016/5/10/chartex" xmlns:cx5="http://schemas.microsoft.com/office/drawing/2016/5/11/chartex" xmlns:cx6="http://schemas.microsoft.com/office/drawing/2016/5/12/chartex" xmlns:cx7="http://schemas.microsoft.com/office/drawing/2016/5/13/chartex" xmlns:cx8="http://schemas.microsoft.com/office/drawing/2016/5/14/chartex" xmlns:mc="http://schemas.openxmlformats.org/markup-compatibility/2006" xmlns:aink="http://schemas.microsoft.com/office/drawing/2016/ink" xmlns:am3d="http://schemas.microsoft.com/office/drawing/2017/model3d" xmlns:o="urn:schemas-microsoft-com:office:office" xmlns:oel="http://schemas.microsoft.com/office/2019/extlst" xmlns:r="http://schemas.openxmlformats.org/officeDocument/2006/relationships" xmlns:m="http://schemas.openxmlformats.org/officeDocument/2006/math" xmlns:v="urn:schemas-microsoft-com:vml" xmlns:wp14="http://schemas.microsoft.com/office/word/2010/wordprocessingDrawing" xmlns:wp="http://schemas.openxmlformats.org/drawingml/2006/wordprocessingDrawing" xmlns:w10="urn:schemas-microsoft-com:office:word" xmlns:w="http://schemas.openxmlformats.org/wordprocessingml/2006/main" xmlns:w14="http://schemas.microsoft.com/office/word/2010/wordml" xmlns:w15="http://schemas.microsoft.com/office/word/2012/wordml" xmlns:w16cex="http://schemas.microsoft.com/office/word/2018/wordml/cex" xmlns:w16cid="http://schemas.microsoft.com/office/word/2016/wordml/cid" xmlns:w16="http://schemas.microsoft.com/office/word/2018/wordml" xmlns:w16du="http://schemas.microsoft.com/office/word/2023/wordml/word16du" xmlns:w16sdtdh="http://schemas.microsoft.com/office/word/2020/wordml/sdtdatahash" xmlns:w16sdtfl="http://schemas.microsoft.com/office/word/2024/wordml/sdtformatlock" xmlns:w16se="http://schemas.microsoft.com/office/word/2015/wordml/symex" xmlns:wpg="http://schemas.microsoft.com/office/word/2010/wordprocessingGroup" xmlns:wpi="http://schemas.microsoft.com/office/word/2010/wordprocessingInk" xmlns:wne="http://schemas.microsoft.com/office/word/2006/wordml" xmlns:wps="http://schemas.microsoft.com/office/word/2010/wordprocessingShape" mc:Ignorable="w14 w15 w16se w16cid w16 w16cex w16sdtdh w16sdtfl w16du wp14">
   <w:tbl>
     <w:tblPr>
@@ -27895,17 +27849,7 @@
 </w:ftr>
 </file>
 
-<file path=word/footer3.xml><?xml version="1.0" encoding="utf-8"?>
-<w:ftr xmlns:wpc="http://schemas.microsoft.com/office/word/2010/wordprocessingCanvas" xmlns:cx="http://schemas.microsoft.com/office/drawing/2014/chartex" xmlns:cx1="http://schemas.microsoft.com/office/drawing/2015/9/8/chartex" xmlns:cx2="http://schemas.microsoft.com/office/drawing/2015/10/21/chartex" xmlns:cx3="http://schemas.microsoft.com/office/drawing/2016/5/9/chartex" xmlns:cx4="http://schemas.microsoft.com/office/drawing/2016/5/10/chartex" xmlns:cx5="http://schemas.microsoft.com/office/drawing/2016/5/11/chartex" xmlns:cx6="http://schemas.microsoft.com/office/drawing/2016/5/12/chartex" xmlns:cx7="http://schemas.microsoft.com/office/drawing/2016/5/13/chartex" xmlns:cx8="http://schemas.microsoft.com/office/drawing/2016/5/14/chartex" xmlns:mc="http://schemas.openxmlformats.org/markup-compatibility/2006" xmlns:aink="http://schemas.microsoft.com/office/drawing/2016/ink" xmlns:am3d="http://schemas.microsoft.com/office/drawing/2017/model3d" xmlns:o="urn:schemas-microsoft-com:office:office" xmlns:oel="http://schemas.microsoft.com/office/2019/extlst" xmlns:r="http://schemas.openxmlformats.org/officeDocument/2006/relationships" xmlns:m="http://schemas.openxmlformats.org/officeDocument/2006/math" xmlns:v="urn:schemas-microsoft-com:vml" xmlns:wp14="http://schemas.microsoft.com/office/word/2010/wordprocessingDrawing" xmlns:wp="http://schemas.openxmlformats.org/drawingml/2006/wordprocessingDrawing" xmlns:w10="urn:schemas-microsoft-com:office:word" xmlns:w="http://schemas.openxmlformats.org/wordprocessingml/2006/main" xmlns:w14="http://schemas.microsoft.com/office/word/2010/wordml" xmlns:w15="http://schemas.microsoft.com/office/word/2012/wordml" xmlns:w16cex="http://schemas.microsoft.com/office/word/2018/wordml/cex" xmlns:w16cid="http://schemas.microsoft.com/office/word/2016/wordml/cid" xmlns:w16="http://schemas.microsoft.com/office/word/2018/wordml" xmlns:w16du="http://schemas.microsoft.com/office/word/2023/wordml/word16du" xmlns:w16sdtdh="http://schemas.microsoft.com/office/word/2020/wordml/sdtdatahash" xmlns:w16sdtfl="http://schemas.microsoft.com/office/word/2024/wordml/sdtformatlock" xmlns:w16se="http://schemas.microsoft.com/office/word/2015/wordml/symex" xmlns:wpg="http://schemas.microsoft.com/office/word/2010/wordprocessingGroup" xmlns:wpi="http://schemas.microsoft.com/office/word/2010/wordprocessingInk" xmlns:wne="http://schemas.microsoft.com/office/word/2006/wordml" xmlns:wps="http://schemas.microsoft.com/office/word/2010/wordprocessingShape" mc:Ignorable="w14 w15 w16se w16cid w16 w16cex w16sdtdh w16sdtfl w16du wp14">
-  <w:p>
-    <w:pPr>
-      <w:pStyle w:val="Footer"/>
-    </w:pPr>
-  </w:p>
-</w:ftr>
-</file>
-
-<file path=word/footer4.xml><?xml version="1.0" encoding="utf-8"?>
+<file path=word/footer2.xml><?xml version="1.0" encoding="utf-8"?>
 <w:ftr xmlns:wpc="http://schemas.microsoft.com/office/word/2010/wordprocessingCanvas" xmlns:cx="http://schemas.microsoft.com/office/drawing/2014/chartex" xmlns:cx1="http://schemas.microsoft.com/office/drawing/2015/9/8/chartex" xmlns:cx2="http://schemas.microsoft.com/office/drawing/2015/10/21/chartex" xmlns:cx3="http://schemas.microsoft.com/office/drawing/2016/5/9/chartex" xmlns:cx4="http://schemas.microsoft.com/office/drawing/2016/5/10/chartex" xmlns:cx5="http://schemas.microsoft.com/office/drawing/2016/5/11/chartex" xmlns:cx6="http://schemas.microsoft.com/office/drawing/2016/5/12/chartex" xmlns:cx7="http://schemas.microsoft.com/office/drawing/2016/5/13/chartex" xmlns:cx8="http://schemas.microsoft.com/office/drawing/2016/5/14/chartex" xmlns:mc="http://schemas.openxmlformats.org/markup-compatibility/2006" xmlns:aink="http://schemas.microsoft.com/office/drawing/2016/ink" xmlns:am3d="http://schemas.microsoft.com/office/drawing/2017/model3d" xmlns:o="urn:schemas-microsoft-com:office:office" xmlns:oel="http://schemas.microsoft.com/office/2019/extlst" xmlns:r="http://schemas.openxmlformats.org/officeDocument/2006/relationships" xmlns:m="http://schemas.openxmlformats.org/officeDocument/2006/math" xmlns:v="urn:schemas-microsoft-com:vml" xmlns:wp14="http://schemas.microsoft.com/office/word/2010/wordprocessingDrawing" xmlns:wp="http://schemas.openxmlformats.org/drawingml/2006/wordprocessingDrawing" xmlns:w10="urn:schemas-microsoft-com:office:word" xmlns:w="http://schemas.openxmlformats.org/wordprocessingml/2006/main" xmlns:w14="http://schemas.microsoft.com/office/word/2010/wordml" xmlns:w15="http://schemas.microsoft.com/office/word/2012/wordml" xmlns:w16cex="http://schemas.microsoft.com/office/word/2018/wordml/cex" xmlns:w16cid="http://schemas.microsoft.com/office/word/2016/wordml/cid" xmlns:w16="http://schemas.microsoft.com/office/word/2018/wordml" xmlns:w16du="http://schemas.microsoft.com/office/word/2023/wordml/word16du" xmlns:w16sdtdh="http://schemas.microsoft.com/office/word/2020/wordml/sdtdatahash" xmlns:w16sdtfl="http://schemas.microsoft.com/office/word/2024/wordml/sdtformatlock" xmlns:w16se="http://schemas.microsoft.com/office/word/2015/wordml/symex" xmlns:wpg="http://schemas.microsoft.com/office/word/2010/wordprocessingGroup" xmlns:wpi="http://schemas.microsoft.com/office/word/2010/wordprocessingInk" xmlns:wne="http://schemas.microsoft.com/office/word/2006/wordml" xmlns:wps="http://schemas.microsoft.com/office/word/2010/wordprocessingShape" mc:Ignorable="w14 w15 w16se w16cid w16 w16cex w16sdtdh w16sdtfl w16du wp14">
   <w:p>
     <w:pPr>
@@ -27949,7 +27893,7 @@
 </w:ftr>
 </file>
 
-<file path=word/footer5.xml><?xml version="1.0" encoding="utf-8"?>
+<file path=word/footer3.xml><?xml version="1.0" encoding="utf-8"?>
 <w:ftr xmlns:wpc="http://schemas.microsoft.com/office/word/2010/wordprocessingCanvas" xmlns:cx="http://schemas.microsoft.com/office/drawing/2014/chartex" xmlns:cx1="http://schemas.microsoft.com/office/drawing/2015/9/8/chartex" xmlns:cx2="http://schemas.microsoft.com/office/drawing/2015/10/21/chartex" xmlns:cx3="http://schemas.microsoft.com/office/drawing/2016/5/9/chartex" xmlns:cx4="http://schemas.microsoft.com/office/drawing/2016/5/10/chartex" xmlns:cx5="http://schemas.microsoft.com/office/drawing/2016/5/11/chartex" xmlns:cx6="http://schemas.microsoft.com/office/drawing/2016/5/12/chartex" xmlns:cx7="http://schemas.microsoft.com/office/drawing/2016/5/13/chartex" xmlns:cx8="http://schemas.microsoft.com/office/drawing/2016/5/14/chartex" xmlns:mc="http://schemas.openxmlformats.org/markup-compatibility/2006" xmlns:aink="http://schemas.microsoft.com/office/drawing/2016/ink" xmlns:am3d="http://schemas.microsoft.com/office/drawing/2017/model3d" xmlns:o="urn:schemas-microsoft-com:office:office" xmlns:oel="http://schemas.microsoft.com/office/2019/extlst" xmlns:r="http://schemas.openxmlformats.org/officeDocument/2006/relationships" xmlns:m="http://schemas.openxmlformats.org/officeDocument/2006/math" xmlns:v="urn:schemas-microsoft-com:vml" xmlns:wp14="http://schemas.microsoft.com/office/word/2010/wordprocessingDrawing" xmlns:wp="http://schemas.openxmlformats.org/drawingml/2006/wordprocessingDrawing" xmlns:w10="urn:schemas-microsoft-com:office:word" xmlns:w="http://schemas.openxmlformats.org/wordprocessingml/2006/main" xmlns:w14="http://schemas.microsoft.com/office/word/2010/wordml" xmlns:w15="http://schemas.microsoft.com/office/word/2012/wordml" xmlns:w16cex="http://schemas.microsoft.com/office/word/2018/wordml/cex" xmlns:w16cid="http://schemas.microsoft.com/office/word/2016/wordml/cid" xmlns:w16="http://schemas.microsoft.com/office/word/2018/wordml" xmlns:w16du="http://schemas.microsoft.com/office/word/2023/wordml/word16du" xmlns:w16sdtdh="http://schemas.microsoft.com/office/word/2020/wordml/sdtdatahash" xmlns:w16sdtfl="http://schemas.microsoft.com/office/word/2024/wordml/sdtformatlock" xmlns:w16se="http://schemas.microsoft.com/office/word/2015/wordml/symex" xmlns:wpg="http://schemas.microsoft.com/office/word/2010/wordprocessingGroup" xmlns:wpi="http://schemas.microsoft.com/office/word/2010/wordprocessingInk" xmlns:wne="http://schemas.microsoft.com/office/word/2006/wordml" xmlns:wps="http://schemas.microsoft.com/office/word/2010/wordprocessingShape" mc:Ignorable="w14 w15 w16se w16cid w16 w16cex w16sdtdh w16sdtfl w16du wp14">
   <w:tbl>
     <w:tblPr>
@@ -28129,7 +28073,7 @@
 </w:ftr>
 </file>
 
-<file path=word/footer6.xml><?xml version="1.0" encoding="utf-8"?>
+<file path=word/footer4.xml><?xml version="1.0" encoding="utf-8"?>
 <w:ftr xmlns:wpc="http://schemas.microsoft.com/office/word/2010/wordprocessingCanvas" xmlns:cx="http://schemas.microsoft.com/office/drawing/2014/chartex" xmlns:cx1="http://schemas.microsoft.com/office/drawing/2015/9/8/chartex" xmlns:cx2="http://schemas.microsoft.com/office/drawing/2015/10/21/chartex" xmlns:cx3="http://schemas.microsoft.com/office/drawing/2016/5/9/chartex" xmlns:cx4="http://schemas.microsoft.com/office/drawing/2016/5/10/chartex" xmlns:cx5="http://schemas.microsoft.com/office/drawing/2016/5/11/chartex" xmlns:cx6="http://schemas.microsoft.com/office/drawing/2016/5/12/chartex" xmlns:cx7="http://schemas.microsoft.com/office/drawing/2016/5/13/chartex" xmlns:cx8="http://schemas.microsoft.com/office/drawing/2016/5/14/chartex" xmlns:mc="http://schemas.openxmlformats.org/markup-compatibility/2006" xmlns:aink="http://schemas.microsoft.com/office/drawing/2016/ink" xmlns:am3d="http://schemas.microsoft.com/office/drawing/2017/model3d" xmlns:o="urn:schemas-microsoft-com:office:office" xmlns:oel="http://schemas.microsoft.com/office/2019/extlst" xmlns:r="http://schemas.openxmlformats.org/officeDocument/2006/relationships" xmlns:m="http://schemas.openxmlformats.org/officeDocument/2006/math" xmlns:v="urn:schemas-microsoft-com:vml" xmlns:wp14="http://schemas.microsoft.com/office/word/2010/wordprocessingDrawing" xmlns:wp="http://schemas.openxmlformats.org/drawingml/2006/wordprocessingDrawing" xmlns:w10="urn:schemas-microsoft-com:office:word" xmlns:w="http://schemas.openxmlformats.org/wordprocessingml/2006/main" xmlns:w14="http://schemas.microsoft.com/office/word/2010/wordml" xmlns:w15="http://schemas.microsoft.com/office/word/2012/wordml" xmlns:w16cex="http://schemas.microsoft.com/office/word/2018/wordml/cex" xmlns:w16cid="http://schemas.microsoft.com/office/word/2016/wordml/cid" xmlns:w16="http://schemas.microsoft.com/office/word/2018/wordml" xmlns:w16du="http://schemas.microsoft.com/office/word/2023/wordml/word16du" xmlns:w16sdtdh="http://schemas.microsoft.com/office/word/2020/wordml/sdtdatahash" xmlns:w16sdtfl="http://schemas.microsoft.com/office/word/2024/wordml/sdtformatlock" xmlns:w16se="http://schemas.microsoft.com/office/word/2015/wordml/symex" xmlns:wpg="http://schemas.microsoft.com/office/word/2010/wordprocessingGroup" xmlns:wpi="http://schemas.microsoft.com/office/word/2010/wordprocessingInk" xmlns:wne="http://schemas.microsoft.com/office/word/2006/wordml" xmlns:wps="http://schemas.microsoft.com/office/word/2010/wordprocessingShape" mc:Ignorable="w14 w15 w16se w16cid w16 w16cex w16sdtdh w16sdtfl w16du wp14">
   <w:p>
     <w:pPr>
@@ -28179,36 +28123,6 @@
 </file>
 
 <file path=word/header3.xml><?xml version="1.0" encoding="utf-8"?>
-<w:hdr xmlns:wpc="http://schemas.microsoft.com/office/word/2010/wordprocessingCanvas" xmlns:cx="http://schemas.microsoft.com/office/drawing/2014/chartex" xmlns:cx1="http://schemas.microsoft.com/office/drawing/2015/9/8/chartex" xmlns:cx2="http://schemas.microsoft.com/office/drawing/2015/10/21/chartex" xmlns:cx3="http://schemas.microsoft.com/office/drawing/2016/5/9/chartex" xmlns:cx4="http://schemas.microsoft.com/office/drawing/2016/5/10/chartex" xmlns:cx5="http://schemas.microsoft.com/office/drawing/2016/5/11/chartex" xmlns:cx6="http://schemas.microsoft.com/office/drawing/2016/5/12/chartex" xmlns:cx7="http://schemas.microsoft.com/office/drawing/2016/5/13/chartex" xmlns:cx8="http://schemas.microsoft.com/office/drawing/2016/5/14/chartex" xmlns:mc="http://schemas.openxmlformats.org/markup-compatibility/2006" xmlns:aink="http://schemas.microsoft.com/office/drawing/2016/ink" xmlns:am3d="http://schemas.microsoft.com/office/drawing/2017/model3d" xmlns:o="urn:schemas-microsoft-com:office:office" xmlns:oel="http://schemas.microsoft.com/office/2019/extlst" xmlns:r="http://schemas.openxmlformats.org/officeDocument/2006/relationships" xmlns:m="http://schemas.openxmlformats.org/officeDocument/2006/math" xmlns:v="urn:schemas-microsoft-com:vml" xmlns:wp14="http://schemas.microsoft.com/office/word/2010/wordprocessingDrawing" xmlns:wp="http://schemas.openxmlformats.org/drawingml/2006/wordprocessingDrawing" xmlns:w10="urn:schemas-microsoft-com:office:word" xmlns:w="http://schemas.openxmlformats.org/wordprocessingml/2006/main" xmlns:w14="http://schemas.microsoft.com/office/word/2010/wordml" xmlns:w15="http://schemas.microsoft.com/office/word/2012/wordml" xmlns:w16cex="http://schemas.microsoft.com/office/word/2018/wordml/cex" xmlns:w16cid="http://schemas.microsoft.com/office/word/2016/wordml/cid" xmlns:w16="http://schemas.microsoft.com/office/word/2018/wordml" xmlns:w16du="http://schemas.microsoft.com/office/word/2023/wordml/word16du" xmlns:w16sdtdh="http://schemas.microsoft.com/office/word/2020/wordml/sdtdatahash" xmlns:w16sdtfl="http://schemas.microsoft.com/office/word/2024/wordml/sdtformatlock" xmlns:w16se="http://schemas.microsoft.com/office/word/2015/wordml/symex" xmlns:wpg="http://schemas.microsoft.com/office/word/2010/wordprocessingGroup" xmlns:wpi="http://schemas.microsoft.com/office/word/2010/wordprocessingInk" xmlns:wne="http://schemas.microsoft.com/office/word/2006/wordml" xmlns:wps="http://schemas.microsoft.com/office/word/2010/wordprocessingShape" mc:Ignorable="w14 w15 w16se w16cid w16 w16cex w16sdtdh w16sdtfl w16du wp14">
-  <w:p>
-    <w:pPr>
-      <w:pStyle w:val="Header"/>
-    </w:pPr>
-  </w:p>
-</w:hdr>
-</file>
-
-<file path=word/header4.xml><?xml version="1.0" encoding="utf-8"?>
-<w:hdr xmlns:wpc="http://schemas.microsoft.com/office/word/2010/wordprocessingCanvas" xmlns:cx="http://schemas.microsoft.com/office/drawing/2014/chartex" xmlns:cx1="http://schemas.microsoft.com/office/drawing/2015/9/8/chartex" xmlns:cx2="http://schemas.microsoft.com/office/drawing/2015/10/21/chartex" xmlns:cx3="http://schemas.microsoft.com/office/drawing/2016/5/9/chartex" xmlns:cx4="http://schemas.microsoft.com/office/drawing/2016/5/10/chartex" xmlns:cx5="http://schemas.microsoft.com/office/drawing/2016/5/11/chartex" xmlns:cx6="http://schemas.microsoft.com/office/drawing/2016/5/12/chartex" xmlns:cx7="http://schemas.microsoft.com/office/drawing/2016/5/13/chartex" xmlns:cx8="http://schemas.microsoft.com/office/drawing/2016/5/14/chartex" xmlns:mc="http://schemas.openxmlformats.org/markup-compatibility/2006" xmlns:aink="http://schemas.microsoft.com/office/drawing/2016/ink" xmlns:am3d="http://schemas.microsoft.com/office/drawing/2017/model3d" xmlns:o="urn:schemas-microsoft-com:office:office" xmlns:oel="http://schemas.microsoft.com/office/2019/extlst" xmlns:r="http://schemas.openxmlformats.org/officeDocument/2006/relationships" xmlns:m="http://schemas.openxmlformats.org/officeDocument/2006/math" xmlns:v="urn:schemas-microsoft-com:vml" xmlns:wp14="http://schemas.microsoft.com/office/word/2010/wordprocessingDrawing" xmlns:wp="http://schemas.openxmlformats.org/drawingml/2006/wordprocessingDrawing" xmlns:w10="urn:schemas-microsoft-com:office:word" xmlns:w="http://schemas.openxmlformats.org/wordprocessingml/2006/main" xmlns:w14="http://schemas.microsoft.com/office/word/2010/wordml" xmlns:w15="http://schemas.microsoft.com/office/word/2012/wordml" xmlns:w16cex="http://schemas.microsoft.com/office/word/2018/wordml/cex" xmlns:w16cid="http://schemas.microsoft.com/office/word/2016/wordml/cid" xmlns:w16="http://schemas.microsoft.com/office/word/2018/wordml" xmlns:w16du="http://schemas.microsoft.com/office/word/2023/wordml/word16du" xmlns:w16sdtdh="http://schemas.microsoft.com/office/word/2020/wordml/sdtdatahash" xmlns:w16sdtfl="http://schemas.microsoft.com/office/word/2024/wordml/sdtformatlock" xmlns:w16se="http://schemas.microsoft.com/office/word/2015/wordml/symex" xmlns:wpg="http://schemas.microsoft.com/office/word/2010/wordprocessingGroup" xmlns:wpi="http://schemas.microsoft.com/office/word/2010/wordprocessingInk" xmlns:wne="http://schemas.microsoft.com/office/word/2006/wordml" xmlns:wps="http://schemas.microsoft.com/office/word/2010/wordprocessingShape" mc:Ignorable="w14 w15 w16se w16cid w16 w16cex w16sdtdh w16sdtfl w16du wp14">
-  <w:p>
-    <w:pPr>
-      <w:pStyle w:val="Header"/>
-    </w:pPr>
-  </w:p>
-</w:hdr>
-</file>
-
-<file path=word/header5.xml><?xml version="1.0" encoding="utf-8"?>
-<w:hdr xmlns:wpc="http://schemas.microsoft.com/office/word/2010/wordprocessingCanvas" xmlns:cx="http://schemas.microsoft.com/office/drawing/2014/chartex" xmlns:cx1="http://schemas.microsoft.com/office/drawing/2015/9/8/chartex" xmlns:cx2="http://schemas.microsoft.com/office/drawing/2015/10/21/chartex" xmlns:cx3="http://schemas.microsoft.com/office/drawing/2016/5/9/chartex" xmlns:cx4="http://schemas.microsoft.com/office/drawing/2016/5/10/chartex" xmlns:cx5="http://schemas.microsoft.com/office/drawing/2016/5/11/chartex" xmlns:cx6="http://schemas.microsoft.com/office/drawing/2016/5/12/chartex" xmlns:cx7="http://schemas.microsoft.com/office/drawing/2016/5/13/chartex" xmlns:cx8="http://schemas.microsoft.com/office/drawing/2016/5/14/chartex" xmlns:mc="http://schemas.openxmlformats.org/markup-compatibility/2006" xmlns:aink="http://schemas.microsoft.com/office/drawing/2016/ink" xmlns:am3d="http://schemas.microsoft.com/office/drawing/2017/model3d" xmlns:o="urn:schemas-microsoft-com:office:office" xmlns:oel="http://schemas.microsoft.com/office/2019/extlst" xmlns:r="http://schemas.openxmlformats.org/officeDocument/2006/relationships" xmlns:m="http://schemas.openxmlformats.org/officeDocument/2006/math" xmlns:v="urn:schemas-microsoft-com:vml" xmlns:wp14="http://schemas.microsoft.com/office/word/2010/wordprocessingDrawing" xmlns:wp="http://schemas.openxmlformats.org/drawingml/2006/wordprocessingDrawing" xmlns:w10="urn:schemas-microsoft-com:office:word" xmlns:w="http://schemas.openxmlformats.org/wordprocessingml/2006/main" xmlns:w14="http://schemas.microsoft.com/office/word/2010/wordml" xmlns:w15="http://schemas.microsoft.com/office/word/2012/wordml" xmlns:w16cex="http://schemas.microsoft.com/office/word/2018/wordml/cex" xmlns:w16cid="http://schemas.microsoft.com/office/word/2016/wordml/cid" xmlns:w16="http://schemas.microsoft.com/office/word/2018/wordml" xmlns:w16du="http://schemas.microsoft.com/office/word/2023/wordml/word16du" xmlns:w16sdtdh="http://schemas.microsoft.com/office/word/2020/wordml/sdtdatahash" xmlns:w16sdtfl="http://schemas.microsoft.com/office/word/2024/wordml/sdtformatlock" xmlns:w16se="http://schemas.microsoft.com/office/word/2015/wordml/symex" xmlns:wpg="http://schemas.microsoft.com/office/word/2010/wordprocessingGroup" xmlns:wpi="http://schemas.microsoft.com/office/word/2010/wordprocessingInk" xmlns:wne="http://schemas.microsoft.com/office/word/2006/wordml" xmlns:wps="http://schemas.microsoft.com/office/word/2010/wordprocessingShape" mc:Ignorable="w14 w15 w16se w16cid w16 w16cex w16sdtdh w16sdtfl w16du wp14">
-  <w:p>
-    <w:pPr>
-      <w:pStyle w:val="Header"/>
-    </w:pPr>
-  </w:p>
-</w:hdr>
-</file>
-
-<file path=word/header6.xml><?xml version="1.0" encoding="utf-8"?>
 <w:hdr xmlns:wpc="http://schemas.microsoft.com/office/word/2010/wordprocessingCanvas" xmlns:cx="http://schemas.microsoft.com/office/drawing/2014/chartex" xmlns:cx1="http://schemas.microsoft.com/office/drawing/2015/9/8/chartex" xmlns:cx2="http://schemas.microsoft.com/office/drawing/2015/10/21/chartex" xmlns:cx3="http://schemas.microsoft.com/office/drawing/2016/5/9/chartex" xmlns:cx4="http://schemas.microsoft.com/office/drawing/2016/5/10/chartex" xmlns:cx5="http://schemas.microsoft.com/office/drawing/2016/5/11/chartex" xmlns:cx6="http://schemas.microsoft.com/office/drawing/2016/5/12/chartex" xmlns:cx7="http://schemas.microsoft.com/office/drawing/2016/5/13/chartex" xmlns:cx8="http://schemas.microsoft.com/office/drawing/2016/5/14/chartex" xmlns:mc="http://schemas.openxmlformats.org/markup-compatibility/2006" xmlns:aink="http://schemas.microsoft.com/office/drawing/2016/ink" xmlns:am3d="http://schemas.microsoft.com/office/drawing/2017/model3d" xmlns:o="urn:schemas-microsoft-com:office:office" xmlns:oel="http://schemas.microsoft.com/office/2019/extlst" xmlns:r="http://schemas.openxmlformats.org/officeDocument/2006/relationships" xmlns:m="http://schemas.openxmlformats.org/officeDocument/2006/math" xmlns:v="urn:schemas-microsoft-com:vml" xmlns:wp14="http://schemas.microsoft.com/office/word/2010/wordprocessingDrawing" xmlns:wp="http://schemas.openxmlformats.org/drawingml/2006/wordprocessingDrawing" xmlns:w10="urn:schemas-microsoft-com:office:word" xmlns:w="http://schemas.openxmlformats.org/wordprocessingml/2006/main" xmlns:w14="http://schemas.microsoft.com/office/word/2010/wordml" xmlns:w15="http://schemas.microsoft.com/office/word/2012/wordml" xmlns:w16cex="http://schemas.microsoft.com/office/word/2018/wordml/cex" xmlns:w16cid="http://schemas.microsoft.com/office/word/2016/wordml/cid" xmlns:w16="http://schemas.microsoft.com/office/word/2018/wordml" xmlns:w16du="http://schemas.microsoft.com/office/word/2023/wordml/word16du" xmlns:w16sdtdh="http://schemas.microsoft.com/office/word/2020/wordml/sdtdatahash" xmlns:w16sdtfl="http://schemas.microsoft.com/office/word/2024/wordml/sdtformatlock" xmlns:w16se="http://schemas.microsoft.com/office/word/2015/wordml/symex" xmlns:wpg="http://schemas.microsoft.com/office/word/2010/wordprocessingGroup" xmlns:wpi="http://schemas.microsoft.com/office/word/2010/wordprocessingInk" xmlns:wne="http://schemas.microsoft.com/office/word/2006/wordml" xmlns:wps="http://schemas.microsoft.com/office/word/2010/wordprocessingShape" mc:Ignorable="w14 w15 w16se w16cid w16 w16cex w16sdtdh w16sdtfl w16du wp14">
   <w:p>
     <w:pPr>
